--- a/docs/XFitness-Chatbot_Project-Report-v1.2.docx
+++ b/docs/XFitness-Chatbot_Project-Report-v1.2.docx
@@ -11001,6 +11001,8280 @@
     <w:p>
       <w:pPr>
         <w:keepNext/>
+        <w:spacing w:before="280"/>
+        <w:outlineLvl w:val="1"/>
+      </w:pPr>
+      <w:bookmarkStart w:id="15" w:name="_Toc242538666"/>
+      <w:r>
+        <w:rPr>
+          <w:b/>
+          <w:bCs/>
+          <w:color w:val="8E0A12"/>
+          <w:sz w:val="25"/>
+          <w:szCs w:val="25"/>
+        </w:rPr>
+        <w:t>3.7 ฐานข้อมูล</w:t>
+      </w:r>
+      <w:bookmarkEnd w:id="15"/>
+    </w:p>
+    <w:p>
+      <w:r>
+        <w:t>ระบบเก็บข้อมูลทั้งหมดในฐานข้อมูล SQLite ไฟล์เดียวชื่อ xfitness_db.sqlite3 ขนาด 176 KB มี 19 ตาราง แบ่งเป็น 3 กลุ่มตามตารางด้านล่าง ไฟล์นี้สร้างจากต้นฉบับ data/db/*.json ด้วยคำสั่ง python x-fitness/tools/build_dist.py ก่อน commit และอยู่ใน git ตอนเปิดเครื่องบน Render ระบบคัดลอกไฟล์นี้ไปใช้ได้ทันที ไม่ต้องโหลดข้อมูลใหม่</w:t>
+      </w:r>
+    </w:p>
+    <w:p>
+      <w:r>
+        <w:t>ข้อมูลที่เกิดระหว่างใช้งานบนเว็บจริง เช่น แชตใหม่หรือสิ่งที่พนักงานแก้ หายเมื่อเครื่อง restart ซึ่งเท่ากับย้อนกลับไปข้อมูลตั้งต้น ดัชนี LightRAG (กราฟ .graphml และเวกเตอร์) ไม่ได้อยู่ในฐานข้อมูล แต่แยกเป็นไฟล์ใน data/rag-index/ ผู้ดูแลเปิดดูทุกตารางได้ที่หลังบ้าน → ดูฐานข้อมูล และดูกราฟได้ที่ → ดูกราฟความรู้ ทั้งสองหน้าอ่านได้อย่างเดียว ไฟล์ฐานข้อมูลเปิดด้วย DBeaver ได้</w:t>
+      </w:r>
+    </w:p>
+    <w:tbl>
+      <w:tblPr>
+        <w:tblW w:w="9360" w:type="dxa"/>
+        <w:tblBorders>
+          <w:top w:val="single" w:sz="4" w:space="0" w:color="E4E7EE"/>
+          <w:left w:val="single" w:sz="4" w:space="0" w:color="E4E7EE"/>
+          <w:bottom w:val="single" w:sz="4" w:space="0" w:color="E4E7EE"/>
+          <w:right w:val="single" w:sz="4" w:space="0" w:color="E4E7EE"/>
+          <w:insideH w:val="single" w:sz="4" w:space="0" w:color="E4E7EE"/>
+          <w:insideV w:val="single" w:sz="4" w:space="0" w:color="E4E7EE"/>
+        </w:tblBorders>
+        <w:tblLayout w:type="fixed"/>
+        <w:tblCellMar>
+          <w:top w:w="50" w:type="dxa"/>
+          <w:left w:w="90" w:type="dxa"/>
+          <w:bottom w:w="50" w:type="dxa"/>
+          <w:right w:w="90" w:type="dxa"/>
+        </w:tblCellMar>
+        <w:tblLook w:val="04A0" w:firstRow="1" w:lastRow="0" w:firstColumn="1" w:lastColumn="0" w:noHBand="0" w:noVBand="1"/>
+      </w:tblPr>
+      <w:tblGrid>
+        <w:gridCol w:w="1589"/>
+        <w:gridCol w:w="3742"/>
+        <w:gridCol w:w="1384"/>
+        <w:gridCol w:w="2645"/>
+      </w:tblGrid>
+      <w:tr>
+        <w:trPr>
+          <w:tblHeader/>
+        </w:trPr>
+        <w:tc>
+          <w:tcPr>
+            <w:tcW w:w="1589" w:type="dxa"/>
+            <w:shd w:val="clear" w:color="auto" w:fill="FDECEC"/>
+          </w:tcPr>
+          <w:p>
+            <w:pPr>
+              <w:keepNext/>
+              <w:spacing w:after="0"/>
+            </w:pPr>
+            <w:r>
+              <w:rPr>
+                <w:b/>
+                <w:bCs/>
+                <w:color w:val="8E0A12"/>
+              </w:rPr>
+              <w:t>กลุ่ม</w:t>
+            </w:r>
+          </w:p>
+        </w:tc>
+        <w:tc>
+          <w:tcPr>
+            <w:tcW w:w="3742" w:type="dxa"/>
+            <w:shd w:val="clear" w:color="auto" w:fill="FDECEC"/>
+          </w:tcPr>
+          <w:p>
+            <w:pPr>
+              <w:keepNext/>
+              <w:spacing w:after="0"/>
+            </w:pPr>
+            <w:r>
+              <w:rPr>
+                <w:b/>
+                <w:bCs/>
+                <w:color w:val="8E0A12"/>
+              </w:rPr>
+              <w:t>ตาราง</w:t>
+            </w:r>
+          </w:p>
+        </w:tc>
+        <w:tc>
+          <w:tcPr>
+            <w:tcW w:w="1384" w:type="dxa"/>
+            <w:shd w:val="clear" w:color="auto" w:fill="FDECEC"/>
+          </w:tcPr>
+          <w:p>
+            <w:pPr>
+              <w:keepNext/>
+              <w:spacing w:after="0"/>
+            </w:pPr>
+            <w:r>
+              <w:rPr>
+                <w:b/>
+                <w:bCs/>
+                <w:color w:val="8E0A12"/>
+              </w:rPr>
+              <w:t>แถว</w:t>
+            </w:r>
+          </w:p>
+        </w:tc>
+        <w:tc>
+          <w:tcPr>
+            <w:tcW w:w="2645" w:type="dxa"/>
+            <w:shd w:val="clear" w:color="auto" w:fill="FDECEC"/>
+          </w:tcPr>
+          <w:p>
+            <w:pPr>
+              <w:keepNext/>
+              <w:spacing w:after="0"/>
+            </w:pPr>
+            <w:r>
+              <w:rPr>
+                <w:b/>
+                <w:bCs/>
+                <w:color w:val="8E0A12"/>
+              </w:rPr>
+              <w:t>เก็บอะไร</w:t>
+            </w:r>
+          </w:p>
+        </w:tc>
+      </w:tr>
+      <w:tr>
+        <w:tc>
+          <w:tcPr>
+            <w:tcW w:w="1589" w:type="dxa"/>
+          </w:tcPr>
+          <w:p>
+            <w:pPr>
+              <w:keepNext/>
+              <w:spacing w:after="0"/>
+            </w:pPr>
+            <w:r>
+              <w:rPr>
+                <w:b/>
+                <w:bCs/>
+              </w:rPr>
+              <w:t>ข้อมูลร้าน</w:t>
+            </w:r>
+          </w:p>
+        </w:tc>
+        <w:tc>
+          <w:tcPr>
+            <w:tcW w:w="3742" w:type="dxa"/>
+          </w:tcPr>
+          <w:p>
+            <w:pPr>
+              <w:keepNext/>
+              <w:spacing w:after="0"/>
+            </w:pPr>
+            <w:r>
+              <w:t>packages · classes · trainers · schedule · pt_packages · products · promotions · members · bookings · payments · leads · receipts</w:t>
+            </w:r>
+          </w:p>
+        </w:tc>
+        <w:tc>
+          <w:tcPr>
+            <w:tcW w:w="1384" w:type="dxa"/>
+          </w:tcPr>
+          <w:p>
+            <w:pPr>
+              <w:keepNext/>
+              <w:spacing w:after="0"/>
+            </w:pPr>
+            <w:r>
+              <w:t>110</w:t>
+            </w:r>
+          </w:p>
+        </w:tc>
+        <w:tc>
+          <w:tcPr>
+            <w:tcW w:w="2645" w:type="dxa"/>
+          </w:tcPr>
+          <w:p>
+            <w:pPr>
+              <w:keepNext/>
+              <w:spacing w:after="0"/>
+            </w:pPr>
+            <w:r>
+              <w:t>มาจาก data/db/*.json ใส่ไว้ในฐานข้อมูลพร้อมใช้ พนักงานแก้สถานะบางตารางได้จากหลังบ้าน</w:t>
+            </w:r>
+          </w:p>
+        </w:tc>
+      </w:tr>
+      <w:tr>
+        <w:tc>
+          <w:tcPr>
+            <w:tcW w:w="1589" w:type="dxa"/>
+          </w:tcPr>
+          <w:p>
+            <w:pPr>
+              <w:keepNext/>
+              <w:spacing w:after="0"/>
+            </w:pPr>
+            <w:r>
+              <w:rPr>
+                <w:b/>
+                <w:bCs/>
+              </w:rPr>
+              <w:t>แชต</w:t>
+            </w:r>
+          </w:p>
+        </w:tc>
+        <w:tc>
+          <w:tcPr>
+            <w:tcW w:w="3742" w:type="dxa"/>
+          </w:tcPr>
+          <w:p>
+            <w:pPr>
+              <w:keepNext/>
+              <w:spacing w:after="0"/>
+            </w:pPr>
+            <w:r>
+              <w:t>conversations · messages · line_users · uploads · slips</w:t>
+            </w:r>
+          </w:p>
+        </w:tc>
+        <w:tc>
+          <w:tcPr>
+            <w:tcW w:w="1384" w:type="dxa"/>
+          </w:tcPr>
+          <w:p>
+            <w:pPr>
+              <w:keepNext/>
+              <w:spacing w:after="0"/>
+            </w:pPr>
+            <w:r>
+              <w:t>13</w:t>
+            </w:r>
+          </w:p>
+        </w:tc>
+        <w:tc>
+          <w:tcPr>
+            <w:tcW w:w="2645" w:type="dxa"/>
+          </w:tcPr>
+          <w:p>
+            <w:pPr>
+              <w:keepNext/>
+              <w:spacing w:after="0"/>
+            </w:pPr>
+            <w:r>
+              <w:t>ข้อความจากหน้าเว็บและ LINE ที่บอทกับพนักงานตอบ เกิดขึ้นระหว่างใช้งาน</w:t>
+            </w:r>
+          </w:p>
+        </w:tc>
+      </w:tr>
+      <w:tr>
+        <w:tc>
+          <w:tcPr>
+            <w:tcW w:w="1589" w:type="dxa"/>
+          </w:tcPr>
+          <w:p>
+            <w:pPr>
+              <w:keepNext/>
+              <w:spacing w:after="0"/>
+            </w:pPr>
+            <w:r>
+              <w:rPr>
+                <w:b/>
+                <w:bCs/>
+              </w:rPr>
+              <w:t>ระบบ</w:t>
+            </w:r>
+          </w:p>
+        </w:tc>
+        <w:tc>
+          <w:tcPr>
+            <w:tcW w:w="3742" w:type="dxa"/>
+          </w:tcPr>
+          <w:p>
+            <w:pPr>
+              <w:keepNext/>
+              <w:spacing w:after="0"/>
+            </w:pPr>
+            <w:r>
+              <w:t>settings · seed</w:t>
+            </w:r>
+          </w:p>
+        </w:tc>
+        <w:tc>
+          <w:tcPr>
+            <w:tcW w:w="1384" w:type="dxa"/>
+          </w:tcPr>
+          <w:p>
+            <w:pPr>
+              <w:keepNext/>
+              <w:spacing w:after="0"/>
+            </w:pPr>
+            <w:r>
+              <w:t>28</w:t>
+            </w:r>
+          </w:p>
+        </w:tc>
+        <w:tc>
+          <w:tcPr>
+            <w:tcW w:w="2645" w:type="dxa"/>
+          </w:tcPr>
+          <w:p>
+            <w:pPr>
+              <w:keepNext/>
+              <w:spacing w:after="0"/>
+            </w:pPr>
+            <w:r>
+              <w:t>ค่าตั้งต้นและข้อมูลที่ระบบใช้เอง</w:t>
+            </w:r>
+          </w:p>
+        </w:tc>
+      </w:tr>
+    </w:tbl>
+    <w:p>
+      <w:r>
+        <w:t>พจนานุกรมข้อมูล (data dictionary) ด้านล่างอธิบายทุกคอลัมน์ เก็บไว้ที่ data/db/datadict.json หน้าดูฐานข้อมูลในหลังบ้านใช้ไฟล์เดียวกัน</w:t>
+      </w:r>
+    </w:p>
+    <w:tbl>
+      <w:tblPr>
+        <w:tblW w:w="9360" w:type="dxa"/>
+        <w:tblBorders>
+          <w:top w:val="single" w:sz="4" w:space="0" w:color="E4E7EE"/>
+          <w:left w:val="single" w:sz="4" w:space="0" w:color="E4E7EE"/>
+          <w:bottom w:val="single" w:sz="4" w:space="0" w:color="E4E7EE"/>
+          <w:right w:val="single" w:sz="4" w:space="0" w:color="E4E7EE"/>
+          <w:insideH w:val="single" w:sz="4" w:space="0" w:color="E4E7EE"/>
+          <w:insideV w:val="single" w:sz="4" w:space="0" w:color="E4E7EE"/>
+        </w:tblBorders>
+        <w:tblLayout w:type="fixed"/>
+        <w:tblCellMar>
+          <w:top w:w="50" w:type="dxa"/>
+          <w:left w:w="90" w:type="dxa"/>
+          <w:bottom w:w="50" w:type="dxa"/>
+          <w:right w:w="90" w:type="dxa"/>
+        </w:tblCellMar>
+        <w:tblLook w:val="04A0" w:firstRow="1" w:lastRow="0" w:firstColumn="1" w:lastColumn="0" w:noHBand="0" w:noVBand="1"/>
+      </w:tblPr>
+      <w:tblGrid>
+        <w:gridCol w:w="1589"/>
+        <w:gridCol w:w="3742"/>
+        <w:gridCol w:w="1384"/>
+        <w:gridCol w:w="2645"/>
+      </w:tblGrid>
+      <w:tr>
+        <w:trPr>
+          <w:tblHeader/>
+        </w:trPr>
+        <w:tc>
+          <w:tcPr>
+            <w:tcW w:w="1589" w:type="dxa"/>
+            <w:shd w:val="clear" w:color="auto" w:fill="FDECEC"/>
+          </w:tcPr>
+          <w:p>
+            <w:pPr>
+              <w:keepNext/>
+              <w:spacing w:after="0"/>
+            </w:pPr>
+            <w:r>
+              <w:rPr>
+                <w:b/>
+                <w:bCs/>
+                <w:color w:val="8E0A12"/>
+              </w:rPr>
+              <w:t>ตาราง</w:t>
+            </w:r>
+          </w:p>
+        </w:tc>
+        <w:tc>
+          <w:tcPr>
+            <w:tcW w:w="3742" w:type="dxa"/>
+            <w:shd w:val="clear" w:color="auto" w:fill="FDECEC"/>
+          </w:tcPr>
+          <w:p>
+            <w:pPr>
+              <w:keepNext/>
+              <w:spacing w:after="0"/>
+            </w:pPr>
+            <w:r>
+              <w:rPr>
+                <w:b/>
+                <w:bCs/>
+                <w:color w:val="8E0A12"/>
+              </w:rPr>
+              <w:t>คอลัมน์</w:t>
+            </w:r>
+          </w:p>
+        </w:tc>
+        <w:tc>
+          <w:tcPr>
+            <w:tcW w:w="1384" w:type="dxa"/>
+            <w:shd w:val="clear" w:color="auto" w:fill="FDECEC"/>
+          </w:tcPr>
+          <w:p>
+            <w:pPr>
+              <w:keepNext/>
+              <w:spacing w:after="0"/>
+            </w:pPr>
+            <w:r>
+              <w:rPr>
+                <w:b/>
+                <w:bCs/>
+                <w:color w:val="8E0A12"/>
+              </w:rPr>
+              <w:t>ชนิด</w:t>
+            </w:r>
+          </w:p>
+        </w:tc>
+        <w:tc>
+          <w:tcPr>
+            <w:tcW w:w="2645" w:type="dxa"/>
+            <w:shd w:val="clear" w:color="auto" w:fill="FDECEC"/>
+          </w:tcPr>
+          <w:p>
+            <w:pPr>
+              <w:keepNext/>
+              <w:spacing w:after="0"/>
+            </w:pPr>
+            <w:r>
+              <w:rPr>
+                <w:b/>
+                <w:bCs/>
+                <w:color w:val="8E0A12"/>
+              </w:rPr>
+              <w:t>ความหมาย</w:t>
+            </w:r>
+          </w:p>
+        </w:tc>
+      </w:tr>
+      <w:tr>
+        <w:tc>
+          <w:tcPr>
+            <w:tcW w:w="1589" w:type="dxa"/>
+          </w:tcPr>
+          <w:p>
+            <w:pPr>
+              <w:keepNext/>
+              <w:spacing w:after="0"/>
+            </w:pPr>
+            <w:r>
+              <w:rPr>
+                <w:b/>
+                <w:bCs/>
+              </w:rPr>
+              <w:t>packages (5 แถว)</w:t>
+            </w:r>
+          </w:p>
+        </w:tc>
+        <w:tc>
+          <w:tcPr>
+            <w:tcW w:w="3742" w:type="dxa"/>
+          </w:tcPr>
+          <w:p>
+            <w:pPr>
+              <w:keepNext/>
+              <w:spacing w:after="0"/>
+            </w:pPr>
+            <w:r>
+              <w:t>id</w:t>
+            </w:r>
+          </w:p>
+        </w:tc>
+        <w:tc>
+          <w:tcPr>
+            <w:tcW w:w="1384" w:type="dxa"/>
+          </w:tcPr>
+          <w:p>
+            <w:pPr>
+              <w:keepNext/>
+              <w:spacing w:after="0"/>
+            </w:pPr>
+            <w:r>
+              <w:t>TEXT</w:t>
+            </w:r>
+          </w:p>
+        </w:tc>
+        <w:tc>
+          <w:tcPr>
+            <w:tcW w:w="2645" w:type="dxa"/>
+          </w:tcPr>
+          <w:p>
+            <w:pPr>
+              <w:keepNext/>
+              <w:spacing w:after="0"/>
+            </w:pPr>
+            <w:r>
+              <w:t>รหัสแพ็กเกจ เช่น PKG-FLEX</w:t>
+            </w:r>
+          </w:p>
+        </w:tc>
+      </w:tr>
+      <w:tr>
+        <w:tc>
+          <w:tcPr>
+            <w:tcW w:w="1589" w:type="dxa"/>
+          </w:tcPr>
+          <w:p>
+            <w:pPr>
+              <w:keepNext/>
+              <w:spacing w:after="0"/>
+            </w:pPr>
+            <w:r>
+              <w:rPr>
+                <w:b/>
+                <w:bCs/>
+              </w:rPr>
+            </w:r>
+          </w:p>
+        </w:tc>
+        <w:tc>
+          <w:tcPr>
+            <w:tcW w:w="3742" w:type="dxa"/>
+          </w:tcPr>
+          <w:p>
+            <w:pPr>
+              <w:keepNext/>
+              <w:spacing w:after="0"/>
+            </w:pPr>
+            <w:r>
+              <w:t>name</w:t>
+            </w:r>
+          </w:p>
+        </w:tc>
+        <w:tc>
+          <w:tcPr>
+            <w:tcW w:w="1384" w:type="dxa"/>
+          </w:tcPr>
+          <w:p>
+            <w:pPr>
+              <w:keepNext/>
+              <w:spacing w:after="0"/>
+            </w:pPr>
+            <w:r>
+              <w:t>TEXT</w:t>
+            </w:r>
+          </w:p>
+        </w:tc>
+        <w:tc>
+          <w:tcPr>
+            <w:tcW w:w="2645" w:type="dxa"/>
+          </w:tcPr>
+          <w:p>
+            <w:pPr>
+              <w:keepNext/>
+              <w:spacing w:after="0"/>
+            </w:pPr>
+            <w:r>
+              <w:t>ชื่ออังกฤษ</w:t>
+            </w:r>
+          </w:p>
+        </w:tc>
+      </w:tr>
+      <w:tr>
+        <w:tc>
+          <w:tcPr>
+            <w:tcW w:w="1589" w:type="dxa"/>
+          </w:tcPr>
+          <w:p>
+            <w:pPr>
+              <w:keepNext/>
+              <w:spacing w:after="0"/>
+            </w:pPr>
+            <w:r>
+              <w:rPr>
+                <w:b/>
+                <w:bCs/>
+              </w:rPr>
+            </w:r>
+          </w:p>
+        </w:tc>
+        <w:tc>
+          <w:tcPr>
+            <w:tcW w:w="3742" w:type="dxa"/>
+          </w:tcPr>
+          <w:p>
+            <w:pPr>
+              <w:keepNext/>
+              <w:spacing w:after="0"/>
+            </w:pPr>
+            <w:r>
+              <w:t>name_th</w:t>
+            </w:r>
+          </w:p>
+        </w:tc>
+        <w:tc>
+          <w:tcPr>
+            <w:tcW w:w="1384" w:type="dxa"/>
+          </w:tcPr>
+          <w:p>
+            <w:pPr>
+              <w:keepNext/>
+              <w:spacing w:after="0"/>
+            </w:pPr>
+            <w:r>
+              <w:t>TEXT</w:t>
+            </w:r>
+          </w:p>
+        </w:tc>
+        <w:tc>
+          <w:tcPr>
+            <w:tcW w:w="2645" w:type="dxa"/>
+          </w:tcPr>
+          <w:p>
+            <w:pPr>
+              <w:keepNext/>
+              <w:spacing w:after="0"/>
+            </w:pPr>
+            <w:r>
+              <w:t>ชื่อไทย</w:t>
+            </w:r>
+          </w:p>
+        </w:tc>
+      </w:tr>
+      <w:tr>
+        <w:tc>
+          <w:tcPr>
+            <w:tcW w:w="1589" w:type="dxa"/>
+          </w:tcPr>
+          <w:p>
+            <w:pPr>
+              <w:keepNext/>
+              <w:spacing w:after="0"/>
+            </w:pPr>
+            <w:r>
+              <w:rPr>
+                <w:b/>
+                <w:bCs/>
+              </w:rPr>
+            </w:r>
+          </w:p>
+        </w:tc>
+        <w:tc>
+          <w:tcPr>
+            <w:tcW w:w="3742" w:type="dxa"/>
+          </w:tcPr>
+          <w:p>
+            <w:pPr>
+              <w:keepNext/>
+              <w:spacing w:after="0"/>
+            </w:pPr>
+            <w:r>
+              <w:t>price</w:t>
+            </w:r>
+          </w:p>
+        </w:tc>
+        <w:tc>
+          <w:tcPr>
+            <w:tcW w:w="1384" w:type="dxa"/>
+          </w:tcPr>
+          <w:p>
+            <w:pPr>
+              <w:keepNext/>
+              <w:spacing w:after="0"/>
+            </w:pPr>
+            <w:r>
+              <w:t>INTEGER</w:t>
+            </w:r>
+          </w:p>
+        </w:tc>
+        <w:tc>
+          <w:tcPr>
+            <w:tcW w:w="2645" w:type="dxa"/>
+          </w:tcPr>
+          <w:p>
+            <w:pPr>
+              <w:keepNext/>
+              <w:spacing w:after="0"/>
+            </w:pPr>
+            <w:r>
+              <w:t>ราคา (บาท)</w:t>
+            </w:r>
+          </w:p>
+        </w:tc>
+      </w:tr>
+      <w:tr>
+        <w:tc>
+          <w:tcPr>
+            <w:tcW w:w="1589" w:type="dxa"/>
+          </w:tcPr>
+          <w:p>
+            <w:pPr>
+              <w:keepNext/>
+              <w:spacing w:after="0"/>
+            </w:pPr>
+            <w:r>
+              <w:rPr>
+                <w:b/>
+                <w:bCs/>
+              </w:rPr>
+            </w:r>
+          </w:p>
+        </w:tc>
+        <w:tc>
+          <w:tcPr>
+            <w:tcW w:w="3742" w:type="dxa"/>
+          </w:tcPr>
+          <w:p>
+            <w:pPr>
+              <w:keepNext/>
+              <w:spacing w:after="0"/>
+            </w:pPr>
+            <w:r>
+              <w:t>unit</w:t>
+            </w:r>
+          </w:p>
+        </w:tc>
+        <w:tc>
+          <w:tcPr>
+            <w:tcW w:w="1384" w:type="dxa"/>
+          </w:tcPr>
+          <w:p>
+            <w:pPr>
+              <w:keepNext/>
+              <w:spacing w:after="0"/>
+            </w:pPr>
+            <w:r>
+              <w:t>TEXT</w:t>
+            </w:r>
+          </w:p>
+        </w:tc>
+        <w:tc>
+          <w:tcPr>
+            <w:tcW w:w="2645" w:type="dxa"/>
+          </w:tcPr>
+          <w:p>
+            <w:pPr>
+              <w:keepNext/>
+              <w:spacing w:after="0"/>
+            </w:pPr>
+            <w:r>
+              <w:t>หน่วยราคา เช่น ต่อเดือน</w:t>
+            </w:r>
+          </w:p>
+        </w:tc>
+      </w:tr>
+      <w:tr>
+        <w:tc>
+          <w:tcPr>
+            <w:tcW w:w="1589" w:type="dxa"/>
+          </w:tcPr>
+          <w:p>
+            <w:pPr>
+              <w:keepNext/>
+              <w:spacing w:after="0"/>
+            </w:pPr>
+            <w:r>
+              <w:rPr>
+                <w:b/>
+                <w:bCs/>
+              </w:rPr>
+            </w:r>
+          </w:p>
+        </w:tc>
+        <w:tc>
+          <w:tcPr>
+            <w:tcW w:w="3742" w:type="dxa"/>
+          </w:tcPr>
+          <w:p>
+            <w:pPr>
+              <w:keepNext/>
+              <w:spacing w:after="0"/>
+            </w:pPr>
+            <w:r>
+              <w:t>contract_months</w:t>
+            </w:r>
+          </w:p>
+        </w:tc>
+        <w:tc>
+          <w:tcPr>
+            <w:tcW w:w="1384" w:type="dxa"/>
+          </w:tcPr>
+          <w:p>
+            <w:pPr>
+              <w:keepNext/>
+              <w:spacing w:after="0"/>
+            </w:pPr>
+            <w:r>
+              <w:t>INTEGER</w:t>
+            </w:r>
+          </w:p>
+        </w:tc>
+        <w:tc>
+          <w:tcPr>
+            <w:tcW w:w="2645" w:type="dxa"/>
+          </w:tcPr>
+          <w:p>
+            <w:pPr>
+              <w:keepNext/>
+              <w:spacing w:after="0"/>
+            </w:pPr>
+            <w:r>
+              <w:t>ระยะสัญญา (เดือน) ไม่มีสัญญา = 0</w:t>
+            </w:r>
+          </w:p>
+        </w:tc>
+      </w:tr>
+      <w:tr>
+        <w:tc>
+          <w:tcPr>
+            <w:tcW w:w="1589" w:type="dxa"/>
+          </w:tcPr>
+          <w:p>
+            <w:pPr>
+              <w:keepNext/>
+              <w:spacing w:after="0"/>
+            </w:pPr>
+            <w:r>
+              <w:rPr>
+                <w:b/>
+                <w:bCs/>
+              </w:rPr>
+            </w:r>
+          </w:p>
+        </w:tc>
+        <w:tc>
+          <w:tcPr>
+            <w:tcW w:w="3742" w:type="dxa"/>
+          </w:tcPr>
+          <w:p>
+            <w:pPr>
+              <w:keepNext/>
+              <w:spacing w:after="0"/>
+            </w:pPr>
+            <w:r>
+              <w:t>joining_fee</w:t>
+            </w:r>
+          </w:p>
+        </w:tc>
+        <w:tc>
+          <w:tcPr>
+            <w:tcW w:w="1384" w:type="dxa"/>
+          </w:tcPr>
+          <w:p>
+            <w:pPr>
+              <w:keepNext/>
+              <w:spacing w:after="0"/>
+            </w:pPr>
+            <w:r>
+              <w:t>INTEGER</w:t>
+            </w:r>
+          </w:p>
+        </w:tc>
+        <w:tc>
+          <w:tcPr>
+            <w:tcW w:w="2645" w:type="dxa"/>
+          </w:tcPr>
+          <w:p>
+            <w:pPr>
+              <w:keepNext/>
+              <w:spacing w:after="0"/>
+            </w:pPr>
+            <w:r>
+              <w:t>ค่าแรกเข้า (บาท)</w:t>
+            </w:r>
+          </w:p>
+        </w:tc>
+      </w:tr>
+      <w:tr>
+        <w:tc>
+          <w:tcPr>
+            <w:tcW w:w="1589" w:type="dxa"/>
+          </w:tcPr>
+          <w:p>
+            <w:pPr>
+              <w:keepNext/>
+              <w:spacing w:after="0"/>
+            </w:pPr>
+            <w:r>
+              <w:rPr>
+                <w:b/>
+                <w:bCs/>
+              </w:rPr>
+            </w:r>
+          </w:p>
+        </w:tc>
+        <w:tc>
+          <w:tcPr>
+            <w:tcW w:w="3742" w:type="dxa"/>
+          </w:tcPr>
+          <w:p>
+            <w:pPr>
+              <w:keepNext/>
+              <w:spacing w:after="0"/>
+            </w:pPr>
+            <w:r>
+              <w:t>class_access</w:t>
+            </w:r>
+          </w:p>
+        </w:tc>
+        <w:tc>
+          <w:tcPr>
+            <w:tcW w:w="1384" w:type="dxa"/>
+          </w:tcPr>
+          <w:p>
+            <w:pPr>
+              <w:keepNext/>
+              <w:spacing w:after="0"/>
+            </w:pPr>
+            <w:r>
+              <w:t>TEXT</w:t>
+            </w:r>
+          </w:p>
+        </w:tc>
+        <w:tc>
+          <w:tcPr>
+            <w:tcW w:w="2645" w:type="dxa"/>
+          </w:tcPr>
+          <w:p>
+            <w:pPr>
+              <w:keepNext/>
+              <w:spacing w:after="0"/>
+            </w:pPr>
+            <w:r>
+              <w:t>สิทธิ์เข้าคลาส</w:t>
+            </w:r>
+          </w:p>
+        </w:tc>
+      </w:tr>
+      <w:tr>
+        <w:tc>
+          <w:tcPr>
+            <w:tcW w:w="1589" w:type="dxa"/>
+          </w:tcPr>
+          <w:p>
+            <w:pPr>
+              <w:keepNext/>
+              <w:spacing w:after="0"/>
+            </w:pPr>
+            <w:r>
+              <w:rPr>
+                <w:b/>
+                <w:bCs/>
+              </w:rPr>
+            </w:r>
+          </w:p>
+        </w:tc>
+        <w:tc>
+          <w:tcPr>
+            <w:tcW w:w="3742" w:type="dxa"/>
+          </w:tcPr>
+          <w:p>
+            <w:pPr>
+              <w:keepNext/>
+              <w:spacing w:after="0"/>
+            </w:pPr>
+            <w:r>
+              <w:t>notes</w:t>
+            </w:r>
+          </w:p>
+        </w:tc>
+        <w:tc>
+          <w:tcPr>
+            <w:tcW w:w="1384" w:type="dxa"/>
+          </w:tcPr>
+          <w:p>
+            <w:pPr>
+              <w:keepNext/>
+              <w:spacing w:after="0"/>
+            </w:pPr>
+            <w:r>
+              <w:t>TEXT</w:t>
+            </w:r>
+          </w:p>
+        </w:tc>
+        <w:tc>
+          <w:tcPr>
+            <w:tcW w:w="2645" w:type="dxa"/>
+          </w:tcPr>
+          <w:p>
+            <w:pPr>
+              <w:keepNext/>
+              <w:spacing w:after="0"/>
+            </w:pPr>
+            <w:r>
+              <w:t>เงื่อนไขเพิ่มเติม</w:t>
+            </w:r>
+          </w:p>
+        </w:tc>
+      </w:tr>
+      <w:tr>
+        <w:tc>
+          <w:tcPr>
+            <w:tcW w:w="1589" w:type="dxa"/>
+          </w:tcPr>
+          <w:p>
+            <w:pPr>
+              <w:keepNext/>
+              <w:spacing w:after="0"/>
+            </w:pPr>
+            <w:r>
+              <w:rPr>
+                <w:b/>
+                <w:bCs/>
+              </w:rPr>
+              <w:t>classes (8 แถว)</w:t>
+            </w:r>
+          </w:p>
+        </w:tc>
+        <w:tc>
+          <w:tcPr>
+            <w:tcW w:w="3742" w:type="dxa"/>
+          </w:tcPr>
+          <w:p>
+            <w:pPr>
+              <w:keepNext/>
+              <w:spacing w:after="0"/>
+            </w:pPr>
+            <w:r>
+              <w:t>id</w:t>
+            </w:r>
+          </w:p>
+        </w:tc>
+        <w:tc>
+          <w:tcPr>
+            <w:tcW w:w="1384" w:type="dxa"/>
+          </w:tcPr>
+          <w:p>
+            <w:pPr>
+              <w:keepNext/>
+              <w:spacing w:after="0"/>
+            </w:pPr>
+            <w:r>
+              <w:t>TEXT</w:t>
+            </w:r>
+          </w:p>
+        </w:tc>
+        <w:tc>
+          <w:tcPr>
+            <w:tcW w:w="2645" w:type="dxa"/>
+          </w:tcPr>
+          <w:p>
+            <w:pPr>
+              <w:keepNext/>
+              <w:spacing w:after="0"/>
+            </w:pPr>
+            <w:r>
+              <w:t>รหัสคลาส</w:t>
+            </w:r>
+          </w:p>
+        </w:tc>
+      </w:tr>
+      <w:tr>
+        <w:tc>
+          <w:tcPr>
+            <w:tcW w:w="1589" w:type="dxa"/>
+          </w:tcPr>
+          <w:p>
+            <w:pPr>
+              <w:keepNext/>
+              <w:spacing w:after="0"/>
+            </w:pPr>
+            <w:r>
+              <w:rPr>
+                <w:b/>
+                <w:bCs/>
+              </w:rPr>
+            </w:r>
+          </w:p>
+        </w:tc>
+        <w:tc>
+          <w:tcPr>
+            <w:tcW w:w="3742" w:type="dxa"/>
+          </w:tcPr>
+          <w:p>
+            <w:pPr>
+              <w:keepNext/>
+              <w:spacing w:after="0"/>
+            </w:pPr>
+            <w:r>
+              <w:t>name</w:t>
+            </w:r>
+          </w:p>
+        </w:tc>
+        <w:tc>
+          <w:tcPr>
+            <w:tcW w:w="1384" w:type="dxa"/>
+          </w:tcPr>
+          <w:p>
+            <w:pPr>
+              <w:keepNext/>
+              <w:spacing w:after="0"/>
+            </w:pPr>
+            <w:r>
+              <w:t>TEXT</w:t>
+            </w:r>
+          </w:p>
+        </w:tc>
+        <w:tc>
+          <w:tcPr>
+            <w:tcW w:w="2645" w:type="dxa"/>
+          </w:tcPr>
+          <w:p>
+            <w:pPr>
+              <w:keepNext/>
+              <w:spacing w:after="0"/>
+            </w:pPr>
+            <w:r>
+              <w:t>ชื่อคลาส</w:t>
+            </w:r>
+          </w:p>
+        </w:tc>
+      </w:tr>
+      <w:tr>
+        <w:tc>
+          <w:tcPr>
+            <w:tcW w:w="1589" w:type="dxa"/>
+          </w:tcPr>
+          <w:p>
+            <w:pPr>
+              <w:keepNext/>
+              <w:spacing w:after="0"/>
+            </w:pPr>
+            <w:r>
+              <w:rPr>
+                <w:b/>
+                <w:bCs/>
+              </w:rPr>
+            </w:r>
+          </w:p>
+        </w:tc>
+        <w:tc>
+          <w:tcPr>
+            <w:tcW w:w="3742" w:type="dxa"/>
+          </w:tcPr>
+          <w:p>
+            <w:pPr>
+              <w:keepNext/>
+              <w:spacing w:after="0"/>
+            </w:pPr>
+            <w:r>
+              <w:t>name_th</w:t>
+            </w:r>
+          </w:p>
+        </w:tc>
+        <w:tc>
+          <w:tcPr>
+            <w:tcW w:w="1384" w:type="dxa"/>
+          </w:tcPr>
+          <w:p>
+            <w:pPr>
+              <w:keepNext/>
+              <w:spacing w:after="0"/>
+            </w:pPr>
+            <w:r>
+              <w:t>TEXT</w:t>
+            </w:r>
+          </w:p>
+        </w:tc>
+        <w:tc>
+          <w:tcPr>
+            <w:tcW w:w="2645" w:type="dxa"/>
+          </w:tcPr>
+          <w:p>
+            <w:pPr>
+              <w:keepNext/>
+              <w:spacing w:after="0"/>
+            </w:pPr>
+            <w:r>
+              <w:t>ชื่อไทย</w:t>
+            </w:r>
+          </w:p>
+        </w:tc>
+      </w:tr>
+      <w:tr>
+        <w:tc>
+          <w:tcPr>
+            <w:tcW w:w="1589" w:type="dxa"/>
+          </w:tcPr>
+          <w:p>
+            <w:pPr>
+              <w:keepNext/>
+              <w:spacing w:after="0"/>
+            </w:pPr>
+            <w:r>
+              <w:rPr>
+                <w:b/>
+                <w:bCs/>
+              </w:rPr>
+            </w:r>
+          </w:p>
+        </w:tc>
+        <w:tc>
+          <w:tcPr>
+            <w:tcW w:w="3742" w:type="dxa"/>
+          </w:tcPr>
+          <w:p>
+            <w:pPr>
+              <w:keepNext/>
+              <w:spacing w:after="0"/>
+            </w:pPr>
+            <w:r>
+              <w:t>minutes</w:t>
+            </w:r>
+          </w:p>
+        </w:tc>
+        <w:tc>
+          <w:tcPr>
+            <w:tcW w:w="1384" w:type="dxa"/>
+          </w:tcPr>
+          <w:p>
+            <w:pPr>
+              <w:keepNext/>
+              <w:spacing w:after="0"/>
+            </w:pPr>
+            <w:r>
+              <w:t>INTEGER</w:t>
+            </w:r>
+          </w:p>
+        </w:tc>
+        <w:tc>
+          <w:tcPr>
+            <w:tcW w:w="2645" w:type="dxa"/>
+          </w:tcPr>
+          <w:p>
+            <w:pPr>
+              <w:keepNext/>
+              <w:spacing w:after="0"/>
+            </w:pPr>
+            <w:r>
+              <w:t>ความยาว (นาที)</w:t>
+            </w:r>
+          </w:p>
+        </w:tc>
+      </w:tr>
+      <w:tr>
+        <w:tc>
+          <w:tcPr>
+            <w:tcW w:w="1589" w:type="dxa"/>
+          </w:tcPr>
+          <w:p>
+            <w:pPr>
+              <w:keepNext/>
+              <w:spacing w:after="0"/>
+            </w:pPr>
+            <w:r>
+              <w:rPr>
+                <w:b/>
+                <w:bCs/>
+              </w:rPr>
+            </w:r>
+          </w:p>
+        </w:tc>
+        <w:tc>
+          <w:tcPr>
+            <w:tcW w:w="3742" w:type="dxa"/>
+          </w:tcPr>
+          <w:p>
+            <w:pPr>
+              <w:keepNext/>
+              <w:spacing w:after="0"/>
+            </w:pPr>
+            <w:r>
+              <w:t>level</w:t>
+            </w:r>
+          </w:p>
+        </w:tc>
+        <w:tc>
+          <w:tcPr>
+            <w:tcW w:w="1384" w:type="dxa"/>
+          </w:tcPr>
+          <w:p>
+            <w:pPr>
+              <w:keepNext/>
+              <w:spacing w:after="0"/>
+            </w:pPr>
+            <w:r>
+              <w:t>TEXT</w:t>
+            </w:r>
+          </w:p>
+        </w:tc>
+        <w:tc>
+          <w:tcPr>
+            <w:tcW w:w="2645" w:type="dxa"/>
+          </w:tcPr>
+          <w:p>
+            <w:pPr>
+              <w:keepNext/>
+              <w:spacing w:after="0"/>
+            </w:pPr>
+            <w:r>
+              <w:t>ระดับที่เหมาะ</w:t>
+            </w:r>
+          </w:p>
+        </w:tc>
+      </w:tr>
+      <w:tr>
+        <w:tc>
+          <w:tcPr>
+            <w:tcW w:w="1589" w:type="dxa"/>
+          </w:tcPr>
+          <w:p>
+            <w:pPr>
+              <w:keepNext/>
+              <w:spacing w:after="0"/>
+            </w:pPr>
+            <w:r>
+              <w:rPr>
+                <w:b/>
+                <w:bCs/>
+              </w:rPr>
+            </w:r>
+          </w:p>
+        </w:tc>
+        <w:tc>
+          <w:tcPr>
+            <w:tcW w:w="3742" w:type="dxa"/>
+          </w:tcPr>
+          <w:p>
+            <w:pPr>
+              <w:keepNext/>
+              <w:spacing w:after="0"/>
+            </w:pPr>
+            <w:r>
+              <w:t>room</w:t>
+            </w:r>
+          </w:p>
+        </w:tc>
+        <w:tc>
+          <w:tcPr>
+            <w:tcW w:w="1384" w:type="dxa"/>
+          </w:tcPr>
+          <w:p>
+            <w:pPr>
+              <w:keepNext/>
+              <w:spacing w:after="0"/>
+            </w:pPr>
+            <w:r>
+              <w:t>TEXT</w:t>
+            </w:r>
+          </w:p>
+        </w:tc>
+        <w:tc>
+          <w:tcPr>
+            <w:tcW w:w="2645" w:type="dxa"/>
+          </w:tcPr>
+          <w:p>
+            <w:pPr>
+              <w:keepNext/>
+              <w:spacing w:after="0"/>
+            </w:pPr>
+            <w:r>
+              <w:t>ห้องที่ใช้</w:t>
+            </w:r>
+          </w:p>
+        </w:tc>
+      </w:tr>
+      <w:tr>
+        <w:tc>
+          <w:tcPr>
+            <w:tcW w:w="1589" w:type="dxa"/>
+          </w:tcPr>
+          <w:p>
+            <w:pPr>
+              <w:keepNext/>
+              <w:spacing w:after="0"/>
+            </w:pPr>
+            <w:r>
+              <w:rPr>
+                <w:b/>
+                <w:bCs/>
+              </w:rPr>
+            </w:r>
+          </w:p>
+        </w:tc>
+        <w:tc>
+          <w:tcPr>
+            <w:tcW w:w="3742" w:type="dxa"/>
+          </w:tcPr>
+          <w:p>
+            <w:pPr>
+              <w:keepNext/>
+              <w:spacing w:after="0"/>
+            </w:pPr>
+            <w:r>
+              <w:t>capacity</w:t>
+            </w:r>
+          </w:p>
+        </w:tc>
+        <w:tc>
+          <w:tcPr>
+            <w:tcW w:w="1384" w:type="dxa"/>
+          </w:tcPr>
+          <w:p>
+            <w:pPr>
+              <w:keepNext/>
+              <w:spacing w:after="0"/>
+            </w:pPr>
+            <w:r>
+              <w:t>INTEGER</w:t>
+            </w:r>
+          </w:p>
+        </w:tc>
+        <w:tc>
+          <w:tcPr>
+            <w:tcW w:w="2645" w:type="dxa"/>
+          </w:tcPr>
+          <w:p>
+            <w:pPr>
+              <w:keepNext/>
+              <w:spacing w:after="0"/>
+            </w:pPr>
+            <w:r>
+              <w:t>รับได้กี่คน</w:t>
+            </w:r>
+          </w:p>
+        </w:tc>
+      </w:tr>
+      <w:tr>
+        <w:tc>
+          <w:tcPr>
+            <w:tcW w:w="1589" w:type="dxa"/>
+          </w:tcPr>
+          <w:p>
+            <w:pPr>
+              <w:keepNext/>
+              <w:spacing w:after="0"/>
+            </w:pPr>
+            <w:r>
+              <w:rPr>
+                <w:b/>
+                <w:bCs/>
+              </w:rPr>
+            </w:r>
+          </w:p>
+        </w:tc>
+        <w:tc>
+          <w:tcPr>
+            <w:tcW w:w="3742" w:type="dxa"/>
+          </w:tcPr>
+          <w:p>
+            <w:pPr>
+              <w:keepNext/>
+              <w:spacing w:after="0"/>
+            </w:pPr>
+            <w:r>
+              <w:t>kcal</w:t>
+            </w:r>
+          </w:p>
+        </w:tc>
+        <w:tc>
+          <w:tcPr>
+            <w:tcW w:w="1384" w:type="dxa"/>
+          </w:tcPr>
+          <w:p>
+            <w:pPr>
+              <w:keepNext/>
+              <w:spacing w:after="0"/>
+            </w:pPr>
+            <w:r>
+              <w:t>TEXT</w:t>
+            </w:r>
+          </w:p>
+        </w:tc>
+        <w:tc>
+          <w:tcPr>
+            <w:tcW w:w="2645" w:type="dxa"/>
+          </w:tcPr>
+          <w:p>
+            <w:pPr>
+              <w:keepNext/>
+              <w:spacing w:after="0"/>
+            </w:pPr>
+            <w:r>
+              <w:t>แคลอรีที่เผาผลาญโดยประมาณ</w:t>
+            </w:r>
+          </w:p>
+        </w:tc>
+      </w:tr>
+      <w:tr>
+        <w:tc>
+          <w:tcPr>
+            <w:tcW w:w="1589" w:type="dxa"/>
+          </w:tcPr>
+          <w:p>
+            <w:pPr>
+              <w:keepNext/>
+              <w:spacing w:after="0"/>
+            </w:pPr>
+            <w:r>
+              <w:rPr>
+                <w:b/>
+                <w:bCs/>
+              </w:rPr>
+            </w:r>
+          </w:p>
+        </w:tc>
+        <w:tc>
+          <w:tcPr>
+            <w:tcW w:w="3742" w:type="dxa"/>
+          </w:tcPr>
+          <w:p>
+            <w:pPr>
+              <w:keepNext/>
+              <w:spacing w:after="0"/>
+            </w:pPr>
+            <w:r>
+              <w:t>desc</w:t>
+            </w:r>
+          </w:p>
+        </w:tc>
+        <w:tc>
+          <w:tcPr>
+            <w:tcW w:w="1384" w:type="dxa"/>
+          </w:tcPr>
+          <w:p>
+            <w:pPr>
+              <w:keepNext/>
+              <w:spacing w:after="0"/>
+            </w:pPr>
+            <w:r>
+              <w:t>TEXT</w:t>
+            </w:r>
+          </w:p>
+        </w:tc>
+        <w:tc>
+          <w:tcPr>
+            <w:tcW w:w="2645" w:type="dxa"/>
+          </w:tcPr>
+          <w:p>
+            <w:pPr>
+              <w:keepNext/>
+              <w:spacing w:after="0"/>
+            </w:pPr>
+            <w:r>
+              <w:t>คำอธิบายคลาส</w:t>
+            </w:r>
+          </w:p>
+        </w:tc>
+      </w:tr>
+      <w:tr>
+        <w:tc>
+          <w:tcPr>
+            <w:tcW w:w="1589" w:type="dxa"/>
+          </w:tcPr>
+          <w:p>
+            <w:pPr>
+              <w:keepNext/>
+              <w:spacing w:after="0"/>
+            </w:pPr>
+            <w:r>
+              <w:rPr>
+                <w:b/>
+                <w:bCs/>
+              </w:rPr>
+              <w:t>trainers (6 แถว)</w:t>
+            </w:r>
+          </w:p>
+        </w:tc>
+        <w:tc>
+          <w:tcPr>
+            <w:tcW w:w="3742" w:type="dxa"/>
+          </w:tcPr>
+          <w:p>
+            <w:pPr>
+              <w:keepNext/>
+              <w:spacing w:after="0"/>
+            </w:pPr>
+            <w:r>
+              <w:t>id</w:t>
+            </w:r>
+          </w:p>
+        </w:tc>
+        <w:tc>
+          <w:tcPr>
+            <w:tcW w:w="1384" w:type="dxa"/>
+          </w:tcPr>
+          <w:p>
+            <w:pPr>
+              <w:keepNext/>
+              <w:spacing w:after="0"/>
+            </w:pPr>
+            <w:r>
+              <w:t>TEXT</w:t>
+            </w:r>
+          </w:p>
+        </w:tc>
+        <w:tc>
+          <w:tcPr>
+            <w:tcW w:w="2645" w:type="dxa"/>
+          </w:tcPr>
+          <w:p>
+            <w:pPr>
+              <w:keepNext/>
+              <w:spacing w:after="0"/>
+            </w:pPr>
+            <w:r>
+              <w:t>รหัสโค้ช</w:t>
+            </w:r>
+          </w:p>
+        </w:tc>
+      </w:tr>
+      <w:tr>
+        <w:tc>
+          <w:tcPr>
+            <w:tcW w:w="1589" w:type="dxa"/>
+          </w:tcPr>
+          <w:p>
+            <w:pPr>
+              <w:keepNext/>
+              <w:spacing w:after="0"/>
+            </w:pPr>
+            <w:r>
+              <w:rPr>
+                <w:b/>
+                <w:bCs/>
+              </w:rPr>
+            </w:r>
+          </w:p>
+        </w:tc>
+        <w:tc>
+          <w:tcPr>
+            <w:tcW w:w="3742" w:type="dxa"/>
+          </w:tcPr>
+          <w:p>
+            <w:pPr>
+              <w:keepNext/>
+              <w:spacing w:after="0"/>
+            </w:pPr>
+            <w:r>
+              <w:t>nickname</w:t>
+            </w:r>
+          </w:p>
+        </w:tc>
+        <w:tc>
+          <w:tcPr>
+            <w:tcW w:w="1384" w:type="dxa"/>
+          </w:tcPr>
+          <w:p>
+            <w:pPr>
+              <w:keepNext/>
+              <w:spacing w:after="0"/>
+            </w:pPr>
+            <w:r>
+              <w:t>TEXT</w:t>
+            </w:r>
+          </w:p>
+        </w:tc>
+        <w:tc>
+          <w:tcPr>
+            <w:tcW w:w="2645" w:type="dxa"/>
+          </w:tcPr>
+          <w:p>
+            <w:pPr>
+              <w:keepNext/>
+              <w:spacing w:after="0"/>
+            </w:pPr>
+            <w:r>
+              <w:t>ชื่อเล่น เช่น โค้ชเก่ง</w:t>
+            </w:r>
+          </w:p>
+        </w:tc>
+      </w:tr>
+      <w:tr>
+        <w:tc>
+          <w:tcPr>
+            <w:tcW w:w="1589" w:type="dxa"/>
+          </w:tcPr>
+          <w:p>
+            <w:pPr>
+              <w:keepNext/>
+              <w:spacing w:after="0"/>
+            </w:pPr>
+            <w:r>
+              <w:rPr>
+                <w:b/>
+                <w:bCs/>
+              </w:rPr>
+            </w:r>
+          </w:p>
+        </w:tc>
+        <w:tc>
+          <w:tcPr>
+            <w:tcW w:w="3742" w:type="dxa"/>
+          </w:tcPr>
+          <w:p>
+            <w:pPr>
+              <w:keepNext/>
+              <w:spacing w:after="0"/>
+            </w:pPr>
+            <w:r>
+              <w:t>specialty</w:t>
+            </w:r>
+          </w:p>
+        </w:tc>
+        <w:tc>
+          <w:tcPr>
+            <w:tcW w:w="1384" w:type="dxa"/>
+          </w:tcPr>
+          <w:p>
+            <w:pPr>
+              <w:keepNext/>
+              <w:spacing w:after="0"/>
+            </w:pPr>
+            <w:r>
+              <w:t>JSON</w:t>
+            </w:r>
+          </w:p>
+        </w:tc>
+        <w:tc>
+          <w:tcPr>
+            <w:tcW w:w="2645" w:type="dxa"/>
+          </w:tcPr>
+          <w:p>
+            <w:pPr>
+              <w:keepNext/>
+              <w:spacing w:after="0"/>
+            </w:pPr>
+            <w:r>
+              <w:t>ความถนัด (รายการ)</w:t>
+            </w:r>
+          </w:p>
+        </w:tc>
+      </w:tr>
+      <w:tr>
+        <w:tc>
+          <w:tcPr>
+            <w:tcW w:w="1589" w:type="dxa"/>
+          </w:tcPr>
+          <w:p>
+            <w:pPr>
+              <w:keepNext/>
+              <w:spacing w:after="0"/>
+            </w:pPr>
+            <w:r>
+              <w:rPr>
+                <w:b/>
+                <w:bCs/>
+              </w:rPr>
+            </w:r>
+          </w:p>
+        </w:tc>
+        <w:tc>
+          <w:tcPr>
+            <w:tcW w:w="3742" w:type="dxa"/>
+          </w:tcPr>
+          <w:p>
+            <w:pPr>
+              <w:keepNext/>
+              <w:spacing w:after="0"/>
+            </w:pPr>
+            <w:r>
+              <w:t>classes</w:t>
+            </w:r>
+          </w:p>
+        </w:tc>
+        <w:tc>
+          <w:tcPr>
+            <w:tcW w:w="1384" w:type="dxa"/>
+          </w:tcPr>
+          <w:p>
+            <w:pPr>
+              <w:keepNext/>
+              <w:spacing w:after="0"/>
+            </w:pPr>
+            <w:r>
+              <w:t>JSON</w:t>
+            </w:r>
+          </w:p>
+        </w:tc>
+        <w:tc>
+          <w:tcPr>
+            <w:tcW w:w="2645" w:type="dxa"/>
+          </w:tcPr>
+          <w:p>
+            <w:pPr>
+              <w:keepNext/>
+              <w:spacing w:after="0"/>
+            </w:pPr>
+            <w:r>
+              <w:t>คลาสที่สอน (รายการ)</w:t>
+            </w:r>
+          </w:p>
+        </w:tc>
+      </w:tr>
+      <w:tr>
+        <w:tc>
+          <w:tcPr>
+            <w:tcW w:w="1589" w:type="dxa"/>
+          </w:tcPr>
+          <w:p>
+            <w:pPr>
+              <w:keepNext/>
+              <w:spacing w:after="0"/>
+            </w:pPr>
+            <w:r>
+              <w:rPr>
+                <w:b/>
+                <w:bCs/>
+              </w:rPr>
+            </w:r>
+          </w:p>
+        </w:tc>
+        <w:tc>
+          <w:tcPr>
+            <w:tcW w:w="3742" w:type="dxa"/>
+          </w:tcPr>
+          <w:p>
+            <w:pPr>
+              <w:keepNext/>
+              <w:spacing w:after="0"/>
+            </w:pPr>
+            <w:r>
+              <w:t>cert</w:t>
+            </w:r>
+          </w:p>
+        </w:tc>
+        <w:tc>
+          <w:tcPr>
+            <w:tcW w:w="1384" w:type="dxa"/>
+          </w:tcPr>
+          <w:p>
+            <w:pPr>
+              <w:keepNext/>
+              <w:spacing w:after="0"/>
+            </w:pPr>
+            <w:r>
+              <w:t>TEXT</w:t>
+            </w:r>
+          </w:p>
+        </w:tc>
+        <w:tc>
+          <w:tcPr>
+            <w:tcW w:w="2645" w:type="dxa"/>
+          </w:tcPr>
+          <w:p>
+            <w:pPr>
+              <w:keepNext/>
+              <w:spacing w:after="0"/>
+            </w:pPr>
+            <w:r>
+              <w:t>ใบรับรอง</w:t>
+            </w:r>
+          </w:p>
+        </w:tc>
+      </w:tr>
+      <w:tr>
+        <w:tc>
+          <w:tcPr>
+            <w:tcW w:w="1589" w:type="dxa"/>
+          </w:tcPr>
+          <w:p>
+            <w:pPr>
+              <w:keepNext/>
+              <w:spacing w:after="0"/>
+            </w:pPr>
+            <w:r>
+              <w:rPr>
+                <w:b/>
+                <w:bCs/>
+              </w:rPr>
+              <w:t>schedule (29 แถว)</w:t>
+            </w:r>
+          </w:p>
+        </w:tc>
+        <w:tc>
+          <w:tcPr>
+            <w:tcW w:w="3742" w:type="dxa"/>
+          </w:tcPr>
+          <w:p>
+            <w:pPr>
+              <w:keepNext/>
+              <w:spacing w:after="0"/>
+            </w:pPr>
+            <w:r>
+              <w:t>id</w:t>
+            </w:r>
+          </w:p>
+        </w:tc>
+        <w:tc>
+          <w:tcPr>
+            <w:tcW w:w="1384" w:type="dxa"/>
+          </w:tcPr>
+          <w:p>
+            <w:pPr>
+              <w:keepNext/>
+              <w:spacing w:after="0"/>
+            </w:pPr>
+            <w:r>
+              <w:t>TEXT</w:t>
+            </w:r>
+          </w:p>
+        </w:tc>
+        <w:tc>
+          <w:tcPr>
+            <w:tcW w:w="2645" w:type="dxa"/>
+          </w:tcPr>
+          <w:p>
+            <w:pPr>
+              <w:keepNext/>
+              <w:spacing w:after="0"/>
+            </w:pPr>
+            <w:r>
+              <w:t>รหัสรอบคลาส</w:t>
+            </w:r>
+          </w:p>
+        </w:tc>
+      </w:tr>
+      <w:tr>
+        <w:tc>
+          <w:tcPr>
+            <w:tcW w:w="1589" w:type="dxa"/>
+          </w:tcPr>
+          <w:p>
+            <w:pPr>
+              <w:keepNext/>
+              <w:spacing w:after="0"/>
+            </w:pPr>
+            <w:r>
+              <w:rPr>
+                <w:b/>
+                <w:bCs/>
+              </w:rPr>
+            </w:r>
+          </w:p>
+        </w:tc>
+        <w:tc>
+          <w:tcPr>
+            <w:tcW w:w="3742" w:type="dxa"/>
+          </w:tcPr>
+          <w:p>
+            <w:pPr>
+              <w:keepNext/>
+              <w:spacing w:after="0"/>
+            </w:pPr>
+            <w:r>
+              <w:t>day</w:t>
+            </w:r>
+          </w:p>
+        </w:tc>
+        <w:tc>
+          <w:tcPr>
+            <w:tcW w:w="1384" w:type="dxa"/>
+          </w:tcPr>
+          <w:p>
+            <w:pPr>
+              <w:keepNext/>
+              <w:spacing w:after="0"/>
+            </w:pPr>
+            <w:r>
+              <w:t>INTEGER</w:t>
+            </w:r>
+          </w:p>
+        </w:tc>
+        <w:tc>
+          <w:tcPr>
+            <w:tcW w:w="2645" w:type="dxa"/>
+          </w:tcPr>
+          <w:p>
+            <w:pPr>
+              <w:keepNext/>
+              <w:spacing w:after="0"/>
+            </w:pPr>
+            <w:r>
+              <w:t>วันในสัปดาห์ 1 = จันทร์ … 7 = อาทิตย์</w:t>
+            </w:r>
+          </w:p>
+        </w:tc>
+      </w:tr>
+      <w:tr>
+        <w:tc>
+          <w:tcPr>
+            <w:tcW w:w="1589" w:type="dxa"/>
+          </w:tcPr>
+          <w:p>
+            <w:pPr>
+              <w:keepNext/>
+              <w:spacing w:after="0"/>
+            </w:pPr>
+            <w:r>
+              <w:rPr>
+                <w:b/>
+                <w:bCs/>
+              </w:rPr>
+            </w:r>
+          </w:p>
+        </w:tc>
+        <w:tc>
+          <w:tcPr>
+            <w:tcW w:w="3742" w:type="dxa"/>
+          </w:tcPr>
+          <w:p>
+            <w:pPr>
+              <w:keepNext/>
+              <w:spacing w:after="0"/>
+            </w:pPr>
+            <w:r>
+              <w:t>day_th</w:t>
+            </w:r>
+          </w:p>
+        </w:tc>
+        <w:tc>
+          <w:tcPr>
+            <w:tcW w:w="1384" w:type="dxa"/>
+          </w:tcPr>
+          <w:p>
+            <w:pPr>
+              <w:keepNext/>
+              <w:spacing w:after="0"/>
+            </w:pPr>
+            <w:r>
+              <w:t>TEXT</w:t>
+            </w:r>
+          </w:p>
+        </w:tc>
+        <w:tc>
+          <w:tcPr>
+            <w:tcW w:w="2645" w:type="dxa"/>
+          </w:tcPr>
+          <w:p>
+            <w:pPr>
+              <w:keepNext/>
+              <w:spacing w:after="0"/>
+            </w:pPr>
+            <w:r>
+              <w:t>วัน (ไทย)</w:t>
+            </w:r>
+          </w:p>
+        </w:tc>
+      </w:tr>
+      <w:tr>
+        <w:tc>
+          <w:tcPr>
+            <w:tcW w:w="1589" w:type="dxa"/>
+          </w:tcPr>
+          <w:p>
+            <w:pPr>
+              <w:keepNext/>
+              <w:spacing w:after="0"/>
+            </w:pPr>
+            <w:r>
+              <w:rPr>
+                <w:b/>
+                <w:bCs/>
+              </w:rPr>
+            </w:r>
+          </w:p>
+        </w:tc>
+        <w:tc>
+          <w:tcPr>
+            <w:tcW w:w="3742" w:type="dxa"/>
+          </w:tcPr>
+          <w:p>
+            <w:pPr>
+              <w:keepNext/>
+              <w:spacing w:after="0"/>
+            </w:pPr>
+            <w:r>
+              <w:t>start</w:t>
+            </w:r>
+          </w:p>
+        </w:tc>
+        <w:tc>
+          <w:tcPr>
+            <w:tcW w:w="1384" w:type="dxa"/>
+          </w:tcPr>
+          <w:p>
+            <w:pPr>
+              <w:keepNext/>
+              <w:spacing w:after="0"/>
+            </w:pPr>
+            <w:r>
+              <w:t>TEXT</w:t>
+            </w:r>
+          </w:p>
+        </w:tc>
+        <w:tc>
+          <w:tcPr>
+            <w:tcW w:w="2645" w:type="dxa"/>
+          </w:tcPr>
+          <w:p>
+            <w:pPr>
+              <w:keepNext/>
+              <w:spacing w:after="0"/>
+            </w:pPr>
+            <w:r>
+              <w:t>เวลาเริ่ม</w:t>
+            </w:r>
+          </w:p>
+        </w:tc>
+      </w:tr>
+      <w:tr>
+        <w:tc>
+          <w:tcPr>
+            <w:tcW w:w="1589" w:type="dxa"/>
+          </w:tcPr>
+          <w:p>
+            <w:pPr>
+              <w:keepNext/>
+              <w:spacing w:after="0"/>
+            </w:pPr>
+            <w:r>
+              <w:rPr>
+                <w:b/>
+                <w:bCs/>
+              </w:rPr>
+            </w:r>
+          </w:p>
+        </w:tc>
+        <w:tc>
+          <w:tcPr>
+            <w:tcW w:w="3742" w:type="dxa"/>
+          </w:tcPr>
+          <w:p>
+            <w:pPr>
+              <w:keepNext/>
+              <w:spacing w:after="0"/>
+            </w:pPr>
+            <w:r>
+              <w:t>class_id</w:t>
+            </w:r>
+          </w:p>
+        </w:tc>
+        <w:tc>
+          <w:tcPr>
+            <w:tcW w:w="1384" w:type="dxa"/>
+          </w:tcPr>
+          <w:p>
+            <w:pPr>
+              <w:keepNext/>
+              <w:spacing w:after="0"/>
+            </w:pPr>
+            <w:r>
+              <w:t>TEXT</w:t>
+            </w:r>
+          </w:p>
+        </w:tc>
+        <w:tc>
+          <w:tcPr>
+            <w:tcW w:w="2645" w:type="dxa"/>
+          </w:tcPr>
+          <w:p>
+            <w:pPr>
+              <w:keepNext/>
+              <w:spacing w:after="0"/>
+            </w:pPr>
+            <w:r>
+              <w:t>คลาส → classes.id</w:t>
+            </w:r>
+          </w:p>
+        </w:tc>
+      </w:tr>
+      <w:tr>
+        <w:tc>
+          <w:tcPr>
+            <w:tcW w:w="1589" w:type="dxa"/>
+          </w:tcPr>
+          <w:p>
+            <w:pPr>
+              <w:keepNext/>
+              <w:spacing w:after="0"/>
+            </w:pPr>
+            <w:r>
+              <w:rPr>
+                <w:b/>
+                <w:bCs/>
+              </w:rPr>
+            </w:r>
+          </w:p>
+        </w:tc>
+        <w:tc>
+          <w:tcPr>
+            <w:tcW w:w="3742" w:type="dxa"/>
+          </w:tcPr>
+          <w:p>
+            <w:pPr>
+              <w:keepNext/>
+              <w:spacing w:after="0"/>
+            </w:pPr>
+            <w:r>
+              <w:t>trainer_id</w:t>
+            </w:r>
+          </w:p>
+        </w:tc>
+        <w:tc>
+          <w:tcPr>
+            <w:tcW w:w="1384" w:type="dxa"/>
+          </w:tcPr>
+          <w:p>
+            <w:pPr>
+              <w:keepNext/>
+              <w:spacing w:after="0"/>
+            </w:pPr>
+            <w:r>
+              <w:t>TEXT</w:t>
+            </w:r>
+          </w:p>
+        </w:tc>
+        <w:tc>
+          <w:tcPr>
+            <w:tcW w:w="2645" w:type="dxa"/>
+          </w:tcPr>
+          <w:p>
+            <w:pPr>
+              <w:keepNext/>
+              <w:spacing w:after="0"/>
+            </w:pPr>
+            <w:r>
+              <w:t>โค้ช → trainers.id</w:t>
+            </w:r>
+          </w:p>
+        </w:tc>
+      </w:tr>
+      <w:tr>
+        <w:tc>
+          <w:tcPr>
+            <w:tcW w:w="1589" w:type="dxa"/>
+          </w:tcPr>
+          <w:p>
+            <w:pPr>
+              <w:keepNext/>
+              <w:spacing w:after="0"/>
+            </w:pPr>
+            <w:r>
+              <w:rPr>
+                <w:b/>
+                <w:bCs/>
+              </w:rPr>
+              <w:t>pt_packages (4 แถว)</w:t>
+            </w:r>
+          </w:p>
+        </w:tc>
+        <w:tc>
+          <w:tcPr>
+            <w:tcW w:w="3742" w:type="dxa"/>
+          </w:tcPr>
+          <w:p>
+            <w:pPr>
+              <w:keepNext/>
+              <w:spacing w:after="0"/>
+            </w:pPr>
+            <w:r>
+              <w:t>id</w:t>
+            </w:r>
+          </w:p>
+        </w:tc>
+        <w:tc>
+          <w:tcPr>
+            <w:tcW w:w="1384" w:type="dxa"/>
+          </w:tcPr>
+          <w:p>
+            <w:pPr>
+              <w:keepNext/>
+              <w:spacing w:after="0"/>
+            </w:pPr>
+            <w:r>
+              <w:t>TEXT</w:t>
+            </w:r>
+          </w:p>
+        </w:tc>
+        <w:tc>
+          <w:tcPr>
+            <w:tcW w:w="2645" w:type="dxa"/>
+          </w:tcPr>
+          <w:p>
+            <w:pPr>
+              <w:keepNext/>
+              <w:spacing w:after="0"/>
+            </w:pPr>
+            <w:r>
+              <w:t>รหัสแพ็กเกจ PT</w:t>
+            </w:r>
+          </w:p>
+        </w:tc>
+      </w:tr>
+      <w:tr>
+        <w:tc>
+          <w:tcPr>
+            <w:tcW w:w="1589" w:type="dxa"/>
+          </w:tcPr>
+          <w:p>
+            <w:pPr>
+              <w:keepNext/>
+              <w:spacing w:after="0"/>
+            </w:pPr>
+            <w:r>
+              <w:rPr>
+                <w:b/>
+                <w:bCs/>
+              </w:rPr>
+            </w:r>
+          </w:p>
+        </w:tc>
+        <w:tc>
+          <w:tcPr>
+            <w:tcW w:w="3742" w:type="dxa"/>
+          </w:tcPr>
+          <w:p>
+            <w:pPr>
+              <w:keepNext/>
+              <w:spacing w:after="0"/>
+            </w:pPr>
+            <w:r>
+              <w:t>name</w:t>
+            </w:r>
+          </w:p>
+        </w:tc>
+        <w:tc>
+          <w:tcPr>
+            <w:tcW w:w="1384" w:type="dxa"/>
+          </w:tcPr>
+          <w:p>
+            <w:pPr>
+              <w:keepNext/>
+              <w:spacing w:after="0"/>
+            </w:pPr>
+            <w:r>
+              <w:t>TEXT</w:t>
+            </w:r>
+          </w:p>
+        </w:tc>
+        <w:tc>
+          <w:tcPr>
+            <w:tcW w:w="2645" w:type="dxa"/>
+          </w:tcPr>
+          <w:p>
+            <w:pPr>
+              <w:keepNext/>
+              <w:spacing w:after="0"/>
+            </w:pPr>
+            <w:r>
+              <w:t>ชื่อแพ็กเกจ</w:t>
+            </w:r>
+          </w:p>
+        </w:tc>
+      </w:tr>
+      <w:tr>
+        <w:tc>
+          <w:tcPr>
+            <w:tcW w:w="1589" w:type="dxa"/>
+          </w:tcPr>
+          <w:p>
+            <w:pPr>
+              <w:keepNext/>
+              <w:spacing w:after="0"/>
+            </w:pPr>
+            <w:r>
+              <w:rPr>
+                <w:b/>
+                <w:bCs/>
+              </w:rPr>
+            </w:r>
+          </w:p>
+        </w:tc>
+        <w:tc>
+          <w:tcPr>
+            <w:tcW w:w="3742" w:type="dxa"/>
+          </w:tcPr>
+          <w:p>
+            <w:pPr>
+              <w:keepNext/>
+              <w:spacing w:after="0"/>
+            </w:pPr>
+            <w:r>
+              <w:t>sessions</w:t>
+            </w:r>
+          </w:p>
+        </w:tc>
+        <w:tc>
+          <w:tcPr>
+            <w:tcW w:w="1384" w:type="dxa"/>
+          </w:tcPr>
+          <w:p>
+            <w:pPr>
+              <w:keepNext/>
+              <w:spacing w:after="0"/>
+            </w:pPr>
+            <w:r>
+              <w:t>INTEGER</w:t>
+            </w:r>
+          </w:p>
+        </w:tc>
+        <w:tc>
+          <w:tcPr>
+            <w:tcW w:w="2645" w:type="dxa"/>
+          </w:tcPr>
+          <w:p>
+            <w:pPr>
+              <w:keepNext/>
+              <w:spacing w:after="0"/>
+            </w:pPr>
+            <w:r>
+              <w:t>จำนวนครั้ง</w:t>
+            </w:r>
+          </w:p>
+        </w:tc>
+      </w:tr>
+      <w:tr>
+        <w:tc>
+          <w:tcPr>
+            <w:tcW w:w="1589" w:type="dxa"/>
+          </w:tcPr>
+          <w:p>
+            <w:pPr>
+              <w:keepNext/>
+              <w:spacing w:after="0"/>
+            </w:pPr>
+            <w:r>
+              <w:rPr>
+                <w:b/>
+                <w:bCs/>
+              </w:rPr>
+            </w:r>
+          </w:p>
+        </w:tc>
+        <w:tc>
+          <w:tcPr>
+            <w:tcW w:w="3742" w:type="dxa"/>
+          </w:tcPr>
+          <w:p>
+            <w:pPr>
+              <w:keepNext/>
+              <w:spacing w:after="0"/>
+            </w:pPr>
+            <w:r>
+              <w:t>price</w:t>
+            </w:r>
+          </w:p>
+        </w:tc>
+        <w:tc>
+          <w:tcPr>
+            <w:tcW w:w="1384" w:type="dxa"/>
+          </w:tcPr>
+          <w:p>
+            <w:pPr>
+              <w:keepNext/>
+              <w:spacing w:after="0"/>
+            </w:pPr>
+            <w:r>
+              <w:t>INTEGER</w:t>
+            </w:r>
+          </w:p>
+        </w:tc>
+        <w:tc>
+          <w:tcPr>
+            <w:tcW w:w="2645" w:type="dxa"/>
+          </w:tcPr>
+          <w:p>
+            <w:pPr>
+              <w:keepNext/>
+              <w:spacing w:after="0"/>
+            </w:pPr>
+            <w:r>
+              <w:t>ราคารวม (บาท)</w:t>
+            </w:r>
+          </w:p>
+        </w:tc>
+      </w:tr>
+      <w:tr>
+        <w:tc>
+          <w:tcPr>
+            <w:tcW w:w="1589" w:type="dxa"/>
+          </w:tcPr>
+          <w:p>
+            <w:pPr>
+              <w:keepNext/>
+              <w:spacing w:after="0"/>
+            </w:pPr>
+            <w:r>
+              <w:rPr>
+                <w:b/>
+                <w:bCs/>
+              </w:rPr>
+            </w:r>
+          </w:p>
+        </w:tc>
+        <w:tc>
+          <w:tcPr>
+            <w:tcW w:w="3742" w:type="dxa"/>
+          </w:tcPr>
+          <w:p>
+            <w:pPr>
+              <w:keepNext/>
+              <w:spacing w:after="0"/>
+            </w:pPr>
+            <w:r>
+              <w:t>per_session</w:t>
+            </w:r>
+          </w:p>
+        </w:tc>
+        <w:tc>
+          <w:tcPr>
+            <w:tcW w:w="1384" w:type="dxa"/>
+          </w:tcPr>
+          <w:p>
+            <w:pPr>
+              <w:keepNext/>
+              <w:spacing w:after="0"/>
+            </w:pPr>
+            <w:r>
+              <w:t>INTEGER</w:t>
+            </w:r>
+          </w:p>
+        </w:tc>
+        <w:tc>
+          <w:tcPr>
+            <w:tcW w:w="2645" w:type="dxa"/>
+          </w:tcPr>
+          <w:p>
+            <w:pPr>
+              <w:keepNext/>
+              <w:spacing w:after="0"/>
+            </w:pPr>
+            <w:r>
+              <w:t>ราคาต่อครั้ง (บาท)</w:t>
+            </w:r>
+          </w:p>
+        </w:tc>
+      </w:tr>
+      <w:tr>
+        <w:tc>
+          <w:tcPr>
+            <w:tcW w:w="1589" w:type="dxa"/>
+          </w:tcPr>
+          <w:p>
+            <w:pPr>
+              <w:keepNext/>
+              <w:spacing w:after="0"/>
+            </w:pPr>
+            <w:r>
+              <w:rPr>
+                <w:b/>
+                <w:bCs/>
+              </w:rPr>
+            </w:r>
+          </w:p>
+        </w:tc>
+        <w:tc>
+          <w:tcPr>
+            <w:tcW w:w="3742" w:type="dxa"/>
+          </w:tcPr>
+          <w:p>
+            <w:pPr>
+              <w:keepNext/>
+              <w:spacing w:after="0"/>
+            </w:pPr>
+            <w:r>
+              <w:t>valid_days</w:t>
+            </w:r>
+          </w:p>
+        </w:tc>
+        <w:tc>
+          <w:tcPr>
+            <w:tcW w:w="1384" w:type="dxa"/>
+          </w:tcPr>
+          <w:p>
+            <w:pPr>
+              <w:keepNext/>
+              <w:spacing w:after="0"/>
+            </w:pPr>
+            <w:r>
+              <w:t>INTEGER</w:t>
+            </w:r>
+          </w:p>
+        </w:tc>
+        <w:tc>
+          <w:tcPr>
+            <w:tcW w:w="2645" w:type="dxa"/>
+          </w:tcPr>
+          <w:p>
+            <w:pPr>
+              <w:keepNext/>
+              <w:spacing w:after="0"/>
+            </w:pPr>
+            <w:r>
+              <w:t>ใช้ได้กี่วัน</w:t>
+            </w:r>
+          </w:p>
+        </w:tc>
+      </w:tr>
+      <w:tr>
+        <w:tc>
+          <w:tcPr>
+            <w:tcW w:w="1589" w:type="dxa"/>
+          </w:tcPr>
+          <w:p>
+            <w:pPr>
+              <w:keepNext/>
+              <w:spacing w:after="0"/>
+            </w:pPr>
+            <w:r>
+              <w:rPr>
+                <w:b/>
+                <w:bCs/>
+              </w:rPr>
+            </w:r>
+          </w:p>
+        </w:tc>
+        <w:tc>
+          <w:tcPr>
+            <w:tcW w:w="3742" w:type="dxa"/>
+          </w:tcPr>
+          <w:p>
+            <w:pPr>
+              <w:keepNext/>
+              <w:spacing w:after="0"/>
+            </w:pPr>
+            <w:r>
+              <w:t>minutes</w:t>
+            </w:r>
+          </w:p>
+        </w:tc>
+        <w:tc>
+          <w:tcPr>
+            <w:tcW w:w="1384" w:type="dxa"/>
+          </w:tcPr>
+          <w:p>
+            <w:pPr>
+              <w:keepNext/>
+              <w:spacing w:after="0"/>
+            </w:pPr>
+            <w:r>
+              <w:t>INTEGER</w:t>
+            </w:r>
+          </w:p>
+        </w:tc>
+        <w:tc>
+          <w:tcPr>
+            <w:tcW w:w="2645" w:type="dxa"/>
+          </w:tcPr>
+          <w:p>
+            <w:pPr>
+              <w:keepNext/>
+              <w:spacing w:after="0"/>
+            </w:pPr>
+            <w:r>
+              <w:t>ครั้งละกี่นาที</w:t>
+            </w:r>
+          </w:p>
+        </w:tc>
+      </w:tr>
+      <w:tr>
+        <w:tc>
+          <w:tcPr>
+            <w:tcW w:w="1589" w:type="dxa"/>
+          </w:tcPr>
+          <w:p>
+            <w:pPr>
+              <w:keepNext/>
+              <w:spacing w:after="0"/>
+            </w:pPr>
+            <w:r>
+              <w:rPr>
+                <w:b/>
+                <w:bCs/>
+              </w:rPr>
+            </w:r>
+          </w:p>
+        </w:tc>
+        <w:tc>
+          <w:tcPr>
+            <w:tcW w:w="3742" w:type="dxa"/>
+          </w:tcPr>
+          <w:p>
+            <w:pPr>
+              <w:keepNext/>
+              <w:spacing w:after="0"/>
+            </w:pPr>
+            <w:r>
+              <w:t>notes</w:t>
+            </w:r>
+          </w:p>
+        </w:tc>
+        <w:tc>
+          <w:tcPr>
+            <w:tcW w:w="1384" w:type="dxa"/>
+          </w:tcPr>
+          <w:p>
+            <w:pPr>
+              <w:keepNext/>
+              <w:spacing w:after="0"/>
+            </w:pPr>
+            <w:r>
+              <w:t>TEXT</w:t>
+            </w:r>
+          </w:p>
+        </w:tc>
+        <w:tc>
+          <w:tcPr>
+            <w:tcW w:w="2645" w:type="dxa"/>
+          </w:tcPr>
+          <w:p>
+            <w:pPr>
+              <w:keepNext/>
+              <w:spacing w:after="0"/>
+            </w:pPr>
+            <w:r>
+              <w:t>เงื่อนไข</w:t>
+            </w:r>
+          </w:p>
+        </w:tc>
+      </w:tr>
+      <w:tr>
+        <w:tc>
+          <w:tcPr>
+            <w:tcW w:w="1589" w:type="dxa"/>
+          </w:tcPr>
+          <w:p>
+            <w:pPr>
+              <w:keepNext/>
+              <w:spacing w:after="0"/>
+            </w:pPr>
+            <w:r>
+              <w:rPr>
+                <w:b/>
+                <w:bCs/>
+              </w:rPr>
+              <w:t>products (7 แถว)</w:t>
+            </w:r>
+          </w:p>
+        </w:tc>
+        <w:tc>
+          <w:tcPr>
+            <w:tcW w:w="3742" w:type="dxa"/>
+          </w:tcPr>
+          <w:p>
+            <w:pPr>
+              <w:keepNext/>
+              <w:spacing w:after="0"/>
+            </w:pPr>
+            <w:r>
+              <w:t>id</w:t>
+            </w:r>
+          </w:p>
+        </w:tc>
+        <w:tc>
+          <w:tcPr>
+            <w:tcW w:w="1384" w:type="dxa"/>
+          </w:tcPr>
+          <w:p>
+            <w:pPr>
+              <w:keepNext/>
+              <w:spacing w:after="0"/>
+            </w:pPr>
+            <w:r>
+              <w:t>TEXT</w:t>
+            </w:r>
+          </w:p>
+        </w:tc>
+        <w:tc>
+          <w:tcPr>
+            <w:tcW w:w="2645" w:type="dxa"/>
+          </w:tcPr>
+          <w:p>
+            <w:pPr>
+              <w:keepNext/>
+              <w:spacing w:after="0"/>
+            </w:pPr>
+            <w:r>
+              <w:t>รหัสสินค้า</w:t>
+            </w:r>
+          </w:p>
+        </w:tc>
+      </w:tr>
+      <w:tr>
+        <w:tc>
+          <w:tcPr>
+            <w:tcW w:w="1589" w:type="dxa"/>
+          </w:tcPr>
+          <w:p>
+            <w:pPr>
+              <w:keepNext/>
+              <w:spacing w:after="0"/>
+            </w:pPr>
+            <w:r>
+              <w:rPr>
+                <w:b/>
+                <w:bCs/>
+              </w:rPr>
+            </w:r>
+          </w:p>
+        </w:tc>
+        <w:tc>
+          <w:tcPr>
+            <w:tcW w:w="3742" w:type="dxa"/>
+          </w:tcPr>
+          <w:p>
+            <w:pPr>
+              <w:keepNext/>
+              <w:spacing w:after="0"/>
+            </w:pPr>
+            <w:r>
+              <w:t>name</w:t>
+            </w:r>
+          </w:p>
+        </w:tc>
+        <w:tc>
+          <w:tcPr>
+            <w:tcW w:w="1384" w:type="dxa"/>
+          </w:tcPr>
+          <w:p>
+            <w:pPr>
+              <w:keepNext/>
+              <w:spacing w:after="0"/>
+            </w:pPr>
+            <w:r>
+              <w:t>TEXT</w:t>
+            </w:r>
+          </w:p>
+        </w:tc>
+        <w:tc>
+          <w:tcPr>
+            <w:tcW w:w="2645" w:type="dxa"/>
+          </w:tcPr>
+          <w:p>
+            <w:pPr>
+              <w:keepNext/>
+              <w:spacing w:after="0"/>
+            </w:pPr>
+            <w:r>
+              <w:t>ชื่อสินค้า</w:t>
+            </w:r>
+          </w:p>
+        </w:tc>
+      </w:tr>
+      <w:tr>
+        <w:tc>
+          <w:tcPr>
+            <w:tcW w:w="1589" w:type="dxa"/>
+          </w:tcPr>
+          <w:p>
+            <w:pPr>
+              <w:keepNext/>
+              <w:spacing w:after="0"/>
+            </w:pPr>
+            <w:r>
+              <w:rPr>
+                <w:b/>
+                <w:bCs/>
+              </w:rPr>
+            </w:r>
+          </w:p>
+        </w:tc>
+        <w:tc>
+          <w:tcPr>
+            <w:tcW w:w="3742" w:type="dxa"/>
+          </w:tcPr>
+          <w:p>
+            <w:pPr>
+              <w:keepNext/>
+              <w:spacing w:after="0"/>
+            </w:pPr>
+            <w:r>
+              <w:t>price</w:t>
+            </w:r>
+          </w:p>
+        </w:tc>
+        <w:tc>
+          <w:tcPr>
+            <w:tcW w:w="1384" w:type="dxa"/>
+          </w:tcPr>
+          <w:p>
+            <w:pPr>
+              <w:keepNext/>
+              <w:spacing w:after="0"/>
+            </w:pPr>
+            <w:r>
+              <w:t>INTEGER</w:t>
+            </w:r>
+          </w:p>
+        </w:tc>
+        <w:tc>
+          <w:tcPr>
+            <w:tcW w:w="2645" w:type="dxa"/>
+          </w:tcPr>
+          <w:p>
+            <w:pPr>
+              <w:keepNext/>
+              <w:spacing w:after="0"/>
+            </w:pPr>
+            <w:r>
+              <w:t>ราคา (บาท)</w:t>
+            </w:r>
+          </w:p>
+        </w:tc>
+      </w:tr>
+      <w:tr>
+        <w:tc>
+          <w:tcPr>
+            <w:tcW w:w="1589" w:type="dxa"/>
+          </w:tcPr>
+          <w:p>
+            <w:pPr>
+              <w:keepNext/>
+              <w:spacing w:after="0"/>
+            </w:pPr>
+            <w:r>
+              <w:rPr>
+                <w:b/>
+                <w:bCs/>
+              </w:rPr>
+            </w:r>
+          </w:p>
+        </w:tc>
+        <w:tc>
+          <w:tcPr>
+            <w:tcW w:w="3742" w:type="dxa"/>
+          </w:tcPr>
+          <w:p>
+            <w:pPr>
+              <w:keepNext/>
+              <w:spacing w:after="0"/>
+            </w:pPr>
+            <w:r>
+              <w:t>stock</w:t>
+            </w:r>
+          </w:p>
+        </w:tc>
+        <w:tc>
+          <w:tcPr>
+            <w:tcW w:w="1384" w:type="dxa"/>
+          </w:tcPr>
+          <w:p>
+            <w:pPr>
+              <w:keepNext/>
+              <w:spacing w:after="0"/>
+            </w:pPr>
+            <w:r>
+              <w:t>INTEGER</w:t>
+            </w:r>
+          </w:p>
+        </w:tc>
+        <w:tc>
+          <w:tcPr>
+            <w:tcW w:w="2645" w:type="dxa"/>
+          </w:tcPr>
+          <w:p>
+            <w:pPr>
+              <w:keepNext/>
+              <w:spacing w:after="0"/>
+            </w:pPr>
+            <w:r>
+              <w:t>จำนวนในสต็อก</w:t>
+            </w:r>
+          </w:p>
+        </w:tc>
+      </w:tr>
+      <w:tr>
+        <w:tc>
+          <w:tcPr>
+            <w:tcW w:w="1589" w:type="dxa"/>
+          </w:tcPr>
+          <w:p>
+            <w:pPr>
+              <w:keepNext/>
+              <w:spacing w:after="0"/>
+            </w:pPr>
+            <w:r>
+              <w:rPr>
+                <w:b/>
+                <w:bCs/>
+              </w:rPr>
+            </w:r>
+          </w:p>
+        </w:tc>
+        <w:tc>
+          <w:tcPr>
+            <w:tcW w:w="3742" w:type="dxa"/>
+          </w:tcPr>
+          <w:p>
+            <w:pPr>
+              <w:keepNext/>
+              <w:spacing w:after="0"/>
+            </w:pPr>
+            <w:r>
+              <w:t>category</w:t>
+            </w:r>
+          </w:p>
+        </w:tc>
+        <w:tc>
+          <w:tcPr>
+            <w:tcW w:w="1384" w:type="dxa"/>
+          </w:tcPr>
+          <w:p>
+            <w:pPr>
+              <w:keepNext/>
+              <w:spacing w:after="0"/>
+            </w:pPr>
+            <w:r>
+              <w:t>TEXT</w:t>
+            </w:r>
+          </w:p>
+        </w:tc>
+        <w:tc>
+          <w:tcPr>
+            <w:tcW w:w="2645" w:type="dxa"/>
+          </w:tcPr>
+          <w:p>
+            <w:pPr>
+              <w:keepNext/>
+              <w:spacing w:after="0"/>
+            </w:pPr>
+            <w:r>
+              <w:t>หมวด</w:t>
+            </w:r>
+          </w:p>
+        </w:tc>
+      </w:tr>
+      <w:tr>
+        <w:tc>
+          <w:tcPr>
+            <w:tcW w:w="1589" w:type="dxa"/>
+          </w:tcPr>
+          <w:p>
+            <w:pPr>
+              <w:keepNext/>
+              <w:spacing w:after="0"/>
+            </w:pPr>
+            <w:r>
+              <w:rPr>
+                <w:b/>
+                <w:bCs/>
+              </w:rPr>
+            </w:r>
+          </w:p>
+        </w:tc>
+        <w:tc>
+          <w:tcPr>
+            <w:tcW w:w="3742" w:type="dxa"/>
+          </w:tcPr>
+          <w:p>
+            <w:pPr>
+              <w:keepNext/>
+              <w:spacing w:after="0"/>
+            </w:pPr>
+            <w:r>
+              <w:t>restock</w:t>
+            </w:r>
+          </w:p>
+        </w:tc>
+        <w:tc>
+          <w:tcPr>
+            <w:tcW w:w="1384" w:type="dxa"/>
+          </w:tcPr>
+          <w:p>
+            <w:pPr>
+              <w:keepNext/>
+              <w:spacing w:after="0"/>
+            </w:pPr>
+            <w:r>
+              <w:t>TEXT</w:t>
+            </w:r>
+          </w:p>
+        </w:tc>
+        <w:tc>
+          <w:tcPr>
+            <w:tcW w:w="2645" w:type="dxa"/>
+          </w:tcPr>
+          <w:p>
+            <w:pPr>
+              <w:keepNext/>
+              <w:spacing w:after="0"/>
+            </w:pPr>
+            <w:r>
+              <w:t>วันที่ของจะเข้า (ถ้าหมด)</w:t>
+            </w:r>
+          </w:p>
+        </w:tc>
+      </w:tr>
+      <w:tr>
+        <w:tc>
+          <w:tcPr>
+            <w:tcW w:w="1589" w:type="dxa"/>
+          </w:tcPr>
+          <w:p>
+            <w:pPr>
+              <w:keepNext/>
+              <w:spacing w:after="0"/>
+            </w:pPr>
+            <w:r>
+              <w:rPr>
+                <w:b/>
+                <w:bCs/>
+              </w:rPr>
+              <w:t>promotions (5 แถว)</w:t>
+            </w:r>
+          </w:p>
+        </w:tc>
+        <w:tc>
+          <w:tcPr>
+            <w:tcW w:w="3742" w:type="dxa"/>
+          </w:tcPr>
+          <w:p>
+            <w:pPr>
+              <w:keepNext/>
+              <w:spacing w:after="0"/>
+            </w:pPr>
+            <w:r>
+              <w:t>id</w:t>
+            </w:r>
+          </w:p>
+        </w:tc>
+        <w:tc>
+          <w:tcPr>
+            <w:tcW w:w="1384" w:type="dxa"/>
+          </w:tcPr>
+          <w:p>
+            <w:pPr>
+              <w:keepNext/>
+              <w:spacing w:after="0"/>
+            </w:pPr>
+            <w:r>
+              <w:t>TEXT</w:t>
+            </w:r>
+          </w:p>
+        </w:tc>
+        <w:tc>
+          <w:tcPr>
+            <w:tcW w:w="2645" w:type="dxa"/>
+          </w:tcPr>
+          <w:p>
+            <w:pPr>
+              <w:keepNext/>
+              <w:spacing w:after="0"/>
+            </w:pPr>
+            <w:r>
+              <w:t>รหัสโปร</w:t>
+            </w:r>
+          </w:p>
+        </w:tc>
+      </w:tr>
+      <w:tr>
+        <w:tc>
+          <w:tcPr>
+            <w:tcW w:w="1589" w:type="dxa"/>
+          </w:tcPr>
+          <w:p>
+            <w:pPr>
+              <w:keepNext/>
+              <w:spacing w:after="0"/>
+            </w:pPr>
+            <w:r>
+              <w:rPr>
+                <w:b/>
+                <w:bCs/>
+              </w:rPr>
+            </w:r>
+          </w:p>
+        </w:tc>
+        <w:tc>
+          <w:tcPr>
+            <w:tcW w:w="3742" w:type="dxa"/>
+          </w:tcPr>
+          <w:p>
+            <w:pPr>
+              <w:keepNext/>
+              <w:spacing w:after="0"/>
+            </w:pPr>
+            <w:r>
+              <w:t>title</w:t>
+            </w:r>
+          </w:p>
+        </w:tc>
+        <w:tc>
+          <w:tcPr>
+            <w:tcW w:w="1384" w:type="dxa"/>
+          </w:tcPr>
+          <w:p>
+            <w:pPr>
+              <w:keepNext/>
+              <w:spacing w:after="0"/>
+            </w:pPr>
+            <w:r>
+              <w:t>TEXT</w:t>
+            </w:r>
+          </w:p>
+        </w:tc>
+        <w:tc>
+          <w:tcPr>
+            <w:tcW w:w="2645" w:type="dxa"/>
+          </w:tcPr>
+          <w:p>
+            <w:pPr>
+              <w:keepNext/>
+              <w:spacing w:after="0"/>
+            </w:pPr>
+            <w:r>
+              <w:t>ชื่อโปร</w:t>
+            </w:r>
+          </w:p>
+        </w:tc>
+      </w:tr>
+      <w:tr>
+        <w:tc>
+          <w:tcPr>
+            <w:tcW w:w="1589" w:type="dxa"/>
+          </w:tcPr>
+          <w:p>
+            <w:pPr>
+              <w:keepNext/>
+              <w:spacing w:after="0"/>
+            </w:pPr>
+            <w:r>
+              <w:rPr>
+                <w:b/>
+                <w:bCs/>
+              </w:rPr>
+            </w:r>
+          </w:p>
+        </w:tc>
+        <w:tc>
+          <w:tcPr>
+            <w:tcW w:w="3742" w:type="dxa"/>
+          </w:tcPr>
+          <w:p>
+            <w:pPr>
+              <w:keepNext/>
+              <w:spacing w:after="0"/>
+            </w:pPr>
+            <w:r>
+              <w:t>code</w:t>
+            </w:r>
+          </w:p>
+        </w:tc>
+        <w:tc>
+          <w:tcPr>
+            <w:tcW w:w="1384" w:type="dxa"/>
+          </w:tcPr>
+          <w:p>
+            <w:pPr>
+              <w:keepNext/>
+              <w:spacing w:after="0"/>
+            </w:pPr>
+            <w:r>
+              <w:t>TEXT</w:t>
+            </w:r>
+          </w:p>
+        </w:tc>
+        <w:tc>
+          <w:tcPr>
+            <w:tcW w:w="2645" w:type="dxa"/>
+          </w:tcPr>
+          <w:p>
+            <w:pPr>
+              <w:keepNext/>
+              <w:spacing w:after="0"/>
+            </w:pPr>
+            <w:r>
+              <w:t>โค้ดที่ลูกค้าใช้ เช่น NOJOIN</w:t>
+            </w:r>
+          </w:p>
+        </w:tc>
+      </w:tr>
+      <w:tr>
+        <w:tc>
+          <w:tcPr>
+            <w:tcW w:w="1589" w:type="dxa"/>
+          </w:tcPr>
+          <w:p>
+            <w:pPr>
+              <w:keepNext/>
+              <w:spacing w:after="0"/>
+            </w:pPr>
+            <w:r>
+              <w:rPr>
+                <w:b/>
+                <w:bCs/>
+              </w:rPr>
+            </w:r>
+          </w:p>
+        </w:tc>
+        <w:tc>
+          <w:tcPr>
+            <w:tcW w:w="3742" w:type="dxa"/>
+          </w:tcPr>
+          <w:p>
+            <w:pPr>
+              <w:keepNext/>
+              <w:spacing w:after="0"/>
+            </w:pPr>
+            <w:r>
+              <w:t>applies_to</w:t>
+            </w:r>
+          </w:p>
+        </w:tc>
+        <w:tc>
+          <w:tcPr>
+            <w:tcW w:w="1384" w:type="dxa"/>
+          </w:tcPr>
+          <w:p>
+            <w:pPr>
+              <w:keepNext/>
+              <w:spacing w:after="0"/>
+            </w:pPr>
+            <w:r>
+              <w:t>JSON</w:t>
+            </w:r>
+          </w:p>
+        </w:tc>
+        <w:tc>
+          <w:tcPr>
+            <w:tcW w:w="2645" w:type="dxa"/>
+          </w:tcPr>
+          <w:p>
+            <w:pPr>
+              <w:keepNext/>
+              <w:spacing w:after="0"/>
+            </w:pPr>
+            <w:r>
+              <w:t>ใช้กับแพ็กเกจไหน</w:t>
+            </w:r>
+          </w:p>
+        </w:tc>
+      </w:tr>
+      <w:tr>
+        <w:tc>
+          <w:tcPr>
+            <w:tcW w:w="1589" w:type="dxa"/>
+          </w:tcPr>
+          <w:p>
+            <w:pPr>
+              <w:keepNext/>
+              <w:spacing w:after="0"/>
+            </w:pPr>
+            <w:r>
+              <w:rPr>
+                <w:b/>
+                <w:bCs/>
+              </w:rPr>
+            </w:r>
+          </w:p>
+        </w:tc>
+        <w:tc>
+          <w:tcPr>
+            <w:tcW w:w="3742" w:type="dxa"/>
+          </w:tcPr>
+          <w:p>
+            <w:pPr>
+              <w:keepNext/>
+              <w:spacing w:after="0"/>
+            </w:pPr>
+            <w:r>
+              <w:t>start</w:t>
+            </w:r>
+          </w:p>
+        </w:tc>
+        <w:tc>
+          <w:tcPr>
+            <w:tcW w:w="1384" w:type="dxa"/>
+          </w:tcPr>
+          <w:p>
+            <w:pPr>
+              <w:keepNext/>
+              <w:spacing w:after="0"/>
+            </w:pPr>
+            <w:r>
+              <w:t>TEXT</w:t>
+            </w:r>
+          </w:p>
+        </w:tc>
+        <w:tc>
+          <w:tcPr>
+            <w:tcW w:w="2645" w:type="dxa"/>
+          </w:tcPr>
+          <w:p>
+            <w:pPr>
+              <w:keepNext/>
+              <w:spacing w:after="0"/>
+            </w:pPr>
+            <w:r>
+              <w:t>วันเริ่ม</w:t>
+            </w:r>
+          </w:p>
+        </w:tc>
+      </w:tr>
+      <w:tr>
+        <w:tc>
+          <w:tcPr>
+            <w:tcW w:w="1589" w:type="dxa"/>
+          </w:tcPr>
+          <w:p>
+            <w:pPr>
+              <w:keepNext/>
+              <w:spacing w:after="0"/>
+            </w:pPr>
+            <w:r>
+              <w:rPr>
+                <w:b/>
+                <w:bCs/>
+              </w:rPr>
+            </w:r>
+          </w:p>
+        </w:tc>
+        <w:tc>
+          <w:tcPr>
+            <w:tcW w:w="3742" w:type="dxa"/>
+          </w:tcPr>
+          <w:p>
+            <w:pPr>
+              <w:keepNext/>
+              <w:spacing w:after="0"/>
+            </w:pPr>
+            <w:r>
+              <w:t>end</w:t>
+            </w:r>
+          </w:p>
+        </w:tc>
+        <w:tc>
+          <w:tcPr>
+            <w:tcW w:w="1384" w:type="dxa"/>
+          </w:tcPr>
+          <w:p>
+            <w:pPr>
+              <w:keepNext/>
+              <w:spacing w:after="0"/>
+            </w:pPr>
+            <w:r>
+              <w:t>TEXT</w:t>
+            </w:r>
+          </w:p>
+        </w:tc>
+        <w:tc>
+          <w:tcPr>
+            <w:tcW w:w="2645" w:type="dxa"/>
+          </w:tcPr>
+          <w:p>
+            <w:pPr>
+              <w:keepNext/>
+              <w:spacing w:after="0"/>
+            </w:pPr>
+            <w:r>
+              <w:t>วันหมดเขต</w:t>
+            </w:r>
+          </w:p>
+        </w:tc>
+      </w:tr>
+      <w:tr>
+        <w:tc>
+          <w:tcPr>
+            <w:tcW w:w="1589" w:type="dxa"/>
+          </w:tcPr>
+          <w:p>
+            <w:pPr>
+              <w:keepNext/>
+              <w:spacing w:after="0"/>
+            </w:pPr>
+            <w:r>
+              <w:rPr>
+                <w:b/>
+                <w:bCs/>
+              </w:rPr>
+            </w:r>
+          </w:p>
+        </w:tc>
+        <w:tc>
+          <w:tcPr>
+            <w:tcW w:w="3742" w:type="dxa"/>
+          </w:tcPr>
+          <w:p>
+            <w:pPr>
+              <w:keepNext/>
+              <w:spacing w:after="0"/>
+            </w:pPr>
+            <w:r>
+              <w:t>status</w:t>
+            </w:r>
+          </w:p>
+        </w:tc>
+        <w:tc>
+          <w:tcPr>
+            <w:tcW w:w="1384" w:type="dxa"/>
+          </w:tcPr>
+          <w:p>
+            <w:pPr>
+              <w:keepNext/>
+              <w:spacing w:after="0"/>
+            </w:pPr>
+            <w:r>
+              <w:t>TEXT</w:t>
+            </w:r>
+          </w:p>
+        </w:tc>
+        <w:tc>
+          <w:tcPr>
+            <w:tcW w:w="2645" w:type="dxa"/>
+          </w:tcPr>
+          <w:p>
+            <w:pPr>
+              <w:keepNext/>
+              <w:spacing w:after="0"/>
+            </w:pPr>
+            <w:r>
+              <w:t>active · inactive · expired</w:t>
+            </w:r>
+          </w:p>
+        </w:tc>
+      </w:tr>
+      <w:tr>
+        <w:tc>
+          <w:tcPr>
+            <w:tcW w:w="1589" w:type="dxa"/>
+          </w:tcPr>
+          <w:p>
+            <w:pPr>
+              <w:keepNext/>
+              <w:spacing w:after="0"/>
+            </w:pPr>
+            <w:r>
+              <w:rPr>
+                <w:b/>
+                <w:bCs/>
+              </w:rPr>
+            </w:r>
+          </w:p>
+        </w:tc>
+        <w:tc>
+          <w:tcPr>
+            <w:tcW w:w="3742" w:type="dxa"/>
+          </w:tcPr>
+          <w:p>
+            <w:pPr>
+              <w:keepNext/>
+              <w:spacing w:after="0"/>
+            </w:pPr>
+            <w:r>
+              <w:t>detail</w:t>
+            </w:r>
+          </w:p>
+        </w:tc>
+        <w:tc>
+          <w:tcPr>
+            <w:tcW w:w="1384" w:type="dxa"/>
+          </w:tcPr>
+          <w:p>
+            <w:pPr>
+              <w:keepNext/>
+              <w:spacing w:after="0"/>
+            </w:pPr>
+            <w:r>
+              <w:t>TEXT</w:t>
+            </w:r>
+          </w:p>
+        </w:tc>
+        <w:tc>
+          <w:tcPr>
+            <w:tcW w:w="2645" w:type="dxa"/>
+          </w:tcPr>
+          <w:p>
+            <w:pPr>
+              <w:keepNext/>
+              <w:spacing w:after="0"/>
+            </w:pPr>
+            <w:r>
+              <w:t>รายละเอียด</w:t>
+            </w:r>
+          </w:p>
+        </w:tc>
+      </w:tr>
+      <w:tr>
+        <w:tc>
+          <w:tcPr>
+            <w:tcW w:w="1589" w:type="dxa"/>
+          </w:tcPr>
+          <w:p>
+            <w:pPr>
+              <w:keepNext/>
+              <w:spacing w:after="0"/>
+            </w:pPr>
+            <w:r>
+              <w:rPr>
+                <w:b/>
+                <w:bCs/>
+              </w:rPr>
+            </w:r>
+          </w:p>
+        </w:tc>
+        <w:tc>
+          <w:tcPr>
+            <w:tcW w:w="3742" w:type="dxa"/>
+          </w:tcPr>
+          <w:p>
+            <w:pPr>
+              <w:keepNext/>
+              <w:spacing w:after="0"/>
+            </w:pPr>
+            <w:r>
+              <w:t>test_note</w:t>
+            </w:r>
+          </w:p>
+        </w:tc>
+        <w:tc>
+          <w:tcPr>
+            <w:tcW w:w="1384" w:type="dxa"/>
+          </w:tcPr>
+          <w:p>
+            <w:pPr>
+              <w:keepNext/>
+              <w:spacing w:after="0"/>
+            </w:pPr>
+            <w:r>
+              <w:t>TEXT</w:t>
+            </w:r>
+          </w:p>
+        </w:tc>
+        <w:tc>
+          <w:tcPr>
+            <w:tcW w:w="2645" w:type="dxa"/>
+          </w:tcPr>
+          <w:p>
+            <w:pPr>
+              <w:keepNext/>
+              <w:spacing w:after="0"/>
+            </w:pPr>
+            <w:r>
+              <w:t>บันทึกของผู้ทดสอบ (ข้อมูลทดสอบ)</w:t>
+            </w:r>
+          </w:p>
+        </w:tc>
+      </w:tr>
+      <w:tr>
+        <w:tc>
+          <w:tcPr>
+            <w:tcW w:w="1589" w:type="dxa"/>
+          </w:tcPr>
+          <w:p>
+            <w:pPr>
+              <w:keepNext/>
+              <w:spacing w:after="0"/>
+            </w:pPr>
+            <w:r>
+              <w:rPr>
+                <w:b/>
+                <w:bCs/>
+              </w:rPr>
+              <w:t>members (20 แถว)</w:t>
+            </w:r>
+          </w:p>
+        </w:tc>
+        <w:tc>
+          <w:tcPr>
+            <w:tcW w:w="3742" w:type="dxa"/>
+          </w:tcPr>
+          <w:p>
+            <w:pPr>
+              <w:keepNext/>
+              <w:spacing w:after="0"/>
+            </w:pPr>
+            <w:r>
+              <w:t>member_id</w:t>
+            </w:r>
+          </w:p>
+        </w:tc>
+        <w:tc>
+          <w:tcPr>
+            <w:tcW w:w="1384" w:type="dxa"/>
+          </w:tcPr>
+          <w:p>
+            <w:pPr>
+              <w:keepNext/>
+              <w:spacing w:after="0"/>
+            </w:pPr>
+            <w:r>
+              <w:t>TEXT</w:t>
+            </w:r>
+          </w:p>
+        </w:tc>
+        <w:tc>
+          <w:tcPr>
+            <w:tcW w:w="2645" w:type="dxa"/>
+          </w:tcPr>
+          <w:p>
+            <w:pPr>
+              <w:keepNext/>
+              <w:spacing w:after="0"/>
+            </w:pPr>
+            <w:r>
+              <w:t>รหัสสมาชิก เช่น FN-10003</w:t>
+            </w:r>
+          </w:p>
+        </w:tc>
+      </w:tr>
+      <w:tr>
+        <w:tc>
+          <w:tcPr>
+            <w:tcW w:w="1589" w:type="dxa"/>
+          </w:tcPr>
+          <w:p>
+            <w:pPr>
+              <w:keepNext/>
+              <w:spacing w:after="0"/>
+            </w:pPr>
+            <w:r>
+              <w:rPr>
+                <w:b/>
+                <w:bCs/>
+              </w:rPr>
+            </w:r>
+          </w:p>
+        </w:tc>
+        <w:tc>
+          <w:tcPr>
+            <w:tcW w:w="3742" w:type="dxa"/>
+          </w:tcPr>
+          <w:p>
+            <w:pPr>
+              <w:keepNext/>
+              <w:spacing w:after="0"/>
+            </w:pPr>
+            <w:r>
+              <w:t>first_name</w:t>
+            </w:r>
+          </w:p>
+        </w:tc>
+        <w:tc>
+          <w:tcPr>
+            <w:tcW w:w="1384" w:type="dxa"/>
+          </w:tcPr>
+          <w:p>
+            <w:pPr>
+              <w:keepNext/>
+              <w:spacing w:after="0"/>
+            </w:pPr>
+            <w:r>
+              <w:t>TEXT</w:t>
+            </w:r>
+          </w:p>
+        </w:tc>
+        <w:tc>
+          <w:tcPr>
+            <w:tcW w:w="2645" w:type="dxa"/>
+          </w:tcPr>
+          <w:p>
+            <w:pPr>
+              <w:keepNext/>
+              <w:spacing w:after="0"/>
+            </w:pPr>
+            <w:r>
+              <w:t>ชื่อ</w:t>
+            </w:r>
+          </w:p>
+        </w:tc>
+      </w:tr>
+      <w:tr>
+        <w:tc>
+          <w:tcPr>
+            <w:tcW w:w="1589" w:type="dxa"/>
+          </w:tcPr>
+          <w:p>
+            <w:pPr>
+              <w:keepNext/>
+              <w:spacing w:after="0"/>
+            </w:pPr>
+            <w:r>
+              <w:rPr>
+                <w:b/>
+                <w:bCs/>
+              </w:rPr>
+            </w:r>
+          </w:p>
+        </w:tc>
+        <w:tc>
+          <w:tcPr>
+            <w:tcW w:w="3742" w:type="dxa"/>
+          </w:tcPr>
+          <w:p>
+            <w:pPr>
+              <w:keepNext/>
+              <w:spacing w:after="0"/>
+            </w:pPr>
+            <w:r>
+              <w:t>last_name</w:t>
+            </w:r>
+          </w:p>
+        </w:tc>
+        <w:tc>
+          <w:tcPr>
+            <w:tcW w:w="1384" w:type="dxa"/>
+          </w:tcPr>
+          <w:p>
+            <w:pPr>
+              <w:keepNext/>
+              <w:spacing w:after="0"/>
+            </w:pPr>
+            <w:r>
+              <w:t>TEXT</w:t>
+            </w:r>
+          </w:p>
+        </w:tc>
+        <w:tc>
+          <w:tcPr>
+            <w:tcW w:w="2645" w:type="dxa"/>
+          </w:tcPr>
+          <w:p>
+            <w:pPr>
+              <w:keepNext/>
+              <w:spacing w:after="0"/>
+            </w:pPr>
+            <w:r>
+              <w:t>นามสกุล</w:t>
+            </w:r>
+          </w:p>
+        </w:tc>
+      </w:tr>
+      <w:tr>
+        <w:tc>
+          <w:tcPr>
+            <w:tcW w:w="1589" w:type="dxa"/>
+          </w:tcPr>
+          <w:p>
+            <w:pPr>
+              <w:keepNext/>
+              <w:spacing w:after="0"/>
+            </w:pPr>
+            <w:r>
+              <w:rPr>
+                <w:b/>
+                <w:bCs/>
+              </w:rPr>
+            </w:r>
+          </w:p>
+        </w:tc>
+        <w:tc>
+          <w:tcPr>
+            <w:tcW w:w="3742" w:type="dxa"/>
+          </w:tcPr>
+          <w:p>
+            <w:pPr>
+              <w:keepNext/>
+              <w:spacing w:after="0"/>
+            </w:pPr>
+            <w:r>
+              <w:t>phone</w:t>
+            </w:r>
+          </w:p>
+        </w:tc>
+        <w:tc>
+          <w:tcPr>
+            <w:tcW w:w="1384" w:type="dxa"/>
+          </w:tcPr>
+          <w:p>
+            <w:pPr>
+              <w:keepNext/>
+              <w:spacing w:after="0"/>
+            </w:pPr>
+            <w:r>
+              <w:t>TEXT</w:t>
+            </w:r>
+          </w:p>
+        </w:tc>
+        <w:tc>
+          <w:tcPr>
+            <w:tcW w:w="2645" w:type="dxa"/>
+          </w:tcPr>
+          <w:p>
+            <w:pPr>
+              <w:keepNext/>
+              <w:spacing w:after="0"/>
+            </w:pPr>
+            <w:r>
+              <w:t>เบอร์โทร (บอทไม่เคยบอก)</w:t>
+            </w:r>
+          </w:p>
+        </w:tc>
+      </w:tr>
+      <w:tr>
+        <w:tc>
+          <w:tcPr>
+            <w:tcW w:w="1589" w:type="dxa"/>
+          </w:tcPr>
+          <w:p>
+            <w:pPr>
+              <w:keepNext/>
+              <w:spacing w:after="0"/>
+            </w:pPr>
+            <w:r>
+              <w:rPr>
+                <w:b/>
+                <w:bCs/>
+              </w:rPr>
+            </w:r>
+          </w:p>
+        </w:tc>
+        <w:tc>
+          <w:tcPr>
+            <w:tcW w:w="3742" w:type="dxa"/>
+          </w:tcPr>
+          <w:p>
+            <w:pPr>
+              <w:keepNext/>
+              <w:spacing w:after="0"/>
+            </w:pPr>
+            <w:r>
+              <w:t>phone_last4</w:t>
+            </w:r>
+          </w:p>
+        </w:tc>
+        <w:tc>
+          <w:tcPr>
+            <w:tcW w:w="1384" w:type="dxa"/>
+          </w:tcPr>
+          <w:p>
+            <w:pPr>
+              <w:keepNext/>
+              <w:spacing w:after="0"/>
+            </w:pPr>
+            <w:r>
+              <w:t>TEXT</w:t>
+            </w:r>
+          </w:p>
+        </w:tc>
+        <w:tc>
+          <w:tcPr>
+            <w:tcW w:w="2645" w:type="dxa"/>
+          </w:tcPr>
+          <w:p>
+            <w:pPr>
+              <w:keepNext/>
+              <w:spacing w:after="0"/>
+            </w:pPr>
+            <w:r>
+              <w:t>เบอร์ 4 ตัวท้าย ใช้ยืนยันตัวตน</w:t>
+            </w:r>
+          </w:p>
+        </w:tc>
+      </w:tr>
+      <w:tr>
+        <w:tc>
+          <w:tcPr>
+            <w:tcW w:w="1589" w:type="dxa"/>
+          </w:tcPr>
+          <w:p>
+            <w:pPr>
+              <w:keepNext/>
+              <w:spacing w:after="0"/>
+            </w:pPr>
+            <w:r>
+              <w:rPr>
+                <w:b/>
+                <w:bCs/>
+              </w:rPr>
+            </w:r>
+          </w:p>
+        </w:tc>
+        <w:tc>
+          <w:tcPr>
+            <w:tcW w:w="3742" w:type="dxa"/>
+          </w:tcPr>
+          <w:p>
+            <w:pPr>
+              <w:keepNext/>
+              <w:spacing w:after="0"/>
+            </w:pPr>
+            <w:r>
+              <w:t>package_id</w:t>
+            </w:r>
+          </w:p>
+        </w:tc>
+        <w:tc>
+          <w:tcPr>
+            <w:tcW w:w="1384" w:type="dxa"/>
+          </w:tcPr>
+          <w:p>
+            <w:pPr>
+              <w:keepNext/>
+              <w:spacing w:after="0"/>
+            </w:pPr>
+            <w:r>
+              <w:t>TEXT</w:t>
+            </w:r>
+          </w:p>
+        </w:tc>
+        <w:tc>
+          <w:tcPr>
+            <w:tcW w:w="2645" w:type="dxa"/>
+          </w:tcPr>
+          <w:p>
+            <w:pPr>
+              <w:keepNext/>
+              <w:spacing w:after="0"/>
+            </w:pPr>
+            <w:r>
+              <w:t>แพ็กเกจ → packages.id</w:t>
+            </w:r>
+          </w:p>
+        </w:tc>
+      </w:tr>
+      <w:tr>
+        <w:tc>
+          <w:tcPr>
+            <w:tcW w:w="1589" w:type="dxa"/>
+          </w:tcPr>
+          <w:p>
+            <w:pPr>
+              <w:keepNext/>
+              <w:spacing w:after="0"/>
+            </w:pPr>
+            <w:r>
+              <w:rPr>
+                <w:b/>
+                <w:bCs/>
+              </w:rPr>
+            </w:r>
+          </w:p>
+        </w:tc>
+        <w:tc>
+          <w:tcPr>
+            <w:tcW w:w="3742" w:type="dxa"/>
+          </w:tcPr>
+          <w:p>
+            <w:pPr>
+              <w:keepNext/>
+              <w:spacing w:after="0"/>
+            </w:pPr>
+            <w:r>
+              <w:t>start_date</w:t>
+            </w:r>
+          </w:p>
+        </w:tc>
+        <w:tc>
+          <w:tcPr>
+            <w:tcW w:w="1384" w:type="dxa"/>
+          </w:tcPr>
+          <w:p>
+            <w:pPr>
+              <w:keepNext/>
+              <w:spacing w:after="0"/>
+            </w:pPr>
+            <w:r>
+              <w:t>TEXT</w:t>
+            </w:r>
+          </w:p>
+        </w:tc>
+        <w:tc>
+          <w:tcPr>
+            <w:tcW w:w="2645" w:type="dxa"/>
+          </w:tcPr>
+          <w:p>
+            <w:pPr>
+              <w:keepNext/>
+              <w:spacing w:after="0"/>
+            </w:pPr>
+            <w:r>
+              <w:t>วันเริ่มสมาชิก</w:t>
+            </w:r>
+          </w:p>
+        </w:tc>
+      </w:tr>
+      <w:tr>
+        <w:tc>
+          <w:tcPr>
+            <w:tcW w:w="1589" w:type="dxa"/>
+          </w:tcPr>
+          <w:p>
+            <w:pPr>
+              <w:keepNext/>
+              <w:spacing w:after="0"/>
+            </w:pPr>
+            <w:r>
+              <w:rPr>
+                <w:b/>
+                <w:bCs/>
+              </w:rPr>
+            </w:r>
+          </w:p>
+        </w:tc>
+        <w:tc>
+          <w:tcPr>
+            <w:tcW w:w="3742" w:type="dxa"/>
+          </w:tcPr>
+          <w:p>
+            <w:pPr>
+              <w:keepNext/>
+              <w:spacing w:after="0"/>
+            </w:pPr>
+            <w:r>
+              <w:t>end_date</w:t>
+            </w:r>
+          </w:p>
+        </w:tc>
+        <w:tc>
+          <w:tcPr>
+            <w:tcW w:w="1384" w:type="dxa"/>
+          </w:tcPr>
+          <w:p>
+            <w:pPr>
+              <w:keepNext/>
+              <w:spacing w:after="0"/>
+            </w:pPr>
+            <w:r>
+              <w:t>TEXT</w:t>
+            </w:r>
+          </w:p>
+        </w:tc>
+        <w:tc>
+          <w:tcPr>
+            <w:tcW w:w="2645" w:type="dxa"/>
+          </w:tcPr>
+          <w:p>
+            <w:pPr>
+              <w:keepNext/>
+              <w:spacing w:after="0"/>
+            </w:pPr>
+            <w:r>
+              <w:t>วันหมดอายุ</w:t>
+            </w:r>
+          </w:p>
+        </w:tc>
+      </w:tr>
+      <w:tr>
+        <w:tc>
+          <w:tcPr>
+            <w:tcW w:w="1589" w:type="dxa"/>
+          </w:tcPr>
+          <w:p>
+            <w:pPr>
+              <w:keepNext/>
+              <w:spacing w:after="0"/>
+            </w:pPr>
+            <w:r>
+              <w:rPr>
+                <w:b/>
+                <w:bCs/>
+              </w:rPr>
+            </w:r>
+          </w:p>
+        </w:tc>
+        <w:tc>
+          <w:tcPr>
+            <w:tcW w:w="3742" w:type="dxa"/>
+          </w:tcPr>
+          <w:p>
+            <w:pPr>
+              <w:keepNext/>
+              <w:spacing w:after="0"/>
+            </w:pPr>
+            <w:r>
+              <w:t>status</w:t>
+            </w:r>
+          </w:p>
+        </w:tc>
+        <w:tc>
+          <w:tcPr>
+            <w:tcW w:w="1384" w:type="dxa"/>
+          </w:tcPr>
+          <w:p>
+            <w:pPr>
+              <w:keepNext/>
+              <w:spacing w:after="0"/>
+            </w:pPr>
+            <w:r>
+              <w:t>TEXT</w:t>
+            </w:r>
+          </w:p>
+        </w:tc>
+        <w:tc>
+          <w:tcPr>
+            <w:tcW w:w="2645" w:type="dxa"/>
+          </w:tcPr>
+          <w:p>
+            <w:pPr>
+              <w:keepNext/>
+              <w:spacing w:after="0"/>
+            </w:pPr>
+            <w:r>
+              <w:t>active · frozen · expired</w:t>
+            </w:r>
+          </w:p>
+        </w:tc>
+      </w:tr>
+      <w:tr>
+        <w:tc>
+          <w:tcPr>
+            <w:tcW w:w="1589" w:type="dxa"/>
+          </w:tcPr>
+          <w:p>
+            <w:pPr>
+              <w:keepNext/>
+              <w:spacing w:after="0"/>
+            </w:pPr>
+            <w:r>
+              <w:rPr>
+                <w:b/>
+                <w:bCs/>
+              </w:rPr>
+            </w:r>
+          </w:p>
+        </w:tc>
+        <w:tc>
+          <w:tcPr>
+            <w:tcW w:w="3742" w:type="dxa"/>
+          </w:tcPr>
+          <w:p>
+            <w:pPr>
+              <w:keepNext/>
+              <w:spacing w:after="0"/>
+            </w:pPr>
+            <w:r>
+              <w:t>points</w:t>
+            </w:r>
+          </w:p>
+        </w:tc>
+        <w:tc>
+          <w:tcPr>
+            <w:tcW w:w="1384" w:type="dxa"/>
+          </w:tcPr>
+          <w:p>
+            <w:pPr>
+              <w:keepNext/>
+              <w:spacing w:after="0"/>
+            </w:pPr>
+            <w:r>
+              <w:t>INTEGER</w:t>
+            </w:r>
+          </w:p>
+        </w:tc>
+        <w:tc>
+          <w:tcPr>
+            <w:tcW w:w="2645" w:type="dxa"/>
+          </w:tcPr>
+          <w:p>
+            <w:pPr>
+              <w:keepNext/>
+              <w:spacing w:after="0"/>
+            </w:pPr>
+            <w:r>
+              <w:t>แต้มสะสม</w:t>
+            </w:r>
+          </w:p>
+        </w:tc>
+      </w:tr>
+      <w:tr>
+        <w:tc>
+          <w:tcPr>
+            <w:tcW w:w="1589" w:type="dxa"/>
+          </w:tcPr>
+          <w:p>
+            <w:pPr>
+              <w:keepNext/>
+              <w:spacing w:after="0"/>
+            </w:pPr>
+            <w:r>
+              <w:rPr>
+                <w:b/>
+                <w:bCs/>
+              </w:rPr>
+            </w:r>
+          </w:p>
+        </w:tc>
+        <w:tc>
+          <w:tcPr>
+            <w:tcW w:w="3742" w:type="dxa"/>
+          </w:tcPr>
+          <w:p>
+            <w:pPr>
+              <w:keepNext/>
+              <w:spacing w:after="0"/>
+            </w:pPr>
+            <w:r>
+              <w:t>pt_sessions_left</w:t>
+            </w:r>
+          </w:p>
+        </w:tc>
+        <w:tc>
+          <w:tcPr>
+            <w:tcW w:w="1384" w:type="dxa"/>
+          </w:tcPr>
+          <w:p>
+            <w:pPr>
+              <w:keepNext/>
+              <w:spacing w:after="0"/>
+            </w:pPr>
+            <w:r>
+              <w:t>INTEGER</w:t>
+            </w:r>
+          </w:p>
+        </w:tc>
+        <w:tc>
+          <w:tcPr>
+            <w:tcW w:w="2645" w:type="dxa"/>
+          </w:tcPr>
+          <w:p>
+            <w:pPr>
+              <w:keepNext/>
+              <w:spacing w:after="0"/>
+            </w:pPr>
+            <w:r>
+              <w:t>PT คงเหลือ (ครั้ง)</w:t>
+            </w:r>
+          </w:p>
+        </w:tc>
+      </w:tr>
+      <w:tr>
+        <w:tc>
+          <w:tcPr>
+            <w:tcW w:w="1589" w:type="dxa"/>
+          </w:tcPr>
+          <w:p>
+            <w:pPr>
+              <w:keepNext/>
+              <w:spacing w:after="0"/>
+            </w:pPr>
+            <w:r>
+              <w:rPr>
+                <w:b/>
+                <w:bCs/>
+              </w:rPr>
+            </w:r>
+          </w:p>
+        </w:tc>
+        <w:tc>
+          <w:tcPr>
+            <w:tcW w:w="3742" w:type="dxa"/>
+          </w:tcPr>
+          <w:p>
+            <w:pPr>
+              <w:keepNext/>
+              <w:spacing w:after="0"/>
+            </w:pPr>
+            <w:r>
+              <w:t>freeze_until</w:t>
+            </w:r>
+          </w:p>
+        </w:tc>
+        <w:tc>
+          <w:tcPr>
+            <w:tcW w:w="1384" w:type="dxa"/>
+          </w:tcPr>
+          <w:p>
+            <w:pPr>
+              <w:keepNext/>
+              <w:spacing w:after="0"/>
+            </w:pPr>
+            <w:r>
+              <w:t>TEXT</w:t>
+            </w:r>
+          </w:p>
+        </w:tc>
+        <w:tc>
+          <w:tcPr>
+            <w:tcW w:w="2645" w:type="dxa"/>
+          </w:tcPr>
+          <w:p>
+            <w:pPr>
+              <w:keepNext/>
+              <w:spacing w:after="0"/>
+            </w:pPr>
+            <w:r>
+              <w:t>พักสมาชิกถึงวันที่</w:t>
+            </w:r>
+          </w:p>
+        </w:tc>
+      </w:tr>
+      <w:tr>
+        <w:tc>
+          <w:tcPr>
+            <w:tcW w:w="1589" w:type="dxa"/>
+          </w:tcPr>
+          <w:p>
+            <w:pPr>
+              <w:keepNext/>
+              <w:spacing w:after="0"/>
+            </w:pPr>
+            <w:r>
+              <w:rPr>
+                <w:b/>
+                <w:bCs/>
+              </w:rPr>
+              <w:t>bookings (16 แถว)</w:t>
+            </w:r>
+          </w:p>
+        </w:tc>
+        <w:tc>
+          <w:tcPr>
+            <w:tcW w:w="3742" w:type="dxa"/>
+          </w:tcPr>
+          <w:p>
+            <w:pPr>
+              <w:keepNext/>
+              <w:spacing w:after="0"/>
+            </w:pPr>
+            <w:r>
+              <w:t>id</w:t>
+            </w:r>
+          </w:p>
+        </w:tc>
+        <w:tc>
+          <w:tcPr>
+            <w:tcW w:w="1384" w:type="dxa"/>
+          </w:tcPr>
+          <w:p>
+            <w:pPr>
+              <w:keepNext/>
+              <w:spacing w:after="0"/>
+            </w:pPr>
+            <w:r>
+              <w:t>TEXT</w:t>
+            </w:r>
+          </w:p>
+        </w:tc>
+        <w:tc>
+          <w:tcPr>
+            <w:tcW w:w="2645" w:type="dxa"/>
+          </w:tcPr>
+          <w:p>
+            <w:pPr>
+              <w:keepNext/>
+              <w:spacing w:after="0"/>
+            </w:pPr>
+            <w:r>
+              <w:t>รหัสการจอง</w:t>
+            </w:r>
+          </w:p>
+        </w:tc>
+      </w:tr>
+      <w:tr>
+        <w:tc>
+          <w:tcPr>
+            <w:tcW w:w="1589" w:type="dxa"/>
+          </w:tcPr>
+          <w:p>
+            <w:pPr>
+              <w:keepNext/>
+              <w:spacing w:after="0"/>
+            </w:pPr>
+            <w:r>
+              <w:rPr>
+                <w:b/>
+                <w:bCs/>
+              </w:rPr>
+            </w:r>
+          </w:p>
+        </w:tc>
+        <w:tc>
+          <w:tcPr>
+            <w:tcW w:w="3742" w:type="dxa"/>
+          </w:tcPr>
+          <w:p>
+            <w:pPr>
+              <w:keepNext/>
+              <w:spacing w:after="0"/>
+            </w:pPr>
+            <w:r>
+              <w:t>member_id</w:t>
+            </w:r>
+          </w:p>
+        </w:tc>
+        <w:tc>
+          <w:tcPr>
+            <w:tcW w:w="1384" w:type="dxa"/>
+          </w:tcPr>
+          <w:p>
+            <w:pPr>
+              <w:keepNext/>
+              <w:spacing w:after="0"/>
+            </w:pPr>
+            <w:r>
+              <w:t>TEXT</w:t>
+            </w:r>
+          </w:p>
+        </w:tc>
+        <w:tc>
+          <w:tcPr>
+            <w:tcW w:w="2645" w:type="dxa"/>
+          </w:tcPr>
+          <w:p>
+            <w:pPr>
+              <w:keepNext/>
+              <w:spacing w:after="0"/>
+            </w:pPr>
+            <w:r>
+              <w:t>สมาชิก → members.member_id</w:t>
+            </w:r>
+          </w:p>
+        </w:tc>
+      </w:tr>
+      <w:tr>
+        <w:tc>
+          <w:tcPr>
+            <w:tcW w:w="1589" w:type="dxa"/>
+          </w:tcPr>
+          <w:p>
+            <w:pPr>
+              <w:keepNext/>
+              <w:spacing w:after="0"/>
+            </w:pPr>
+            <w:r>
+              <w:rPr>
+                <w:b/>
+                <w:bCs/>
+              </w:rPr>
+            </w:r>
+          </w:p>
+        </w:tc>
+        <w:tc>
+          <w:tcPr>
+            <w:tcW w:w="3742" w:type="dxa"/>
+          </w:tcPr>
+          <w:p>
+            <w:pPr>
+              <w:keepNext/>
+              <w:spacing w:after="0"/>
+            </w:pPr>
+            <w:r>
+              <w:t>slot_id</w:t>
+            </w:r>
+          </w:p>
+        </w:tc>
+        <w:tc>
+          <w:tcPr>
+            <w:tcW w:w="1384" w:type="dxa"/>
+          </w:tcPr>
+          <w:p>
+            <w:pPr>
+              <w:keepNext/>
+              <w:spacing w:after="0"/>
+            </w:pPr>
+            <w:r>
+              <w:t>TEXT</w:t>
+            </w:r>
+          </w:p>
+        </w:tc>
+        <w:tc>
+          <w:tcPr>
+            <w:tcW w:w="2645" w:type="dxa"/>
+          </w:tcPr>
+          <w:p>
+            <w:pPr>
+              <w:keepNext/>
+              <w:spacing w:after="0"/>
+            </w:pPr>
+            <w:r>
+              <w:t>รอบคลาส → schedule.id</w:t>
+            </w:r>
+          </w:p>
+        </w:tc>
+      </w:tr>
+      <w:tr>
+        <w:tc>
+          <w:tcPr>
+            <w:tcW w:w="1589" w:type="dxa"/>
+          </w:tcPr>
+          <w:p>
+            <w:pPr>
+              <w:keepNext/>
+              <w:spacing w:after="0"/>
+            </w:pPr>
+            <w:r>
+              <w:rPr>
+                <w:b/>
+                <w:bCs/>
+              </w:rPr>
+            </w:r>
+          </w:p>
+        </w:tc>
+        <w:tc>
+          <w:tcPr>
+            <w:tcW w:w="3742" w:type="dxa"/>
+          </w:tcPr>
+          <w:p>
+            <w:pPr>
+              <w:keepNext/>
+              <w:spacing w:after="0"/>
+            </w:pPr>
+            <w:r>
+              <w:t>date</w:t>
+            </w:r>
+          </w:p>
+        </w:tc>
+        <w:tc>
+          <w:tcPr>
+            <w:tcW w:w="1384" w:type="dxa"/>
+          </w:tcPr>
+          <w:p>
+            <w:pPr>
+              <w:keepNext/>
+              <w:spacing w:after="0"/>
+            </w:pPr>
+            <w:r>
+              <w:t>TEXT</w:t>
+            </w:r>
+          </w:p>
+        </w:tc>
+        <w:tc>
+          <w:tcPr>
+            <w:tcW w:w="2645" w:type="dxa"/>
+          </w:tcPr>
+          <w:p>
+            <w:pPr>
+              <w:keepNext/>
+              <w:spacing w:after="0"/>
+            </w:pPr>
+            <w:r>
+              <w:t>วันที่เข้าคลาส</w:t>
+            </w:r>
+          </w:p>
+        </w:tc>
+      </w:tr>
+      <w:tr>
+        <w:tc>
+          <w:tcPr>
+            <w:tcW w:w="1589" w:type="dxa"/>
+          </w:tcPr>
+          <w:p>
+            <w:pPr>
+              <w:keepNext/>
+              <w:spacing w:after="0"/>
+            </w:pPr>
+            <w:r>
+              <w:rPr>
+                <w:b/>
+                <w:bCs/>
+              </w:rPr>
+            </w:r>
+          </w:p>
+        </w:tc>
+        <w:tc>
+          <w:tcPr>
+            <w:tcW w:w="3742" w:type="dxa"/>
+          </w:tcPr>
+          <w:p>
+            <w:pPr>
+              <w:keepNext/>
+              <w:spacing w:after="0"/>
+            </w:pPr>
+            <w:r>
+              <w:t>status</w:t>
+            </w:r>
+          </w:p>
+        </w:tc>
+        <w:tc>
+          <w:tcPr>
+            <w:tcW w:w="1384" w:type="dxa"/>
+          </w:tcPr>
+          <w:p>
+            <w:pPr>
+              <w:keepNext/>
+              <w:spacing w:after="0"/>
+            </w:pPr>
+            <w:r>
+              <w:t>TEXT</w:t>
+            </w:r>
+          </w:p>
+        </w:tc>
+        <w:tc>
+          <w:tcPr>
+            <w:tcW w:w="2645" w:type="dxa"/>
+          </w:tcPr>
+          <w:p>
+            <w:pPr>
+              <w:keepNext/>
+              <w:spacing w:after="0"/>
+            </w:pPr>
+            <w:r>
+              <w:t>booked · cancelled · no_show</w:t>
+            </w:r>
+          </w:p>
+        </w:tc>
+      </w:tr>
+      <w:tr>
+        <w:tc>
+          <w:tcPr>
+            <w:tcW w:w="1589" w:type="dxa"/>
+          </w:tcPr>
+          <w:p>
+            <w:pPr>
+              <w:keepNext/>
+              <w:spacing w:after="0"/>
+            </w:pPr>
+            <w:r>
+              <w:rPr>
+                <w:b/>
+                <w:bCs/>
+              </w:rPr>
+            </w:r>
+          </w:p>
+        </w:tc>
+        <w:tc>
+          <w:tcPr>
+            <w:tcW w:w="3742" w:type="dxa"/>
+          </w:tcPr>
+          <w:p>
+            <w:pPr>
+              <w:keepNext/>
+              <w:spacing w:after="0"/>
+            </w:pPr>
+            <w:r>
+              <w:t>test_note</w:t>
+            </w:r>
+          </w:p>
+        </w:tc>
+        <w:tc>
+          <w:tcPr>
+            <w:tcW w:w="1384" w:type="dxa"/>
+          </w:tcPr>
+          <w:p>
+            <w:pPr>
+              <w:keepNext/>
+              <w:spacing w:after="0"/>
+            </w:pPr>
+            <w:r>
+              <w:t>TEXT</w:t>
+            </w:r>
+          </w:p>
+        </w:tc>
+        <w:tc>
+          <w:tcPr>
+            <w:tcW w:w="2645" w:type="dxa"/>
+          </w:tcPr>
+          <w:p>
+            <w:pPr>
+              <w:keepNext/>
+              <w:spacing w:after="0"/>
+            </w:pPr>
+            <w:r>
+              <w:t>บันทึกของผู้ทดสอบ (ข้อมูลทดสอบ)</w:t>
+            </w:r>
+          </w:p>
+        </w:tc>
+      </w:tr>
+      <w:tr>
+        <w:tc>
+          <w:tcPr>
+            <w:tcW w:w="1589" w:type="dxa"/>
+          </w:tcPr>
+          <w:p>
+            <w:pPr>
+              <w:keepNext/>
+              <w:spacing w:after="0"/>
+            </w:pPr>
+            <w:r>
+              <w:rPr>
+                <w:b/>
+                <w:bCs/>
+              </w:rPr>
+              <w:t>payments (7 แถว)</w:t>
+            </w:r>
+          </w:p>
+        </w:tc>
+        <w:tc>
+          <w:tcPr>
+            <w:tcW w:w="3742" w:type="dxa"/>
+          </w:tcPr>
+          <w:p>
+            <w:pPr>
+              <w:keepNext/>
+              <w:spacing w:after="0"/>
+            </w:pPr>
+            <w:r>
+              <w:t>id</w:t>
+            </w:r>
+          </w:p>
+        </w:tc>
+        <w:tc>
+          <w:tcPr>
+            <w:tcW w:w="1384" w:type="dxa"/>
+          </w:tcPr>
+          <w:p>
+            <w:pPr>
+              <w:keepNext/>
+              <w:spacing w:after="0"/>
+            </w:pPr>
+            <w:r>
+              <w:t>TEXT</w:t>
+            </w:r>
+          </w:p>
+        </w:tc>
+        <w:tc>
+          <w:tcPr>
+            <w:tcW w:w="2645" w:type="dxa"/>
+          </w:tcPr>
+          <w:p>
+            <w:pPr>
+              <w:keepNext/>
+              <w:spacing w:after="0"/>
+            </w:pPr>
+            <w:r>
+              <w:t>รหัสยอดชำระ</w:t>
+            </w:r>
+          </w:p>
+        </w:tc>
+      </w:tr>
+      <w:tr>
+        <w:tc>
+          <w:tcPr>
+            <w:tcW w:w="1589" w:type="dxa"/>
+          </w:tcPr>
+          <w:p>
+            <w:pPr>
+              <w:keepNext/>
+              <w:spacing w:after="0"/>
+            </w:pPr>
+            <w:r>
+              <w:rPr>
+                <w:b/>
+                <w:bCs/>
+              </w:rPr>
+            </w:r>
+          </w:p>
+        </w:tc>
+        <w:tc>
+          <w:tcPr>
+            <w:tcW w:w="3742" w:type="dxa"/>
+          </w:tcPr>
+          <w:p>
+            <w:pPr>
+              <w:keepNext/>
+              <w:spacing w:after="0"/>
+            </w:pPr>
+            <w:r>
+              <w:t>member_id</w:t>
+            </w:r>
+          </w:p>
+        </w:tc>
+        <w:tc>
+          <w:tcPr>
+            <w:tcW w:w="1384" w:type="dxa"/>
+          </w:tcPr>
+          <w:p>
+            <w:pPr>
+              <w:keepNext/>
+              <w:spacing w:after="0"/>
+            </w:pPr>
+            <w:r>
+              <w:t>TEXT</w:t>
+            </w:r>
+          </w:p>
+        </w:tc>
+        <w:tc>
+          <w:tcPr>
+            <w:tcW w:w="2645" w:type="dxa"/>
+          </w:tcPr>
+          <w:p>
+            <w:pPr>
+              <w:keepNext/>
+              <w:spacing w:after="0"/>
+            </w:pPr>
+            <w:r>
+              <w:t>สมาชิก → members.member_id</w:t>
+            </w:r>
+          </w:p>
+        </w:tc>
+      </w:tr>
+      <w:tr>
+        <w:tc>
+          <w:tcPr>
+            <w:tcW w:w="1589" w:type="dxa"/>
+          </w:tcPr>
+          <w:p>
+            <w:pPr>
+              <w:keepNext/>
+              <w:spacing w:after="0"/>
+            </w:pPr>
+            <w:r>
+              <w:rPr>
+                <w:b/>
+                <w:bCs/>
+              </w:rPr>
+            </w:r>
+          </w:p>
+        </w:tc>
+        <w:tc>
+          <w:tcPr>
+            <w:tcW w:w="3742" w:type="dxa"/>
+          </w:tcPr>
+          <w:p>
+            <w:pPr>
+              <w:keepNext/>
+              <w:spacing w:after="0"/>
+            </w:pPr>
+            <w:r>
+              <w:t>description</w:t>
+            </w:r>
+          </w:p>
+        </w:tc>
+        <w:tc>
+          <w:tcPr>
+            <w:tcW w:w="1384" w:type="dxa"/>
+          </w:tcPr>
+          <w:p>
+            <w:pPr>
+              <w:keepNext/>
+              <w:spacing w:after="0"/>
+            </w:pPr>
+            <w:r>
+              <w:t>TEXT</w:t>
+            </w:r>
+          </w:p>
+        </w:tc>
+        <w:tc>
+          <w:tcPr>
+            <w:tcW w:w="2645" w:type="dxa"/>
+          </w:tcPr>
+          <w:p>
+            <w:pPr>
+              <w:keepNext/>
+              <w:spacing w:after="0"/>
+            </w:pPr>
+            <w:r>
+              <w:t>รายการ</w:t>
+            </w:r>
+          </w:p>
+        </w:tc>
+      </w:tr>
+      <w:tr>
+        <w:tc>
+          <w:tcPr>
+            <w:tcW w:w="1589" w:type="dxa"/>
+          </w:tcPr>
+          <w:p>
+            <w:pPr>
+              <w:keepNext/>
+              <w:spacing w:after="0"/>
+            </w:pPr>
+            <w:r>
+              <w:rPr>
+                <w:b/>
+                <w:bCs/>
+              </w:rPr>
+            </w:r>
+          </w:p>
+        </w:tc>
+        <w:tc>
+          <w:tcPr>
+            <w:tcW w:w="3742" w:type="dxa"/>
+          </w:tcPr>
+          <w:p>
+            <w:pPr>
+              <w:keepNext/>
+              <w:spacing w:after="0"/>
+            </w:pPr>
+            <w:r>
+              <w:t>amount</w:t>
+            </w:r>
+          </w:p>
+        </w:tc>
+        <w:tc>
+          <w:tcPr>
+            <w:tcW w:w="1384" w:type="dxa"/>
+          </w:tcPr>
+          <w:p>
+            <w:pPr>
+              <w:keepNext/>
+              <w:spacing w:after="0"/>
+            </w:pPr>
+            <w:r>
+              <w:t>REAL</w:t>
+            </w:r>
+          </w:p>
+        </w:tc>
+        <w:tc>
+          <w:tcPr>
+            <w:tcW w:w="2645" w:type="dxa"/>
+          </w:tcPr>
+          <w:p>
+            <w:pPr>
+              <w:keepNext/>
+              <w:spacing w:after="0"/>
+            </w:pPr>
+            <w:r>
+              <w:t>ยอด (บาท)</w:t>
+            </w:r>
+          </w:p>
+        </w:tc>
+      </w:tr>
+      <w:tr>
+        <w:tc>
+          <w:tcPr>
+            <w:tcW w:w="1589" w:type="dxa"/>
+          </w:tcPr>
+          <w:p>
+            <w:pPr>
+              <w:keepNext/>
+              <w:spacing w:after="0"/>
+            </w:pPr>
+            <w:r>
+              <w:rPr>
+                <w:b/>
+                <w:bCs/>
+              </w:rPr>
+            </w:r>
+          </w:p>
+        </w:tc>
+        <w:tc>
+          <w:tcPr>
+            <w:tcW w:w="3742" w:type="dxa"/>
+          </w:tcPr>
+          <w:p>
+            <w:pPr>
+              <w:keepNext/>
+              <w:spacing w:after="0"/>
+            </w:pPr>
+            <w:r>
+              <w:t>due</w:t>
+            </w:r>
+          </w:p>
+        </w:tc>
+        <w:tc>
+          <w:tcPr>
+            <w:tcW w:w="1384" w:type="dxa"/>
+          </w:tcPr>
+          <w:p>
+            <w:pPr>
+              <w:keepNext/>
+              <w:spacing w:after="0"/>
+            </w:pPr>
+            <w:r>
+              <w:t>TEXT</w:t>
+            </w:r>
+          </w:p>
+        </w:tc>
+        <w:tc>
+          <w:tcPr>
+            <w:tcW w:w="2645" w:type="dxa"/>
+          </w:tcPr>
+          <w:p>
+            <w:pPr>
+              <w:keepNext/>
+              <w:spacing w:after="0"/>
+            </w:pPr>
+            <w:r>
+              <w:t>วันครบกำหนด</w:t>
+            </w:r>
+          </w:p>
+        </w:tc>
+      </w:tr>
+      <w:tr>
+        <w:tc>
+          <w:tcPr>
+            <w:tcW w:w="1589" w:type="dxa"/>
+          </w:tcPr>
+          <w:p>
+            <w:pPr>
+              <w:keepNext/>
+              <w:spacing w:after="0"/>
+            </w:pPr>
+            <w:r>
+              <w:rPr>
+                <w:b/>
+                <w:bCs/>
+              </w:rPr>
+            </w:r>
+          </w:p>
+        </w:tc>
+        <w:tc>
+          <w:tcPr>
+            <w:tcW w:w="3742" w:type="dxa"/>
+          </w:tcPr>
+          <w:p>
+            <w:pPr>
+              <w:keepNext/>
+              <w:spacing w:after="0"/>
+            </w:pPr>
+            <w:r>
+              <w:t>status</w:t>
+            </w:r>
+          </w:p>
+        </w:tc>
+        <w:tc>
+          <w:tcPr>
+            <w:tcW w:w="1384" w:type="dxa"/>
+          </w:tcPr>
+          <w:p>
+            <w:pPr>
+              <w:keepNext/>
+              <w:spacing w:after="0"/>
+            </w:pPr>
+            <w:r>
+              <w:t>TEXT</w:t>
+            </w:r>
+          </w:p>
+        </w:tc>
+        <w:tc>
+          <w:tcPr>
+            <w:tcW w:w="2645" w:type="dxa"/>
+          </w:tcPr>
+          <w:p>
+            <w:pPr>
+              <w:keepNext/>
+              <w:spacing w:after="0"/>
+            </w:pPr>
+            <w:r>
+              <w:t>awaiting_slip (ยังไม่ส่งสลิป) · pending_slip (ส่งสลิปแล้ว รอพนักงาน) · paid</w:t>
+            </w:r>
+          </w:p>
+        </w:tc>
+      </w:tr>
+      <w:tr>
+        <w:tc>
+          <w:tcPr>
+            <w:tcW w:w="1589" w:type="dxa"/>
+          </w:tcPr>
+          <w:p>
+            <w:pPr>
+              <w:keepNext/>
+              <w:spacing w:after="0"/>
+            </w:pPr>
+            <w:r>
+              <w:rPr>
+                <w:b/>
+                <w:bCs/>
+              </w:rPr>
+            </w:r>
+          </w:p>
+        </w:tc>
+        <w:tc>
+          <w:tcPr>
+            <w:tcW w:w="3742" w:type="dxa"/>
+          </w:tcPr>
+          <w:p>
+            <w:pPr>
+              <w:keepNext/>
+              <w:spacing w:after="0"/>
+            </w:pPr>
+            <w:r>
+              <w:t>slip_image</w:t>
+            </w:r>
+          </w:p>
+        </w:tc>
+        <w:tc>
+          <w:tcPr>
+            <w:tcW w:w="1384" w:type="dxa"/>
+          </w:tcPr>
+          <w:p>
+            <w:pPr>
+              <w:keepNext/>
+              <w:spacing w:after="0"/>
+            </w:pPr>
+            <w:r>
+              <w:t>TEXT</w:t>
+            </w:r>
+          </w:p>
+        </w:tc>
+        <w:tc>
+          <w:tcPr>
+            <w:tcW w:w="2645" w:type="dxa"/>
+          </w:tcPr>
+          <w:p>
+            <w:pPr>
+              <w:keepNext/>
+              <w:spacing w:after="0"/>
+            </w:pPr>
+            <w:r>
+              <w:t>ภาพสลิปตัวอย่าง (ข้อมูลทดสอบ)</w:t>
+            </w:r>
+          </w:p>
+        </w:tc>
+      </w:tr>
+      <w:tr>
+        <w:tc>
+          <w:tcPr>
+            <w:tcW w:w="1589" w:type="dxa"/>
+          </w:tcPr>
+          <w:p>
+            <w:pPr>
+              <w:keepNext/>
+              <w:spacing w:after="0"/>
+            </w:pPr>
+            <w:r>
+              <w:rPr>
+                <w:b/>
+                <w:bCs/>
+              </w:rPr>
+            </w:r>
+          </w:p>
+        </w:tc>
+        <w:tc>
+          <w:tcPr>
+            <w:tcW w:w="3742" w:type="dxa"/>
+          </w:tcPr>
+          <w:p>
+            <w:pPr>
+              <w:keepNext/>
+              <w:spacing w:after="0"/>
+            </w:pPr>
+            <w:r>
+              <w:t>test_note</w:t>
+            </w:r>
+          </w:p>
+        </w:tc>
+        <w:tc>
+          <w:tcPr>
+            <w:tcW w:w="1384" w:type="dxa"/>
+          </w:tcPr>
+          <w:p>
+            <w:pPr>
+              <w:keepNext/>
+              <w:spacing w:after="0"/>
+            </w:pPr>
+            <w:r>
+              <w:t>TEXT</w:t>
+            </w:r>
+          </w:p>
+        </w:tc>
+        <w:tc>
+          <w:tcPr>
+            <w:tcW w:w="2645" w:type="dxa"/>
+          </w:tcPr>
+          <w:p>
+            <w:pPr>
+              <w:keepNext/>
+              <w:spacing w:after="0"/>
+            </w:pPr>
+            <w:r>
+              <w:t>บันทึกของผู้ทดสอบ (ข้อมูลทดสอบ)</w:t>
+            </w:r>
+          </w:p>
+        </w:tc>
+      </w:tr>
+      <w:tr>
+        <w:tc>
+          <w:tcPr>
+            <w:tcW w:w="1589" w:type="dxa"/>
+          </w:tcPr>
+          <w:p>
+            <w:pPr>
+              <w:keepNext/>
+              <w:spacing w:after="0"/>
+            </w:pPr>
+            <w:r>
+              <w:rPr>
+                <w:b/>
+                <w:bCs/>
+              </w:rPr>
+              <w:t>leads (2 แถว)</w:t>
+            </w:r>
+          </w:p>
+        </w:tc>
+        <w:tc>
+          <w:tcPr>
+            <w:tcW w:w="3742" w:type="dxa"/>
+          </w:tcPr>
+          <w:p>
+            <w:pPr>
+              <w:keepNext/>
+              <w:spacing w:after="0"/>
+            </w:pPr>
+            <w:r>
+              <w:t>id</w:t>
+            </w:r>
+          </w:p>
+        </w:tc>
+        <w:tc>
+          <w:tcPr>
+            <w:tcW w:w="1384" w:type="dxa"/>
+          </w:tcPr>
+          <w:p>
+            <w:pPr>
+              <w:keepNext/>
+              <w:spacing w:after="0"/>
+            </w:pPr>
+            <w:r>
+              <w:t>TEXT</w:t>
+            </w:r>
+          </w:p>
+        </w:tc>
+        <w:tc>
+          <w:tcPr>
+            <w:tcW w:w="2645" w:type="dxa"/>
+          </w:tcPr>
+          <w:p>
+            <w:pPr>
+              <w:keepNext/>
+              <w:spacing w:after="0"/>
+            </w:pPr>
+            <w:r>
+              <w:t>รหัส</w:t>
+            </w:r>
+          </w:p>
+        </w:tc>
+      </w:tr>
+      <w:tr>
+        <w:tc>
+          <w:tcPr>
+            <w:tcW w:w="1589" w:type="dxa"/>
+          </w:tcPr>
+          <w:p>
+            <w:pPr>
+              <w:keepNext/>
+              <w:spacing w:after="0"/>
+            </w:pPr>
+            <w:r>
+              <w:rPr>
+                <w:b/>
+                <w:bCs/>
+              </w:rPr>
+            </w:r>
+          </w:p>
+        </w:tc>
+        <w:tc>
+          <w:tcPr>
+            <w:tcW w:w="3742" w:type="dxa"/>
+          </w:tcPr>
+          <w:p>
+            <w:pPr>
+              <w:keepNext/>
+              <w:spacing w:after="0"/>
+            </w:pPr>
+            <w:r>
+              <w:t>nickname</w:t>
+            </w:r>
+          </w:p>
+        </w:tc>
+        <w:tc>
+          <w:tcPr>
+            <w:tcW w:w="1384" w:type="dxa"/>
+          </w:tcPr>
+          <w:p>
+            <w:pPr>
+              <w:keepNext/>
+              <w:spacing w:after="0"/>
+            </w:pPr>
+            <w:r>
+              <w:t>TEXT</w:t>
+            </w:r>
+          </w:p>
+        </w:tc>
+        <w:tc>
+          <w:tcPr>
+            <w:tcW w:w="2645" w:type="dxa"/>
+          </w:tcPr>
+          <w:p>
+            <w:pPr>
+              <w:keepNext/>
+              <w:spacing w:after="0"/>
+            </w:pPr>
+            <w:r>
+              <w:t>ชื่อเล่น</w:t>
+            </w:r>
+          </w:p>
+        </w:tc>
+      </w:tr>
+      <w:tr>
+        <w:tc>
+          <w:tcPr>
+            <w:tcW w:w="1589" w:type="dxa"/>
+          </w:tcPr>
+          <w:p>
+            <w:pPr>
+              <w:keepNext/>
+              <w:spacing w:after="0"/>
+            </w:pPr>
+            <w:r>
+              <w:rPr>
+                <w:b/>
+                <w:bCs/>
+              </w:rPr>
+            </w:r>
+          </w:p>
+        </w:tc>
+        <w:tc>
+          <w:tcPr>
+            <w:tcW w:w="3742" w:type="dxa"/>
+          </w:tcPr>
+          <w:p>
+            <w:pPr>
+              <w:keepNext/>
+              <w:spacing w:after="0"/>
+            </w:pPr>
+            <w:r>
+              <w:t>interest</w:t>
+            </w:r>
+          </w:p>
+        </w:tc>
+        <w:tc>
+          <w:tcPr>
+            <w:tcW w:w="1384" w:type="dxa"/>
+          </w:tcPr>
+          <w:p>
+            <w:pPr>
+              <w:keepNext/>
+              <w:spacing w:after="0"/>
+            </w:pPr>
+            <w:r>
+              <w:t>TEXT</w:t>
+            </w:r>
+          </w:p>
+        </w:tc>
+        <w:tc>
+          <w:tcPr>
+            <w:tcW w:w="2645" w:type="dxa"/>
+          </w:tcPr>
+          <w:p>
+            <w:pPr>
+              <w:keepNext/>
+              <w:spacing w:after="0"/>
+            </w:pPr>
+            <w:r>
+              <w:t>สนใจอะไร</w:t>
+            </w:r>
+          </w:p>
+        </w:tc>
+      </w:tr>
+      <w:tr>
+        <w:tc>
+          <w:tcPr>
+            <w:tcW w:w="1589" w:type="dxa"/>
+          </w:tcPr>
+          <w:p>
+            <w:pPr>
+              <w:keepNext/>
+              <w:spacing w:after="0"/>
+            </w:pPr>
+            <w:r>
+              <w:rPr>
+                <w:b/>
+                <w:bCs/>
+              </w:rPr>
+            </w:r>
+          </w:p>
+        </w:tc>
+        <w:tc>
+          <w:tcPr>
+            <w:tcW w:w="3742" w:type="dxa"/>
+          </w:tcPr>
+          <w:p>
+            <w:pPr>
+              <w:keepNext/>
+              <w:spacing w:after="0"/>
+            </w:pPr>
+            <w:r>
+              <w:t>channel</w:t>
+            </w:r>
+          </w:p>
+        </w:tc>
+        <w:tc>
+          <w:tcPr>
+            <w:tcW w:w="1384" w:type="dxa"/>
+          </w:tcPr>
+          <w:p>
+            <w:pPr>
+              <w:keepNext/>
+              <w:spacing w:after="0"/>
+            </w:pPr>
+            <w:r>
+              <w:t>TEXT</w:t>
+            </w:r>
+          </w:p>
+        </w:tc>
+        <w:tc>
+          <w:tcPr>
+            <w:tcW w:w="2645" w:type="dxa"/>
+          </w:tcPr>
+          <w:p>
+            <w:pPr>
+              <w:keepNext/>
+              <w:spacing w:after="0"/>
+            </w:pPr>
+            <w:r>
+              <w:t>มาจากช่องทางไหน</w:t>
+            </w:r>
+          </w:p>
+        </w:tc>
+      </w:tr>
+      <w:tr>
+        <w:tc>
+          <w:tcPr>
+            <w:tcW w:w="1589" w:type="dxa"/>
+          </w:tcPr>
+          <w:p>
+            <w:pPr>
+              <w:keepNext/>
+              <w:spacing w:after="0"/>
+            </w:pPr>
+            <w:r>
+              <w:rPr>
+                <w:b/>
+                <w:bCs/>
+              </w:rPr>
+            </w:r>
+          </w:p>
+        </w:tc>
+        <w:tc>
+          <w:tcPr>
+            <w:tcW w:w="3742" w:type="dxa"/>
+          </w:tcPr>
+          <w:p>
+            <w:pPr>
+              <w:keepNext/>
+              <w:spacing w:after="0"/>
+            </w:pPr>
+            <w:r>
+              <w:t>created</w:t>
+            </w:r>
+          </w:p>
+        </w:tc>
+        <w:tc>
+          <w:tcPr>
+            <w:tcW w:w="1384" w:type="dxa"/>
+          </w:tcPr>
+          <w:p>
+            <w:pPr>
+              <w:keepNext/>
+              <w:spacing w:after="0"/>
+            </w:pPr>
+            <w:r>
+              <w:t>TEXT</w:t>
+            </w:r>
+          </w:p>
+        </w:tc>
+        <w:tc>
+          <w:tcPr>
+            <w:tcW w:w="2645" w:type="dxa"/>
+          </w:tcPr>
+          <w:p>
+            <w:pPr>
+              <w:keepNext/>
+              <w:spacing w:after="0"/>
+            </w:pPr>
+            <w:r>
+              <w:t>วันที่เข้ามา</w:t>
+            </w:r>
+          </w:p>
+        </w:tc>
+      </w:tr>
+      <w:tr>
+        <w:tc>
+          <w:tcPr>
+            <w:tcW w:w="1589" w:type="dxa"/>
+          </w:tcPr>
+          <w:p>
+            <w:pPr>
+              <w:keepNext/>
+              <w:spacing w:after="0"/>
+            </w:pPr>
+            <w:r>
+              <w:rPr>
+                <w:b/>
+                <w:bCs/>
+              </w:rPr>
+            </w:r>
+          </w:p>
+        </w:tc>
+        <w:tc>
+          <w:tcPr>
+            <w:tcW w:w="3742" w:type="dxa"/>
+          </w:tcPr>
+          <w:p>
+            <w:pPr>
+              <w:keepNext/>
+              <w:spacing w:after="0"/>
+            </w:pPr>
+            <w:r>
+              <w:t>status</w:t>
+            </w:r>
+          </w:p>
+        </w:tc>
+        <w:tc>
+          <w:tcPr>
+            <w:tcW w:w="1384" w:type="dxa"/>
+          </w:tcPr>
+          <w:p>
+            <w:pPr>
+              <w:keepNext/>
+              <w:spacing w:after="0"/>
+            </w:pPr>
+            <w:r>
+              <w:t>TEXT</w:t>
+            </w:r>
+          </w:p>
+        </w:tc>
+        <w:tc>
+          <w:tcPr>
+            <w:tcW w:w="2645" w:type="dxa"/>
+          </w:tcPr>
+          <w:p>
+            <w:pPr>
+              <w:keepNext/>
+              <w:spacing w:after="0"/>
+            </w:pPr>
+            <w:r>
+              <w:t>new · contacted</w:t>
+            </w:r>
+          </w:p>
+        </w:tc>
+      </w:tr>
+      <w:tr>
+        <w:tc>
+          <w:tcPr>
+            <w:tcW w:w="1589" w:type="dxa"/>
+          </w:tcPr>
+          <w:p>
+            <w:pPr>
+              <w:keepNext/>
+              <w:spacing w:after="0"/>
+            </w:pPr>
+            <w:r>
+              <w:rPr>
+                <w:b/>
+                <w:bCs/>
+              </w:rPr>
+              <w:t>receipts (1 แถว)</w:t>
+            </w:r>
+          </w:p>
+        </w:tc>
+        <w:tc>
+          <w:tcPr>
+            <w:tcW w:w="3742" w:type="dxa"/>
+          </w:tcPr>
+          <w:p>
+            <w:pPr>
+              <w:keepNext/>
+              <w:spacing w:after="0"/>
+            </w:pPr>
+            <w:r>
+              <w:t>id</w:t>
+            </w:r>
+          </w:p>
+        </w:tc>
+        <w:tc>
+          <w:tcPr>
+            <w:tcW w:w="1384" w:type="dxa"/>
+          </w:tcPr>
+          <w:p>
+            <w:pPr>
+              <w:keepNext/>
+              <w:spacing w:after="0"/>
+            </w:pPr>
+            <w:r>
+              <w:t>TEXT</w:t>
+            </w:r>
+          </w:p>
+        </w:tc>
+        <w:tc>
+          <w:tcPr>
+            <w:tcW w:w="2645" w:type="dxa"/>
+          </w:tcPr>
+          <w:p>
+            <w:pPr>
+              <w:keepNext/>
+              <w:spacing w:after="0"/>
+            </w:pPr>
+            <w:r>
+              <w:t>เลขที่ใบเสร็จ</w:t>
+            </w:r>
+          </w:p>
+        </w:tc>
+      </w:tr>
+      <w:tr>
+        <w:tc>
+          <w:tcPr>
+            <w:tcW w:w="1589" w:type="dxa"/>
+          </w:tcPr>
+          <w:p>
+            <w:pPr>
+              <w:keepNext/>
+              <w:spacing w:after="0"/>
+            </w:pPr>
+            <w:r>
+              <w:rPr>
+                <w:b/>
+                <w:bCs/>
+              </w:rPr>
+            </w:r>
+          </w:p>
+        </w:tc>
+        <w:tc>
+          <w:tcPr>
+            <w:tcW w:w="3742" w:type="dxa"/>
+          </w:tcPr>
+          <w:p>
+            <w:pPr>
+              <w:keepNext/>
+              <w:spacing w:after="0"/>
+            </w:pPr>
+            <w:r>
+              <w:t>date</w:t>
+            </w:r>
+          </w:p>
+        </w:tc>
+        <w:tc>
+          <w:tcPr>
+            <w:tcW w:w="1384" w:type="dxa"/>
+          </w:tcPr>
+          <w:p>
+            <w:pPr>
+              <w:keepNext/>
+              <w:spacing w:after="0"/>
+            </w:pPr>
+            <w:r>
+              <w:t>TEXT</w:t>
+            </w:r>
+          </w:p>
+        </w:tc>
+        <w:tc>
+          <w:tcPr>
+            <w:tcW w:w="2645" w:type="dxa"/>
+          </w:tcPr>
+          <w:p>
+            <w:pPr>
+              <w:keepNext/>
+              <w:spacing w:after="0"/>
+            </w:pPr>
+            <w:r>
+              <w:t>วันที่</w:t>
+            </w:r>
+          </w:p>
+        </w:tc>
+      </w:tr>
+      <w:tr>
+        <w:tc>
+          <w:tcPr>
+            <w:tcW w:w="1589" w:type="dxa"/>
+          </w:tcPr>
+          <w:p>
+            <w:pPr>
+              <w:keepNext/>
+              <w:spacing w:after="0"/>
+            </w:pPr>
+            <w:r>
+              <w:rPr>
+                <w:b/>
+                <w:bCs/>
+              </w:rPr>
+            </w:r>
+          </w:p>
+        </w:tc>
+        <w:tc>
+          <w:tcPr>
+            <w:tcW w:w="3742" w:type="dxa"/>
+          </w:tcPr>
+          <w:p>
+            <w:pPr>
+              <w:keepNext/>
+              <w:spacing w:after="0"/>
+            </w:pPr>
+            <w:r>
+              <w:t>items</w:t>
+            </w:r>
+          </w:p>
+        </w:tc>
+        <w:tc>
+          <w:tcPr>
+            <w:tcW w:w="1384" w:type="dxa"/>
+          </w:tcPr>
+          <w:p>
+            <w:pPr>
+              <w:keepNext/>
+              <w:spacing w:after="0"/>
+            </w:pPr>
+            <w:r>
+              <w:t>JSON</w:t>
+            </w:r>
+          </w:p>
+        </w:tc>
+        <w:tc>
+          <w:tcPr>
+            <w:tcW w:w="2645" w:type="dxa"/>
+          </w:tcPr>
+          <w:p>
+            <w:pPr>
+              <w:keepNext/>
+              <w:spacing w:after="0"/>
+            </w:pPr>
+            <w:r>
+              <w:t>รายการสินค้า (รายการ)</w:t>
+            </w:r>
+          </w:p>
+        </w:tc>
+      </w:tr>
+      <w:tr>
+        <w:tc>
+          <w:tcPr>
+            <w:tcW w:w="1589" w:type="dxa"/>
+          </w:tcPr>
+          <w:p>
+            <w:pPr>
+              <w:keepNext/>
+              <w:spacing w:after="0"/>
+            </w:pPr>
+            <w:r>
+              <w:rPr>
+                <w:b/>
+                <w:bCs/>
+              </w:rPr>
+            </w:r>
+          </w:p>
+        </w:tc>
+        <w:tc>
+          <w:tcPr>
+            <w:tcW w:w="3742" w:type="dxa"/>
+          </w:tcPr>
+          <w:p>
+            <w:pPr>
+              <w:keepNext/>
+              <w:spacing w:after="0"/>
+            </w:pPr>
+            <w:r>
+              <w:t>total</w:t>
+            </w:r>
+          </w:p>
+        </w:tc>
+        <w:tc>
+          <w:tcPr>
+            <w:tcW w:w="1384" w:type="dxa"/>
+          </w:tcPr>
+          <w:p>
+            <w:pPr>
+              <w:keepNext/>
+              <w:spacing w:after="0"/>
+            </w:pPr>
+            <w:r>
+              <w:t>INTEGER</w:t>
+            </w:r>
+          </w:p>
+        </w:tc>
+        <w:tc>
+          <w:tcPr>
+            <w:tcW w:w="2645" w:type="dxa"/>
+          </w:tcPr>
+          <w:p>
+            <w:pPr>
+              <w:keepNext/>
+              <w:spacing w:after="0"/>
+            </w:pPr>
+            <w:r>
+              <w:t>ยอดรวม (บาท)</w:t>
+            </w:r>
+          </w:p>
+        </w:tc>
+      </w:tr>
+      <w:tr>
+        <w:tc>
+          <w:tcPr>
+            <w:tcW w:w="1589" w:type="dxa"/>
+          </w:tcPr>
+          <w:p>
+            <w:pPr>
+              <w:keepNext/>
+              <w:spacing w:after="0"/>
+            </w:pPr>
+            <w:r>
+              <w:rPr>
+                <w:b/>
+                <w:bCs/>
+              </w:rPr>
+            </w:r>
+          </w:p>
+        </w:tc>
+        <w:tc>
+          <w:tcPr>
+            <w:tcW w:w="3742" w:type="dxa"/>
+          </w:tcPr>
+          <w:p>
+            <w:pPr>
+              <w:keepNext/>
+              <w:spacing w:after="0"/>
+            </w:pPr>
+            <w:r>
+              <w:t>payment</w:t>
+            </w:r>
+          </w:p>
+        </w:tc>
+        <w:tc>
+          <w:tcPr>
+            <w:tcW w:w="1384" w:type="dxa"/>
+          </w:tcPr>
+          <w:p>
+            <w:pPr>
+              <w:keepNext/>
+              <w:spacing w:after="0"/>
+            </w:pPr>
+            <w:r>
+              <w:t>TEXT</w:t>
+            </w:r>
+          </w:p>
+        </w:tc>
+        <w:tc>
+          <w:tcPr>
+            <w:tcW w:w="2645" w:type="dxa"/>
+          </w:tcPr>
+          <w:p>
+            <w:pPr>
+              <w:keepNext/>
+              <w:spacing w:after="0"/>
+            </w:pPr>
+            <w:r>
+              <w:t>ช่องทางชำระ</w:t>
+            </w:r>
+          </w:p>
+        </w:tc>
+      </w:tr>
+      <w:tr>
+        <w:tc>
+          <w:tcPr>
+            <w:tcW w:w="1589" w:type="dxa"/>
+          </w:tcPr>
+          <w:p>
+            <w:pPr>
+              <w:keepNext/>
+              <w:spacing w:after="0"/>
+            </w:pPr>
+            <w:r>
+              <w:rPr>
+                <w:b/>
+                <w:bCs/>
+              </w:rPr>
+              <w:t>conversations (3 แถว)</w:t>
+            </w:r>
+          </w:p>
+        </w:tc>
+        <w:tc>
+          <w:tcPr>
+            <w:tcW w:w="3742" w:type="dxa"/>
+          </w:tcPr>
+          <w:p>
+            <w:pPr>
+              <w:keepNext/>
+              <w:spacing w:after="0"/>
+            </w:pPr>
+            <w:r>
+              <w:t>id</w:t>
+            </w:r>
+          </w:p>
+        </w:tc>
+        <w:tc>
+          <w:tcPr>
+            <w:tcW w:w="1384" w:type="dxa"/>
+          </w:tcPr>
+          <w:p>
+            <w:pPr>
+              <w:keepNext/>
+              <w:spacing w:after="0"/>
+            </w:pPr>
+            <w:r>
+              <w:t>TEXT</w:t>
+            </w:r>
+          </w:p>
+        </w:tc>
+        <w:tc>
+          <w:tcPr>
+            <w:tcW w:w="2645" w:type="dxa"/>
+          </w:tcPr>
+          <w:p>
+            <w:pPr>
+              <w:keepNext/>
+              <w:spacing w:after="0"/>
+            </w:pPr>
+            <w:r>
+              <w:t>รหัสห้อง 10 ตัว ตัวอักษรสลับตัวเลข เช่น K3M8P2Q7R5</w:t>
+            </w:r>
+          </w:p>
+        </w:tc>
+      </w:tr>
+      <w:tr>
+        <w:tc>
+          <w:tcPr>
+            <w:tcW w:w="1589" w:type="dxa"/>
+          </w:tcPr>
+          <w:p>
+            <w:pPr>
+              <w:keepNext/>
+              <w:spacing w:after="0"/>
+            </w:pPr>
+            <w:r>
+              <w:rPr>
+                <w:b/>
+                <w:bCs/>
+              </w:rPr>
+            </w:r>
+          </w:p>
+        </w:tc>
+        <w:tc>
+          <w:tcPr>
+            <w:tcW w:w="3742" w:type="dxa"/>
+          </w:tcPr>
+          <w:p>
+            <w:pPr>
+              <w:keepNext/>
+              <w:spacing w:after="0"/>
+            </w:pPr>
+            <w:r>
+              <w:t>ticket</w:t>
+            </w:r>
+          </w:p>
+        </w:tc>
+        <w:tc>
+          <w:tcPr>
+            <w:tcW w:w="1384" w:type="dxa"/>
+          </w:tcPr>
+          <w:p>
+            <w:pPr>
+              <w:keepNext/>
+              <w:spacing w:after="0"/>
+            </w:pPr>
+            <w:r>
+              <w:t>TEXT</w:t>
+            </w:r>
+          </w:p>
+        </w:tc>
+        <w:tc>
+          <w:tcPr>
+            <w:tcW w:w="2645" w:type="dxa"/>
+          </w:tcPr>
+          <w:p>
+            <w:pPr>
+              <w:keepNext/>
+              <w:spacing w:after="0"/>
+            </w:pPr>
+            <w:r>
+              <w:t>เลขเรื่องที่บอกลูกค้า (เท่ากับ id)</w:t>
+            </w:r>
+          </w:p>
+        </w:tc>
+      </w:tr>
+      <w:tr>
+        <w:tc>
+          <w:tcPr>
+            <w:tcW w:w="1589" w:type="dxa"/>
+          </w:tcPr>
+          <w:p>
+            <w:pPr>
+              <w:keepNext/>
+              <w:spacing w:after="0"/>
+            </w:pPr>
+            <w:r>
+              <w:rPr>
+                <w:b/>
+                <w:bCs/>
+              </w:rPr>
+            </w:r>
+          </w:p>
+        </w:tc>
+        <w:tc>
+          <w:tcPr>
+            <w:tcW w:w="3742" w:type="dxa"/>
+          </w:tcPr>
+          <w:p>
+            <w:pPr>
+              <w:keepNext/>
+              <w:spacing w:after="0"/>
+            </w:pPr>
+            <w:r>
+              <w:t>name</w:t>
+            </w:r>
+          </w:p>
+        </w:tc>
+        <w:tc>
+          <w:tcPr>
+            <w:tcW w:w="1384" w:type="dxa"/>
+          </w:tcPr>
+          <w:p>
+            <w:pPr>
+              <w:keepNext/>
+              <w:spacing w:after="0"/>
+            </w:pPr>
+            <w:r>
+              <w:t>TEXT</w:t>
+            </w:r>
+          </w:p>
+        </w:tc>
+        <w:tc>
+          <w:tcPr>
+            <w:tcW w:w="2645" w:type="dxa"/>
+          </w:tcPr>
+          <w:p>
+            <w:pPr>
+              <w:keepNext/>
+              <w:spacing w:after="0"/>
+            </w:pPr>
+            <w:r>
+              <w:t>ชื่อลูกค้า (ถ้าทราบ)</w:t>
+            </w:r>
+          </w:p>
+        </w:tc>
+      </w:tr>
+      <w:tr>
+        <w:tc>
+          <w:tcPr>
+            <w:tcW w:w="1589" w:type="dxa"/>
+          </w:tcPr>
+          <w:p>
+            <w:pPr>
+              <w:keepNext/>
+              <w:spacing w:after="0"/>
+            </w:pPr>
+            <w:r>
+              <w:rPr>
+                <w:b/>
+                <w:bCs/>
+              </w:rPr>
+            </w:r>
+          </w:p>
+        </w:tc>
+        <w:tc>
+          <w:tcPr>
+            <w:tcW w:w="3742" w:type="dxa"/>
+          </w:tcPr>
+          <w:p>
+            <w:pPr>
+              <w:keepNext/>
+              <w:spacing w:after="0"/>
+            </w:pPr>
+            <w:r>
+              <w:t>member_id</w:t>
+            </w:r>
+          </w:p>
+        </w:tc>
+        <w:tc>
+          <w:tcPr>
+            <w:tcW w:w="1384" w:type="dxa"/>
+          </w:tcPr>
+          <w:p>
+            <w:pPr>
+              <w:keepNext/>
+              <w:spacing w:after="0"/>
+            </w:pPr>
+            <w:r>
+              <w:t>TEXT</w:t>
+            </w:r>
+          </w:p>
+        </w:tc>
+        <w:tc>
+          <w:tcPr>
+            <w:tcW w:w="2645" w:type="dxa"/>
+          </w:tcPr>
+          <w:p>
+            <w:pPr>
+              <w:keepNext/>
+              <w:spacing w:after="0"/>
+            </w:pPr>
+            <w:r>
+              <w:t>สมาชิกที่ยืนยันตัวตนแล้ว → members.member_id</w:t>
+            </w:r>
+          </w:p>
+        </w:tc>
+      </w:tr>
+      <w:tr>
+        <w:tc>
+          <w:tcPr>
+            <w:tcW w:w="1589" w:type="dxa"/>
+          </w:tcPr>
+          <w:p>
+            <w:pPr>
+              <w:keepNext/>
+              <w:spacing w:after="0"/>
+            </w:pPr>
+            <w:r>
+              <w:rPr>
+                <w:b/>
+                <w:bCs/>
+              </w:rPr>
+            </w:r>
+          </w:p>
+        </w:tc>
+        <w:tc>
+          <w:tcPr>
+            <w:tcW w:w="3742" w:type="dxa"/>
+          </w:tcPr>
+          <w:p>
+            <w:pPr>
+              <w:keepNext/>
+              <w:spacing w:after="0"/>
+            </w:pPr>
+            <w:r>
+              <w:t>topic</w:t>
+            </w:r>
+          </w:p>
+        </w:tc>
+        <w:tc>
+          <w:tcPr>
+            <w:tcW w:w="1384" w:type="dxa"/>
+          </w:tcPr>
+          <w:p>
+            <w:pPr>
+              <w:keepNext/>
+              <w:spacing w:after="0"/>
+            </w:pPr>
+            <w:r>
+              <w:t>TEXT</w:t>
+            </w:r>
+          </w:p>
+        </w:tc>
+        <w:tc>
+          <w:tcPr>
+            <w:tcW w:w="2645" w:type="dxa"/>
+          </w:tcPr>
+          <w:p>
+            <w:pPr>
+              <w:keepNext/>
+              <w:spacing w:after="0"/>
+            </w:pPr>
+            <w:r>
+              <w:t>เรื่องที่ขอคุยกับพนักงาน</w:t>
+            </w:r>
+          </w:p>
+        </w:tc>
+      </w:tr>
+      <w:tr>
+        <w:tc>
+          <w:tcPr>
+            <w:tcW w:w="1589" w:type="dxa"/>
+          </w:tcPr>
+          <w:p>
+            <w:pPr>
+              <w:keepNext/>
+              <w:spacing w:after="0"/>
+            </w:pPr>
+            <w:r>
+              <w:rPr>
+                <w:b/>
+                <w:bCs/>
+              </w:rPr>
+            </w:r>
+          </w:p>
+        </w:tc>
+        <w:tc>
+          <w:tcPr>
+            <w:tcW w:w="3742" w:type="dxa"/>
+          </w:tcPr>
+          <w:p>
+            <w:pPr>
+              <w:keepNext/>
+              <w:spacing w:after="0"/>
+            </w:pPr>
+            <w:r>
+              <w:t>status</w:t>
+            </w:r>
+          </w:p>
+        </w:tc>
+        <w:tc>
+          <w:tcPr>
+            <w:tcW w:w="1384" w:type="dxa"/>
+          </w:tcPr>
+          <w:p>
+            <w:pPr>
+              <w:keepNext/>
+              <w:spacing w:after="0"/>
+            </w:pPr>
+            <w:r>
+              <w:t>TEXT</w:t>
+            </w:r>
+          </w:p>
+        </w:tc>
+        <w:tc>
+          <w:tcPr>
+            <w:tcW w:w="2645" w:type="dxa"/>
+          </w:tcPr>
+          <w:p>
+            <w:pPr>
+              <w:keepNext/>
+              <w:spacing w:after="0"/>
+            </w:pPr>
+            <w:r>
+              <w:t>bot (บอทตอบ) · waiting (รอพนักงาน) · agent (พนักงานรับแล้ว) · closed</w:t>
+            </w:r>
+          </w:p>
+        </w:tc>
+      </w:tr>
+      <w:tr>
+        <w:tc>
+          <w:tcPr>
+            <w:tcW w:w="1589" w:type="dxa"/>
+          </w:tcPr>
+          <w:p>
+            <w:pPr>
+              <w:keepNext/>
+              <w:spacing w:after="0"/>
+            </w:pPr>
+            <w:r>
+              <w:rPr>
+                <w:b/>
+                <w:bCs/>
+              </w:rPr>
+            </w:r>
+          </w:p>
+        </w:tc>
+        <w:tc>
+          <w:tcPr>
+            <w:tcW w:w="3742" w:type="dxa"/>
+          </w:tcPr>
+          <w:p>
+            <w:pPr>
+              <w:keepNext/>
+              <w:spacing w:after="0"/>
+            </w:pPr>
+            <w:r>
+              <w:t>agent</w:t>
+            </w:r>
+          </w:p>
+        </w:tc>
+        <w:tc>
+          <w:tcPr>
+            <w:tcW w:w="1384" w:type="dxa"/>
+          </w:tcPr>
+          <w:p>
+            <w:pPr>
+              <w:keepNext/>
+              <w:spacing w:after="0"/>
+            </w:pPr>
+            <w:r>
+              <w:t>TEXT</w:t>
+            </w:r>
+          </w:p>
+        </w:tc>
+        <w:tc>
+          <w:tcPr>
+            <w:tcW w:w="2645" w:type="dxa"/>
+          </w:tcPr>
+          <w:p>
+            <w:pPr>
+              <w:keepNext/>
+              <w:spacing w:after="0"/>
+            </w:pPr>
+            <w:r>
+              <w:t>พนักงานที่รับเรื่อง</w:t>
+            </w:r>
+          </w:p>
+        </w:tc>
+      </w:tr>
+      <w:tr>
+        <w:tc>
+          <w:tcPr>
+            <w:tcW w:w="1589" w:type="dxa"/>
+          </w:tcPr>
+          <w:p>
+            <w:pPr>
+              <w:keepNext/>
+              <w:spacing w:after="0"/>
+            </w:pPr>
+            <w:r>
+              <w:rPr>
+                <w:b/>
+                <w:bCs/>
+              </w:rPr>
+            </w:r>
+          </w:p>
+        </w:tc>
+        <w:tc>
+          <w:tcPr>
+            <w:tcW w:w="3742" w:type="dxa"/>
+          </w:tcPr>
+          <w:p>
+            <w:pPr>
+              <w:keepNext/>
+              <w:spacing w:after="0"/>
+            </w:pPr>
+            <w:r>
+              <w:t>seen_admin</w:t>
+            </w:r>
+          </w:p>
+        </w:tc>
+        <w:tc>
+          <w:tcPr>
+            <w:tcW w:w="1384" w:type="dxa"/>
+          </w:tcPr>
+          <w:p>
+            <w:pPr>
+              <w:keepNext/>
+              <w:spacing w:after="0"/>
+            </w:pPr>
+            <w:r>
+              <w:t>INTEGER</w:t>
+            </w:r>
+          </w:p>
+        </w:tc>
+        <w:tc>
+          <w:tcPr>
+            <w:tcW w:w="2645" w:type="dxa"/>
+          </w:tcPr>
+          <w:p>
+            <w:pPr>
+              <w:keepNext/>
+              <w:spacing w:after="0"/>
+            </w:pPr>
+            <w:r>
+              <w:t>พนักงานอ่านแล้วหรือยัง (0/1)</w:t>
+            </w:r>
+          </w:p>
+        </w:tc>
+      </w:tr>
+      <w:tr>
+        <w:tc>
+          <w:tcPr>
+            <w:tcW w:w="1589" w:type="dxa"/>
+          </w:tcPr>
+          <w:p>
+            <w:pPr>
+              <w:keepNext/>
+              <w:spacing w:after="0"/>
+            </w:pPr>
+            <w:r>
+              <w:rPr>
+                <w:b/>
+                <w:bCs/>
+              </w:rPr>
+            </w:r>
+          </w:p>
+        </w:tc>
+        <w:tc>
+          <w:tcPr>
+            <w:tcW w:w="3742" w:type="dxa"/>
+          </w:tcPr>
+          <w:p>
+            <w:pPr>
+              <w:keepNext/>
+              <w:spacing w:after="0"/>
+            </w:pPr>
+            <w:r>
+              <w:t>created</w:t>
+            </w:r>
+          </w:p>
+        </w:tc>
+        <w:tc>
+          <w:tcPr>
+            <w:tcW w:w="1384" w:type="dxa"/>
+          </w:tcPr>
+          <w:p>
+            <w:pPr>
+              <w:keepNext/>
+              <w:spacing w:after="0"/>
+            </w:pPr>
+            <w:r>
+              <w:t>TEXT</w:t>
+            </w:r>
+          </w:p>
+        </w:tc>
+        <w:tc>
+          <w:tcPr>
+            <w:tcW w:w="2645" w:type="dxa"/>
+          </w:tcPr>
+          <w:p>
+            <w:pPr>
+              <w:keepNext/>
+              <w:spacing w:after="0"/>
+            </w:pPr>
+            <w:r>
+              <w:t>เวลาเริ่มแชต (UTC)</w:t>
+            </w:r>
+          </w:p>
+        </w:tc>
+      </w:tr>
+      <w:tr>
+        <w:tc>
+          <w:tcPr>
+            <w:tcW w:w="1589" w:type="dxa"/>
+          </w:tcPr>
+          <w:p>
+            <w:pPr>
+              <w:keepNext/>
+              <w:spacing w:after="0"/>
+            </w:pPr>
+            <w:r>
+              <w:rPr>
+                <w:b/>
+                <w:bCs/>
+              </w:rPr>
+            </w:r>
+          </w:p>
+        </w:tc>
+        <w:tc>
+          <w:tcPr>
+            <w:tcW w:w="3742" w:type="dxa"/>
+          </w:tcPr>
+          <w:p>
+            <w:pPr>
+              <w:keepNext/>
+              <w:spacing w:after="0"/>
+            </w:pPr>
+            <w:r>
+              <w:t>updated</w:t>
+            </w:r>
+          </w:p>
+        </w:tc>
+        <w:tc>
+          <w:tcPr>
+            <w:tcW w:w="1384" w:type="dxa"/>
+          </w:tcPr>
+          <w:p>
+            <w:pPr>
+              <w:keepNext/>
+              <w:spacing w:after="0"/>
+            </w:pPr>
+            <w:r>
+              <w:t>TEXT</w:t>
+            </w:r>
+          </w:p>
+        </w:tc>
+        <w:tc>
+          <w:tcPr>
+            <w:tcW w:w="2645" w:type="dxa"/>
+          </w:tcPr>
+          <w:p>
+            <w:pPr>
+              <w:keepNext/>
+              <w:spacing w:after="0"/>
+            </w:pPr>
+            <w:r>
+              <w:t>เวลาข้อความล่าสุด (UTC)</w:t>
+            </w:r>
+          </w:p>
+        </w:tc>
+      </w:tr>
+      <w:tr>
+        <w:tc>
+          <w:tcPr>
+            <w:tcW w:w="1589" w:type="dxa"/>
+          </w:tcPr>
+          <w:p>
+            <w:pPr>
+              <w:keepNext/>
+              <w:spacing w:after="0"/>
+            </w:pPr>
+            <w:r>
+              <w:rPr>
+                <w:b/>
+                <w:bCs/>
+              </w:rPr>
+              <w:t>messages (10 แถว)</w:t>
+            </w:r>
+          </w:p>
+        </w:tc>
+        <w:tc>
+          <w:tcPr>
+            <w:tcW w:w="3742" w:type="dxa"/>
+          </w:tcPr>
+          <w:p>
+            <w:pPr>
+              <w:keepNext/>
+              <w:spacing w:after="0"/>
+            </w:pPr>
+            <w:r>
+              <w:t>id</w:t>
+            </w:r>
+          </w:p>
+        </w:tc>
+        <w:tc>
+          <w:tcPr>
+            <w:tcW w:w="1384" w:type="dxa"/>
+          </w:tcPr>
+          <w:p>
+            <w:pPr>
+              <w:keepNext/>
+              <w:spacing w:after="0"/>
+            </w:pPr>
+            <w:r>
+              <w:t>INTEGER</w:t>
+            </w:r>
+          </w:p>
+        </w:tc>
+        <w:tc>
+          <w:tcPr>
+            <w:tcW w:w="2645" w:type="dxa"/>
+          </w:tcPr>
+          <w:p>
+            <w:pPr>
+              <w:keepNext/>
+              <w:spacing w:after="0"/>
+            </w:pPr>
+            <w:r>
+              <w:t>ลำดับข้อความ</w:t>
+            </w:r>
+          </w:p>
+        </w:tc>
+      </w:tr>
+      <w:tr>
+        <w:tc>
+          <w:tcPr>
+            <w:tcW w:w="1589" w:type="dxa"/>
+          </w:tcPr>
+          <w:p>
+            <w:pPr>
+              <w:keepNext/>
+              <w:spacing w:after="0"/>
+            </w:pPr>
+            <w:r>
+              <w:rPr>
+                <w:b/>
+                <w:bCs/>
+              </w:rPr>
+            </w:r>
+          </w:p>
+        </w:tc>
+        <w:tc>
+          <w:tcPr>
+            <w:tcW w:w="3742" w:type="dxa"/>
+          </w:tcPr>
+          <w:p>
+            <w:pPr>
+              <w:keepNext/>
+              <w:spacing w:after="0"/>
+            </w:pPr>
+            <w:r>
+              <w:t>conv_id</w:t>
+            </w:r>
+          </w:p>
+        </w:tc>
+        <w:tc>
+          <w:tcPr>
+            <w:tcW w:w="1384" w:type="dxa"/>
+          </w:tcPr>
+          <w:p>
+            <w:pPr>
+              <w:keepNext/>
+              <w:spacing w:after="0"/>
+            </w:pPr>
+            <w:r>
+              <w:t>TEXT</w:t>
+            </w:r>
+          </w:p>
+        </w:tc>
+        <w:tc>
+          <w:tcPr>
+            <w:tcW w:w="2645" w:type="dxa"/>
+          </w:tcPr>
+          <w:p>
+            <w:pPr>
+              <w:keepNext/>
+              <w:spacing w:after="0"/>
+            </w:pPr>
+            <w:r>
+              <w:t>ห้อง → conversations.id</w:t>
+            </w:r>
+          </w:p>
+        </w:tc>
+      </w:tr>
+      <w:tr>
+        <w:tc>
+          <w:tcPr>
+            <w:tcW w:w="1589" w:type="dxa"/>
+          </w:tcPr>
+          <w:p>
+            <w:pPr>
+              <w:keepNext/>
+              <w:spacing w:after="0"/>
+            </w:pPr>
+            <w:r>
+              <w:rPr>
+                <w:b/>
+                <w:bCs/>
+              </w:rPr>
+            </w:r>
+          </w:p>
+        </w:tc>
+        <w:tc>
+          <w:tcPr>
+            <w:tcW w:w="3742" w:type="dxa"/>
+          </w:tcPr>
+          <w:p>
+            <w:pPr>
+              <w:keepNext/>
+              <w:spacing w:after="0"/>
+            </w:pPr>
+            <w:r>
+              <w:t>sender</w:t>
+            </w:r>
+          </w:p>
+        </w:tc>
+        <w:tc>
+          <w:tcPr>
+            <w:tcW w:w="1384" w:type="dxa"/>
+          </w:tcPr>
+          <w:p>
+            <w:pPr>
+              <w:keepNext/>
+              <w:spacing w:after="0"/>
+            </w:pPr>
+            <w:r>
+              <w:t>TEXT</w:t>
+            </w:r>
+          </w:p>
+        </w:tc>
+        <w:tc>
+          <w:tcPr>
+            <w:tcW w:w="2645" w:type="dxa"/>
+          </w:tcPr>
+          <w:p>
+            <w:pPr>
+              <w:keepNext/>
+              <w:spacing w:after="0"/>
+            </w:pPr>
+            <w:r>
+              <w:t>user (ลูกค้า) · bot · agent (พนักงาน) · system (ข้อความระบบ)</w:t>
+            </w:r>
+          </w:p>
+        </w:tc>
+      </w:tr>
+      <w:tr>
+        <w:tc>
+          <w:tcPr>
+            <w:tcW w:w="1589" w:type="dxa"/>
+          </w:tcPr>
+          <w:p>
+            <w:pPr>
+              <w:keepNext/>
+              <w:spacing w:after="0"/>
+            </w:pPr>
+            <w:r>
+              <w:rPr>
+                <w:b/>
+                <w:bCs/>
+              </w:rPr>
+            </w:r>
+          </w:p>
+        </w:tc>
+        <w:tc>
+          <w:tcPr>
+            <w:tcW w:w="3742" w:type="dxa"/>
+          </w:tcPr>
+          <w:p>
+            <w:pPr>
+              <w:keepNext/>
+              <w:spacing w:after="0"/>
+            </w:pPr>
+            <w:r>
+              <w:t>text</w:t>
+            </w:r>
+          </w:p>
+        </w:tc>
+        <w:tc>
+          <w:tcPr>
+            <w:tcW w:w="1384" w:type="dxa"/>
+          </w:tcPr>
+          <w:p>
+            <w:pPr>
+              <w:keepNext/>
+              <w:spacing w:after="0"/>
+            </w:pPr>
+            <w:r>
+              <w:t>TEXT</w:t>
+            </w:r>
+          </w:p>
+        </w:tc>
+        <w:tc>
+          <w:tcPr>
+            <w:tcW w:w="2645" w:type="dxa"/>
+          </w:tcPr>
+          <w:p>
+            <w:pPr>
+              <w:keepNext/>
+              <w:spacing w:after="0"/>
+            </w:pPr>
+            <w:r>
+              <w:t>ข้อความ</w:t>
+            </w:r>
+          </w:p>
+        </w:tc>
+      </w:tr>
+      <w:tr>
+        <w:tc>
+          <w:tcPr>
+            <w:tcW w:w="1589" w:type="dxa"/>
+          </w:tcPr>
+          <w:p>
+            <w:pPr>
+              <w:keepNext/>
+              <w:spacing w:after="0"/>
+            </w:pPr>
+            <w:r>
+              <w:rPr>
+                <w:b/>
+                <w:bCs/>
+              </w:rPr>
+            </w:r>
+          </w:p>
+        </w:tc>
+        <w:tc>
+          <w:tcPr>
+            <w:tcW w:w="3742" w:type="dxa"/>
+          </w:tcPr>
+          <w:p>
+            <w:pPr>
+              <w:keepNext/>
+              <w:spacing w:after="0"/>
+            </w:pPr>
+            <w:r>
+              <w:t>by</w:t>
+            </w:r>
+          </w:p>
+        </w:tc>
+        <w:tc>
+          <w:tcPr>
+            <w:tcW w:w="1384" w:type="dxa"/>
+          </w:tcPr>
+          <w:p>
+            <w:pPr>
+              <w:keepNext/>
+              <w:spacing w:after="0"/>
+            </w:pPr>
+            <w:r>
+              <w:t>TEXT</w:t>
+            </w:r>
+          </w:p>
+        </w:tc>
+        <w:tc>
+          <w:tcPr>
+            <w:tcW w:w="2645" w:type="dxa"/>
+          </w:tcPr>
+          <w:p>
+            <w:pPr>
+              <w:keepNext/>
+              <w:spacing w:after="0"/>
+            </w:pPr>
+            <w:r>
+              <w:t>ชื่อพนักงานที่ตอบ</w:t>
+            </w:r>
+          </w:p>
+        </w:tc>
+      </w:tr>
+      <w:tr>
+        <w:tc>
+          <w:tcPr>
+            <w:tcW w:w="1589" w:type="dxa"/>
+          </w:tcPr>
+          <w:p>
+            <w:pPr>
+              <w:keepNext/>
+              <w:spacing w:after="0"/>
+            </w:pPr>
+            <w:r>
+              <w:rPr>
+                <w:b/>
+                <w:bCs/>
+              </w:rPr>
+            </w:r>
+          </w:p>
+        </w:tc>
+        <w:tc>
+          <w:tcPr>
+            <w:tcW w:w="3742" w:type="dxa"/>
+          </w:tcPr>
+          <w:p>
+            <w:pPr>
+              <w:keepNext/>
+              <w:spacing w:after="0"/>
+            </w:pPr>
+            <w:r>
+              <w:t>notify</w:t>
+            </w:r>
+          </w:p>
+        </w:tc>
+        <w:tc>
+          <w:tcPr>
+            <w:tcW w:w="1384" w:type="dxa"/>
+          </w:tcPr>
+          <w:p>
+            <w:pPr>
+              <w:keepNext/>
+              <w:spacing w:after="0"/>
+            </w:pPr>
+            <w:r>
+              <w:t>INTEGER</w:t>
+            </w:r>
+          </w:p>
+        </w:tc>
+        <w:tc>
+          <w:tcPr>
+            <w:tcW w:w="2645" w:type="dxa"/>
+          </w:tcPr>
+          <w:p>
+            <w:pPr>
+              <w:keepNext/>
+              <w:spacing w:after="0"/>
+            </w:pPr>
+            <w:r>
+              <w:t>ข้อความแจ้งเตือนลูกค้า (0/1)</w:t>
+            </w:r>
+          </w:p>
+        </w:tc>
+      </w:tr>
+      <w:tr>
+        <w:tc>
+          <w:tcPr>
+            <w:tcW w:w="1589" w:type="dxa"/>
+          </w:tcPr>
+          <w:p>
+            <w:pPr>
+              <w:keepNext/>
+              <w:spacing w:after="0"/>
+            </w:pPr>
+            <w:r>
+              <w:rPr>
+                <w:b/>
+                <w:bCs/>
+              </w:rPr>
+            </w:r>
+          </w:p>
+        </w:tc>
+        <w:tc>
+          <w:tcPr>
+            <w:tcW w:w="3742" w:type="dxa"/>
+          </w:tcPr>
+          <w:p>
+            <w:pPr>
+              <w:keepNext/>
+              <w:spacing w:after="0"/>
+            </w:pPr>
+            <w:r>
+              <w:t>at</w:t>
+            </w:r>
+          </w:p>
+        </w:tc>
+        <w:tc>
+          <w:tcPr>
+            <w:tcW w:w="1384" w:type="dxa"/>
+          </w:tcPr>
+          <w:p>
+            <w:pPr>
+              <w:keepNext/>
+              <w:spacing w:after="0"/>
+            </w:pPr>
+            <w:r>
+              <w:t>TEXT</w:t>
+            </w:r>
+          </w:p>
+        </w:tc>
+        <w:tc>
+          <w:tcPr>
+            <w:tcW w:w="2645" w:type="dxa"/>
+          </w:tcPr>
+          <w:p>
+            <w:pPr>
+              <w:keepNext/>
+              <w:spacing w:after="0"/>
+            </w:pPr>
+            <w:r>
+              <w:t>เวลา (UTC)</w:t>
+            </w:r>
+          </w:p>
+        </w:tc>
+      </w:tr>
+      <w:tr>
+        <w:tc>
+          <w:tcPr>
+            <w:tcW w:w="1589" w:type="dxa"/>
+          </w:tcPr>
+          <w:p>
+            <w:pPr>
+              <w:keepNext/>
+              <w:spacing w:after="0"/>
+            </w:pPr>
+            <w:r>
+              <w:rPr>
+                <w:b/>
+                <w:bCs/>
+              </w:rPr>
+              <w:t>line_users (0 แถว)</w:t>
+            </w:r>
+          </w:p>
+        </w:tc>
+        <w:tc>
+          <w:tcPr>
+            <w:tcW w:w="3742" w:type="dxa"/>
+          </w:tcPr>
+          <w:p>
+            <w:pPr>
+              <w:keepNext/>
+              <w:spacing w:after="0"/>
+            </w:pPr>
+            <w:r>
+              <w:t>conv_id</w:t>
+            </w:r>
+          </w:p>
+        </w:tc>
+        <w:tc>
+          <w:tcPr>
+            <w:tcW w:w="1384" w:type="dxa"/>
+          </w:tcPr>
+          <w:p>
+            <w:pPr>
+              <w:keepNext/>
+              <w:spacing w:after="0"/>
+            </w:pPr>
+            <w:r>
+              <w:t>TEXT</w:t>
+            </w:r>
+          </w:p>
+        </w:tc>
+        <w:tc>
+          <w:tcPr>
+            <w:tcW w:w="2645" w:type="dxa"/>
+          </w:tcPr>
+          <w:p>
+            <w:pPr>
+              <w:keepNext/>
+              <w:spacing w:after="0"/>
+            </w:pPr>
+            <w:r>
+              <w:t>ห้อง → conversations.id</w:t>
+            </w:r>
+          </w:p>
+        </w:tc>
+      </w:tr>
+      <w:tr>
+        <w:tc>
+          <w:tcPr>
+            <w:tcW w:w="1589" w:type="dxa"/>
+          </w:tcPr>
+          <w:p>
+            <w:pPr>
+              <w:keepNext/>
+              <w:spacing w:after="0"/>
+            </w:pPr>
+            <w:r>
+              <w:rPr>
+                <w:b/>
+                <w:bCs/>
+              </w:rPr>
+            </w:r>
+          </w:p>
+        </w:tc>
+        <w:tc>
+          <w:tcPr>
+            <w:tcW w:w="3742" w:type="dxa"/>
+          </w:tcPr>
+          <w:p>
+            <w:pPr>
+              <w:keepNext/>
+              <w:spacing w:after="0"/>
+            </w:pPr>
+            <w:r>
+              <w:t>user_id</w:t>
+            </w:r>
+          </w:p>
+        </w:tc>
+        <w:tc>
+          <w:tcPr>
+            <w:tcW w:w="1384" w:type="dxa"/>
+          </w:tcPr>
+          <w:p>
+            <w:pPr>
+              <w:keepNext/>
+              <w:spacing w:after="0"/>
+            </w:pPr>
+            <w:r>
+              <w:t>TEXT</w:t>
+            </w:r>
+          </w:p>
+        </w:tc>
+        <w:tc>
+          <w:tcPr>
+            <w:tcW w:w="2645" w:type="dxa"/>
+          </w:tcPr>
+          <w:p>
+            <w:pPr>
+              <w:keepNext/>
+              <w:spacing w:after="0"/>
+            </w:pPr>
+            <w:r>
+              <w:t>LINE user id</w:t>
+            </w:r>
+          </w:p>
+        </w:tc>
+      </w:tr>
+      <w:tr>
+        <w:tc>
+          <w:tcPr>
+            <w:tcW w:w="1589" w:type="dxa"/>
+          </w:tcPr>
+          <w:p>
+            <w:pPr>
+              <w:keepNext/>
+              <w:spacing w:after="0"/>
+            </w:pPr>
+            <w:r>
+              <w:rPr>
+                <w:b/>
+                <w:bCs/>
+              </w:rPr>
+              <w:t>uploads (0 แถว)</w:t>
+            </w:r>
+          </w:p>
+        </w:tc>
+        <w:tc>
+          <w:tcPr>
+            <w:tcW w:w="3742" w:type="dxa"/>
+          </w:tcPr>
+          <w:p>
+            <w:pPr>
+              <w:keepNext/>
+              <w:spacing w:after="0"/>
+            </w:pPr>
+            <w:r>
+              <w:t>id</w:t>
+            </w:r>
+          </w:p>
+        </w:tc>
+        <w:tc>
+          <w:tcPr>
+            <w:tcW w:w="1384" w:type="dxa"/>
+          </w:tcPr>
+          <w:p>
+            <w:pPr>
+              <w:keepNext/>
+              <w:spacing w:after="0"/>
+            </w:pPr>
+            <w:r>
+              <w:t>TEXT</w:t>
+            </w:r>
+          </w:p>
+        </w:tc>
+        <w:tc>
+          <w:tcPr>
+            <w:tcW w:w="2645" w:type="dxa"/>
+          </w:tcPr>
+          <w:p>
+            <w:pPr>
+              <w:keepNext/>
+              <w:spacing w:after="0"/>
+            </w:pPr>
+            <w:r>
+              <w:t>รหัสภาพ</w:t>
+            </w:r>
+          </w:p>
+        </w:tc>
+      </w:tr>
+      <w:tr>
+        <w:tc>
+          <w:tcPr>
+            <w:tcW w:w="1589" w:type="dxa"/>
+          </w:tcPr>
+          <w:p>
+            <w:pPr>
+              <w:keepNext/>
+              <w:spacing w:after="0"/>
+            </w:pPr>
+            <w:r>
+              <w:rPr>
+                <w:b/>
+                <w:bCs/>
+              </w:rPr>
+            </w:r>
+          </w:p>
+        </w:tc>
+        <w:tc>
+          <w:tcPr>
+            <w:tcW w:w="3742" w:type="dxa"/>
+          </w:tcPr>
+          <w:p>
+            <w:pPr>
+              <w:keepNext/>
+              <w:spacing w:after="0"/>
+            </w:pPr>
+            <w:r>
+              <w:t>conv_id</w:t>
+            </w:r>
+          </w:p>
+        </w:tc>
+        <w:tc>
+          <w:tcPr>
+            <w:tcW w:w="1384" w:type="dxa"/>
+          </w:tcPr>
+          <w:p>
+            <w:pPr>
+              <w:keepNext/>
+              <w:spacing w:after="0"/>
+            </w:pPr>
+            <w:r>
+              <w:t>TEXT</w:t>
+            </w:r>
+          </w:p>
+        </w:tc>
+        <w:tc>
+          <w:tcPr>
+            <w:tcW w:w="2645" w:type="dxa"/>
+          </w:tcPr>
+          <w:p>
+            <w:pPr>
+              <w:keepNext/>
+              <w:spacing w:after="0"/>
+            </w:pPr>
+            <w:r>
+              <w:t>ห้อง → conversations.id</w:t>
+            </w:r>
+          </w:p>
+        </w:tc>
+      </w:tr>
+      <w:tr>
+        <w:tc>
+          <w:tcPr>
+            <w:tcW w:w="1589" w:type="dxa"/>
+          </w:tcPr>
+          <w:p>
+            <w:pPr>
+              <w:keepNext/>
+              <w:spacing w:after="0"/>
+            </w:pPr>
+            <w:r>
+              <w:rPr>
+                <w:b/>
+                <w:bCs/>
+              </w:rPr>
+            </w:r>
+          </w:p>
+        </w:tc>
+        <w:tc>
+          <w:tcPr>
+            <w:tcW w:w="3742" w:type="dxa"/>
+          </w:tcPr>
+          <w:p>
+            <w:pPr>
+              <w:keepNext/>
+              <w:spacing w:after="0"/>
+            </w:pPr>
+            <w:r>
+              <w:t>file</w:t>
+            </w:r>
+          </w:p>
+        </w:tc>
+        <w:tc>
+          <w:tcPr>
+            <w:tcW w:w="1384" w:type="dxa"/>
+          </w:tcPr>
+          <w:p>
+            <w:pPr>
+              <w:keepNext/>
+              <w:spacing w:after="0"/>
+            </w:pPr>
+            <w:r>
+              <w:t>TEXT</w:t>
+            </w:r>
+          </w:p>
+        </w:tc>
+        <w:tc>
+          <w:tcPr>
+            <w:tcW w:w="2645" w:type="dxa"/>
+          </w:tcPr>
+          <w:p>
+            <w:pPr>
+              <w:keepNext/>
+              <w:spacing w:after="0"/>
+            </w:pPr>
+            <w:r>
+              <w:t>ชื่อไฟล์ภาพในโฟลเดอร์ slips/</w:t>
+            </w:r>
+          </w:p>
+        </w:tc>
+      </w:tr>
+      <w:tr>
+        <w:tc>
+          <w:tcPr>
+            <w:tcW w:w="1589" w:type="dxa"/>
+          </w:tcPr>
+          <w:p>
+            <w:pPr>
+              <w:keepNext/>
+              <w:spacing w:after="0"/>
+            </w:pPr>
+            <w:r>
+              <w:rPr>
+                <w:b/>
+                <w:bCs/>
+              </w:rPr>
+            </w:r>
+          </w:p>
+        </w:tc>
+        <w:tc>
+          <w:tcPr>
+            <w:tcW w:w="3742" w:type="dxa"/>
+          </w:tcPr>
+          <w:p>
+            <w:pPr>
+              <w:keepNext/>
+              <w:spacing w:after="0"/>
+            </w:pPr>
+            <w:r>
+              <w:t>at</w:t>
+            </w:r>
+          </w:p>
+        </w:tc>
+        <w:tc>
+          <w:tcPr>
+            <w:tcW w:w="1384" w:type="dxa"/>
+          </w:tcPr>
+          <w:p>
+            <w:pPr>
+              <w:keepNext/>
+              <w:spacing w:after="0"/>
+            </w:pPr>
+            <w:r>
+              <w:t>TEXT</w:t>
+            </w:r>
+          </w:p>
+        </w:tc>
+        <w:tc>
+          <w:tcPr>
+            <w:tcW w:w="2645" w:type="dxa"/>
+          </w:tcPr>
+          <w:p>
+            <w:pPr>
+              <w:keepNext/>
+              <w:spacing w:after="0"/>
+            </w:pPr>
+            <w:r>
+              <w:t>เวลา (UTC)</w:t>
+            </w:r>
+          </w:p>
+        </w:tc>
+      </w:tr>
+      <w:tr>
+        <w:tc>
+          <w:tcPr>
+            <w:tcW w:w="1589" w:type="dxa"/>
+          </w:tcPr>
+          <w:p>
+            <w:pPr>
+              <w:keepNext/>
+              <w:spacing w:after="0"/>
+            </w:pPr>
+            <w:r>
+              <w:rPr>
+                <w:b/>
+                <w:bCs/>
+              </w:rPr>
+              <w:t>slips (0 แถว)</w:t>
+            </w:r>
+          </w:p>
+        </w:tc>
+        <w:tc>
+          <w:tcPr>
+            <w:tcW w:w="3742" w:type="dxa"/>
+          </w:tcPr>
+          <w:p>
+            <w:pPr>
+              <w:keepNext/>
+              <w:spacing w:after="0"/>
+            </w:pPr>
+            <w:r>
+              <w:t>id</w:t>
+            </w:r>
+          </w:p>
+        </w:tc>
+        <w:tc>
+          <w:tcPr>
+            <w:tcW w:w="1384" w:type="dxa"/>
+          </w:tcPr>
+          <w:p>
+            <w:pPr>
+              <w:keepNext/>
+              <w:spacing w:after="0"/>
+            </w:pPr>
+            <w:r>
+              <w:t>INTEGER</w:t>
+            </w:r>
+          </w:p>
+        </w:tc>
+        <w:tc>
+          <w:tcPr>
+            <w:tcW w:w="2645" w:type="dxa"/>
+          </w:tcPr>
+          <w:p>
+            <w:pPr>
+              <w:keepNext/>
+              <w:spacing w:after="0"/>
+            </w:pPr>
+            <w:r>
+              <w:t>ลำดับ</w:t>
+            </w:r>
+          </w:p>
+        </w:tc>
+      </w:tr>
+      <w:tr>
+        <w:tc>
+          <w:tcPr>
+            <w:tcW w:w="1589" w:type="dxa"/>
+          </w:tcPr>
+          <w:p>
+            <w:pPr>
+              <w:keepNext/>
+              <w:spacing w:after="0"/>
+            </w:pPr>
+            <w:r>
+              <w:rPr>
+                <w:b/>
+                <w:bCs/>
+              </w:rPr>
+            </w:r>
+          </w:p>
+        </w:tc>
+        <w:tc>
+          <w:tcPr>
+            <w:tcW w:w="3742" w:type="dxa"/>
+          </w:tcPr>
+          <w:p>
+            <w:pPr>
+              <w:keepNext/>
+              <w:spacing w:after="0"/>
+            </w:pPr>
+            <w:r>
+              <w:t>payment_id</w:t>
+            </w:r>
+          </w:p>
+        </w:tc>
+        <w:tc>
+          <w:tcPr>
+            <w:tcW w:w="1384" w:type="dxa"/>
+          </w:tcPr>
+          <w:p>
+            <w:pPr>
+              <w:keepNext/>
+              <w:spacing w:after="0"/>
+            </w:pPr>
+            <w:r>
+              <w:t>TEXT</w:t>
+            </w:r>
+          </w:p>
+        </w:tc>
+        <w:tc>
+          <w:tcPr>
+            <w:tcW w:w="2645" w:type="dxa"/>
+          </w:tcPr>
+          <w:p>
+            <w:pPr>
+              <w:keepNext/>
+              <w:spacing w:after="0"/>
+            </w:pPr>
+            <w:r>
+              <w:t>ยอดชำระ → payments.id</w:t>
+            </w:r>
+          </w:p>
+        </w:tc>
+      </w:tr>
+      <w:tr>
+        <w:tc>
+          <w:tcPr>
+            <w:tcW w:w="1589" w:type="dxa"/>
+          </w:tcPr>
+          <w:p>
+            <w:pPr>
+              <w:keepNext/>
+              <w:spacing w:after="0"/>
+            </w:pPr>
+            <w:r>
+              <w:rPr>
+                <w:b/>
+                <w:bCs/>
+              </w:rPr>
+            </w:r>
+          </w:p>
+        </w:tc>
+        <w:tc>
+          <w:tcPr>
+            <w:tcW w:w="3742" w:type="dxa"/>
+          </w:tcPr>
+          <w:p>
+            <w:pPr>
+              <w:keepNext/>
+              <w:spacing w:after="0"/>
+            </w:pPr>
+            <w:r>
+              <w:t>member_id</w:t>
+            </w:r>
+          </w:p>
+        </w:tc>
+        <w:tc>
+          <w:tcPr>
+            <w:tcW w:w="1384" w:type="dxa"/>
+          </w:tcPr>
+          <w:p>
+            <w:pPr>
+              <w:keepNext/>
+              <w:spacing w:after="0"/>
+            </w:pPr>
+            <w:r>
+              <w:t>TEXT</w:t>
+            </w:r>
+          </w:p>
+        </w:tc>
+        <w:tc>
+          <w:tcPr>
+            <w:tcW w:w="2645" w:type="dxa"/>
+          </w:tcPr>
+          <w:p>
+            <w:pPr>
+              <w:keepNext/>
+              <w:spacing w:after="0"/>
+            </w:pPr>
+            <w:r>
+              <w:t>สมาชิก → members.member_id</w:t>
+            </w:r>
+          </w:p>
+        </w:tc>
+      </w:tr>
+      <w:tr>
+        <w:tc>
+          <w:tcPr>
+            <w:tcW w:w="1589" w:type="dxa"/>
+          </w:tcPr>
+          <w:p>
+            <w:pPr>
+              <w:keepNext/>
+              <w:spacing w:after="0"/>
+            </w:pPr>
+            <w:r>
+              <w:rPr>
+                <w:b/>
+                <w:bCs/>
+              </w:rPr>
+            </w:r>
+          </w:p>
+        </w:tc>
+        <w:tc>
+          <w:tcPr>
+            <w:tcW w:w="3742" w:type="dxa"/>
+          </w:tcPr>
+          <w:p>
+            <w:pPr>
+              <w:keepNext/>
+              <w:spacing w:after="0"/>
+            </w:pPr>
+            <w:r>
+              <w:t>conv_id</w:t>
+            </w:r>
+          </w:p>
+        </w:tc>
+        <w:tc>
+          <w:tcPr>
+            <w:tcW w:w="1384" w:type="dxa"/>
+          </w:tcPr>
+          <w:p>
+            <w:pPr>
+              <w:keepNext/>
+              <w:spacing w:after="0"/>
+            </w:pPr>
+            <w:r>
+              <w:t>TEXT</w:t>
+            </w:r>
+          </w:p>
+        </w:tc>
+        <w:tc>
+          <w:tcPr>
+            <w:tcW w:w="2645" w:type="dxa"/>
+          </w:tcPr>
+          <w:p>
+            <w:pPr>
+              <w:keepNext/>
+              <w:spacing w:after="0"/>
+            </w:pPr>
+            <w:r>
+              <w:t>ห้อง → conversations.id</w:t>
+            </w:r>
+          </w:p>
+        </w:tc>
+      </w:tr>
+      <w:tr>
+        <w:tc>
+          <w:tcPr>
+            <w:tcW w:w="1589" w:type="dxa"/>
+          </w:tcPr>
+          <w:p>
+            <w:pPr>
+              <w:keepNext/>
+              <w:spacing w:after="0"/>
+            </w:pPr>
+            <w:r>
+              <w:rPr>
+                <w:b/>
+                <w:bCs/>
+              </w:rPr>
+            </w:r>
+          </w:p>
+        </w:tc>
+        <w:tc>
+          <w:tcPr>
+            <w:tcW w:w="3742" w:type="dxa"/>
+          </w:tcPr>
+          <w:p>
+            <w:pPr>
+              <w:keepNext/>
+              <w:spacing w:after="0"/>
+            </w:pPr>
+            <w:r>
+              <w:t>file</w:t>
+            </w:r>
+          </w:p>
+        </w:tc>
+        <w:tc>
+          <w:tcPr>
+            <w:tcW w:w="1384" w:type="dxa"/>
+          </w:tcPr>
+          <w:p>
+            <w:pPr>
+              <w:keepNext/>
+              <w:spacing w:after="0"/>
+            </w:pPr>
+            <w:r>
+              <w:t>TEXT</w:t>
+            </w:r>
+          </w:p>
+        </w:tc>
+        <w:tc>
+          <w:tcPr>
+            <w:tcW w:w="2645" w:type="dxa"/>
+          </w:tcPr>
+          <w:p>
+            <w:pPr>
+              <w:keepNext/>
+              <w:spacing w:after="0"/>
+            </w:pPr>
+            <w:r>
+              <w:t>ชื่อไฟล์ภาพ</w:t>
+            </w:r>
+          </w:p>
+        </w:tc>
+      </w:tr>
+      <w:tr>
+        <w:tc>
+          <w:tcPr>
+            <w:tcW w:w="1589" w:type="dxa"/>
+          </w:tcPr>
+          <w:p>
+            <w:pPr>
+              <w:keepNext/>
+              <w:spacing w:after="0"/>
+            </w:pPr>
+            <w:r>
+              <w:rPr>
+                <w:b/>
+                <w:bCs/>
+              </w:rPr>
+            </w:r>
+          </w:p>
+        </w:tc>
+        <w:tc>
+          <w:tcPr>
+            <w:tcW w:w="3742" w:type="dxa"/>
+          </w:tcPr>
+          <w:p>
+            <w:pPr>
+              <w:keepNext/>
+              <w:spacing w:after="0"/>
+            </w:pPr>
+            <w:r>
+              <w:t>reference</w:t>
+            </w:r>
+          </w:p>
+        </w:tc>
+        <w:tc>
+          <w:tcPr>
+            <w:tcW w:w="1384" w:type="dxa"/>
+          </w:tcPr>
+          <w:p>
+            <w:pPr>
+              <w:keepNext/>
+              <w:spacing w:after="0"/>
+            </w:pPr>
+            <w:r>
+              <w:t>TEXT</w:t>
+            </w:r>
+          </w:p>
+        </w:tc>
+        <w:tc>
+          <w:tcPr>
+            <w:tcW w:w="2645" w:type="dxa"/>
+          </w:tcPr>
+          <w:p>
+            <w:pPr>
+              <w:keepNext/>
+              <w:spacing w:after="0"/>
+            </w:pPr>
+            <w:r>
+              <w:t>เลขอ้างอิงในสลิป</w:t>
+            </w:r>
+          </w:p>
+        </w:tc>
+      </w:tr>
+      <w:tr>
+        <w:tc>
+          <w:tcPr>
+            <w:tcW w:w="1589" w:type="dxa"/>
+          </w:tcPr>
+          <w:p>
+            <w:pPr>
+              <w:keepNext/>
+              <w:spacing w:after="0"/>
+            </w:pPr>
+            <w:r>
+              <w:rPr>
+                <w:b/>
+                <w:bCs/>
+              </w:rPr>
+            </w:r>
+          </w:p>
+        </w:tc>
+        <w:tc>
+          <w:tcPr>
+            <w:tcW w:w="3742" w:type="dxa"/>
+          </w:tcPr>
+          <w:p>
+            <w:pPr>
+              <w:keepNext/>
+              <w:spacing w:after="0"/>
+            </w:pPr>
+            <w:r>
+              <w:t>amount</w:t>
+            </w:r>
+          </w:p>
+        </w:tc>
+        <w:tc>
+          <w:tcPr>
+            <w:tcW w:w="1384" w:type="dxa"/>
+          </w:tcPr>
+          <w:p>
+            <w:pPr>
+              <w:keepNext/>
+              <w:spacing w:after="0"/>
+            </w:pPr>
+            <w:r>
+              <w:t>REAL</w:t>
+            </w:r>
+          </w:p>
+        </w:tc>
+        <w:tc>
+          <w:tcPr>
+            <w:tcW w:w="2645" w:type="dxa"/>
+          </w:tcPr>
+          <w:p>
+            <w:pPr>
+              <w:keepNext/>
+              <w:spacing w:after="0"/>
+            </w:pPr>
+            <w:r>
+              <w:t>ยอดในสลิป (บาท)</w:t>
+            </w:r>
+          </w:p>
+        </w:tc>
+      </w:tr>
+      <w:tr>
+        <w:tc>
+          <w:tcPr>
+            <w:tcW w:w="1589" w:type="dxa"/>
+          </w:tcPr>
+          <w:p>
+            <w:pPr>
+              <w:keepNext/>
+              <w:spacing w:after="0"/>
+            </w:pPr>
+            <w:r>
+              <w:rPr>
+                <w:b/>
+                <w:bCs/>
+              </w:rPr>
+            </w:r>
+          </w:p>
+        </w:tc>
+        <w:tc>
+          <w:tcPr>
+            <w:tcW w:w="3742" w:type="dxa"/>
+          </w:tcPr>
+          <w:p>
+            <w:pPr>
+              <w:keepNext/>
+              <w:spacing w:after="0"/>
+            </w:pPr>
+            <w:r>
+              <w:t>ok</w:t>
+            </w:r>
+          </w:p>
+        </w:tc>
+        <w:tc>
+          <w:tcPr>
+            <w:tcW w:w="1384" w:type="dxa"/>
+          </w:tcPr>
+          <w:p>
+            <w:pPr>
+              <w:keepNext/>
+              <w:spacing w:after="0"/>
+            </w:pPr>
+            <w:r>
+              <w:t>INTEGER</w:t>
+            </w:r>
+          </w:p>
+        </w:tc>
+        <w:tc>
+          <w:tcPr>
+            <w:tcW w:w="2645" w:type="dxa"/>
+          </w:tcPr>
+          <w:p>
+            <w:pPr>
+              <w:keepNext/>
+              <w:spacing w:after="0"/>
+            </w:pPr>
+            <w:r>
+              <w:t>ผ่านครบ 5 ข้อ (0/1)</w:t>
+            </w:r>
+          </w:p>
+        </w:tc>
+      </w:tr>
+      <w:tr>
+        <w:tc>
+          <w:tcPr>
+            <w:tcW w:w="1589" w:type="dxa"/>
+          </w:tcPr>
+          <w:p>
+            <w:pPr>
+              <w:keepNext/>
+              <w:spacing w:after="0"/>
+            </w:pPr>
+            <w:r>
+              <w:rPr>
+                <w:b/>
+                <w:bCs/>
+              </w:rPr>
+            </w:r>
+          </w:p>
+        </w:tc>
+        <w:tc>
+          <w:tcPr>
+            <w:tcW w:w="3742" w:type="dxa"/>
+          </w:tcPr>
+          <w:p>
+            <w:pPr>
+              <w:keepNext/>
+              <w:spacing w:after="0"/>
+            </w:pPr>
+            <w:r>
+              <w:t>checks</w:t>
+            </w:r>
+          </w:p>
+        </w:tc>
+        <w:tc>
+          <w:tcPr>
+            <w:tcW w:w="1384" w:type="dxa"/>
+          </w:tcPr>
+          <w:p>
+            <w:pPr>
+              <w:keepNext/>
+              <w:spacing w:after="0"/>
+            </w:pPr>
+            <w:r>
+              <w:t>TEXT</w:t>
+            </w:r>
+          </w:p>
+        </w:tc>
+        <w:tc>
+          <w:tcPr>
+            <w:tcW w:w="2645" w:type="dxa"/>
+          </w:tcPr>
+          <w:p>
+            <w:pPr>
+              <w:keepNext/>
+              <w:spacing w:after="0"/>
+            </w:pPr>
+            <w:r>
+              <w:t>ผลตรวจทีละข้อ (JSON)</w:t>
+            </w:r>
+          </w:p>
+        </w:tc>
+      </w:tr>
+      <w:tr>
+        <w:tc>
+          <w:tcPr>
+            <w:tcW w:w="1589" w:type="dxa"/>
+          </w:tcPr>
+          <w:p>
+            <w:pPr>
+              <w:keepNext/>
+              <w:spacing w:after="0"/>
+            </w:pPr>
+            <w:r>
+              <w:rPr>
+                <w:b/>
+                <w:bCs/>
+              </w:rPr>
+            </w:r>
+          </w:p>
+        </w:tc>
+        <w:tc>
+          <w:tcPr>
+            <w:tcW w:w="3742" w:type="dxa"/>
+          </w:tcPr>
+          <w:p>
+            <w:pPr>
+              <w:keepNext/>
+              <w:spacing w:after="0"/>
+            </w:pPr>
+            <w:r>
+              <w:t>at</w:t>
+            </w:r>
+          </w:p>
+        </w:tc>
+        <w:tc>
+          <w:tcPr>
+            <w:tcW w:w="1384" w:type="dxa"/>
+          </w:tcPr>
+          <w:p>
+            <w:pPr>
+              <w:keepNext/>
+              <w:spacing w:after="0"/>
+            </w:pPr>
+            <w:r>
+              <w:t>TEXT</w:t>
+            </w:r>
+          </w:p>
+        </w:tc>
+        <w:tc>
+          <w:tcPr>
+            <w:tcW w:w="2645" w:type="dxa"/>
+          </w:tcPr>
+          <w:p>
+            <w:pPr>
+              <w:keepNext/>
+              <w:spacing w:after="0"/>
+            </w:pPr>
+            <w:r>
+              <w:t>เวลา (UTC)</w:t>
+            </w:r>
+          </w:p>
+        </w:tc>
+      </w:tr>
+      <w:tr>
+        <w:tc>
+          <w:tcPr>
+            <w:tcW w:w="1589" w:type="dxa"/>
+          </w:tcPr>
+          <w:p>
+            <w:pPr>
+              <w:keepNext/>
+              <w:spacing w:after="0"/>
+            </w:pPr>
+            <w:r>
+              <w:rPr>
+                <w:b/>
+                <w:bCs/>
+              </w:rPr>
+              <w:t>settings (27 แถว)</w:t>
+            </w:r>
+          </w:p>
+        </w:tc>
+        <w:tc>
+          <w:tcPr>
+            <w:tcW w:w="3742" w:type="dxa"/>
+          </w:tcPr>
+          <w:p>
+            <w:pPr>
+              <w:keepNext/>
+              <w:spacing w:after="0"/>
+            </w:pPr>
+            <w:r>
+              <w:t>source</w:t>
+            </w:r>
+          </w:p>
+        </w:tc>
+        <w:tc>
+          <w:tcPr>
+            <w:tcW w:w="1384" w:type="dxa"/>
+          </w:tcPr>
+          <w:p>
+            <w:pPr>
+              <w:keepNext/>
+              <w:spacing w:after="0"/>
+            </w:pPr>
+            <w:r>
+              <w:t>TEXT</w:t>
+            </w:r>
+          </w:p>
+        </w:tc>
+        <w:tc>
+          <w:tcPr>
+            <w:tcW w:w="2645" w:type="dxa"/>
+          </w:tcPr>
+          <w:p>
+            <w:pPr>
+              <w:keepNext/>
+              <w:spacing w:after="0"/>
+            </w:pPr>
+            <w:r>
+              <w:t>มาจากไฟล์ไหน เช่น business</w:t>
+            </w:r>
+          </w:p>
+        </w:tc>
+      </w:tr>
+      <w:tr>
+        <w:tc>
+          <w:tcPr>
+            <w:tcW w:w="1589" w:type="dxa"/>
+          </w:tcPr>
+          <w:p>
+            <w:pPr>
+              <w:keepNext/>
+              <w:spacing w:after="0"/>
+            </w:pPr>
+            <w:r>
+              <w:rPr>
+                <w:b/>
+                <w:bCs/>
+              </w:rPr>
+            </w:r>
+          </w:p>
+        </w:tc>
+        <w:tc>
+          <w:tcPr>
+            <w:tcW w:w="3742" w:type="dxa"/>
+          </w:tcPr>
+          <w:p>
+            <w:pPr>
+              <w:keepNext/>
+              <w:spacing w:after="0"/>
+            </w:pPr>
+            <w:r>
+              <w:t>key</w:t>
+            </w:r>
+          </w:p>
+        </w:tc>
+        <w:tc>
+          <w:tcPr>
+            <w:tcW w:w="1384" w:type="dxa"/>
+          </w:tcPr>
+          <w:p>
+            <w:pPr>
+              <w:keepNext/>
+              <w:spacing w:after="0"/>
+            </w:pPr>
+            <w:r>
+              <w:t>TEXT</w:t>
+            </w:r>
+          </w:p>
+        </w:tc>
+        <w:tc>
+          <w:tcPr>
+            <w:tcW w:w="2645" w:type="dxa"/>
+          </w:tcPr>
+          <w:p>
+            <w:pPr>
+              <w:keepNext/>
+              <w:spacing w:after="0"/>
+            </w:pPr>
+            <w:r>
+              <w:t>ชื่อค่า</w:t>
+            </w:r>
+          </w:p>
+        </w:tc>
+      </w:tr>
+      <w:tr>
+        <w:tc>
+          <w:tcPr>
+            <w:tcW w:w="1589" w:type="dxa"/>
+          </w:tcPr>
+          <w:p>
+            <w:pPr>
+              <w:keepNext/>
+              <w:spacing w:after="0"/>
+            </w:pPr>
+            <w:r>
+              <w:rPr>
+                <w:b/>
+                <w:bCs/>
+              </w:rPr>
+            </w:r>
+          </w:p>
+        </w:tc>
+        <w:tc>
+          <w:tcPr>
+            <w:tcW w:w="3742" w:type="dxa"/>
+          </w:tcPr>
+          <w:p>
+            <w:pPr>
+              <w:keepNext/>
+              <w:spacing w:after="0"/>
+            </w:pPr>
+            <w:r>
+              <w:t>value</w:t>
+            </w:r>
+          </w:p>
+        </w:tc>
+        <w:tc>
+          <w:tcPr>
+            <w:tcW w:w="1384" w:type="dxa"/>
+          </w:tcPr>
+          <w:p>
+            <w:pPr>
+              <w:keepNext/>
+              <w:spacing w:after="0"/>
+            </w:pPr>
+            <w:r>
+              <w:t>JSON</w:t>
+            </w:r>
+          </w:p>
+        </w:tc>
+        <w:tc>
+          <w:tcPr>
+            <w:tcW w:w="2645" w:type="dxa"/>
+          </w:tcPr>
+          <w:p>
+            <w:pPr>
+              <w:keepNext/>
+              <w:spacing w:after="0"/>
+            </w:pPr>
+            <w:r>
+              <w:t>ค่า (JSON)</w:t>
+            </w:r>
+          </w:p>
+        </w:tc>
+      </w:tr>
+      <w:tr>
+        <w:tc>
+          <w:tcPr>
+            <w:tcW w:w="1589" w:type="dxa"/>
+          </w:tcPr>
+          <w:p>
+            <w:pPr>
+              <w:keepNext/>
+              <w:spacing w:after="0"/>
+            </w:pPr>
+            <w:r>
+              <w:rPr>
+                <w:b/>
+                <w:bCs/>
+              </w:rPr>
+              <w:t>seed (1 แถว)</w:t>
+            </w:r>
+          </w:p>
+        </w:tc>
+        <w:tc>
+          <w:tcPr>
+            <w:tcW w:w="3742" w:type="dxa"/>
+          </w:tcPr>
+          <w:p>
+            <w:pPr>
+              <w:keepNext/>
+              <w:spacing w:after="0"/>
+            </w:pPr>
+            <w:r>
+              <w:t>id</w:t>
+            </w:r>
+          </w:p>
+        </w:tc>
+        <w:tc>
+          <w:tcPr>
+            <w:tcW w:w="1384" w:type="dxa"/>
+          </w:tcPr>
+          <w:p>
+            <w:pPr>
+              <w:keepNext/>
+              <w:spacing w:after="0"/>
+            </w:pPr>
+            <w:r>
+              <w:t>INTEGER</w:t>
+            </w:r>
+          </w:p>
+        </w:tc>
+        <w:tc>
+          <w:tcPr>
+            <w:tcW w:w="2645" w:type="dxa"/>
+          </w:tcPr>
+          <w:p>
+            <w:pPr>
+              <w:keepNext/>
+              <w:spacing w:after="0"/>
+            </w:pPr>
+            <w:r>
+              <w:t>1 แถวเสมอ</w:t>
+            </w:r>
+          </w:p>
+        </w:tc>
+      </w:tr>
+      <w:tr>
+        <w:tc>
+          <w:tcPr>
+            <w:tcW w:w="1589" w:type="dxa"/>
+          </w:tcPr>
+          <w:p>
+            <w:pPr>
+              <w:keepNext/>
+              <w:spacing w:after="0"/>
+            </w:pPr>
+            <w:r>
+              <w:rPr>
+                <w:b/>
+                <w:bCs/>
+              </w:rPr>
+            </w:r>
+          </w:p>
+        </w:tc>
+        <w:tc>
+          <w:tcPr>
+            <w:tcW w:w="3742" w:type="dxa"/>
+          </w:tcPr>
+          <w:p>
+            <w:pPr>
+              <w:keepNext/>
+              <w:spacing w:after="0"/>
+            </w:pPr>
+            <w:r>
+              <w:t>hash</w:t>
+            </w:r>
+          </w:p>
+        </w:tc>
+        <w:tc>
+          <w:tcPr>
+            <w:tcW w:w="1384" w:type="dxa"/>
+          </w:tcPr>
+          <w:p>
+            <w:pPr>
+              <w:keepNext/>
+              <w:spacing w:after="0"/>
+            </w:pPr>
+            <w:r>
+              <w:t>TEXT</w:t>
+            </w:r>
+          </w:p>
+        </w:tc>
+        <w:tc>
+          <w:tcPr>
+            <w:tcW w:w="2645" w:type="dxa"/>
+          </w:tcPr>
+          <w:p>
+            <w:pPr>
+              <w:keepNext/>
+              <w:spacing w:after="0"/>
+            </w:pPr>
+            <w:r>
+              <w:t>SHA-256 ของ data/db/*.json</w:t>
+            </w:r>
+          </w:p>
+        </w:tc>
+      </w:tr>
+      <w:tr>
+        <w:tc>
+          <w:tcPr>
+            <w:tcW w:w="1589" w:type="dxa"/>
+          </w:tcPr>
+          <w:p>
+            <w:pPr>
+              <w:keepNext/>
+              <w:spacing w:after="0"/>
+            </w:pPr>
+            <w:r>
+              <w:rPr>
+                <w:b/>
+                <w:bCs/>
+              </w:rPr>
+            </w:r>
+          </w:p>
+        </w:tc>
+        <w:tc>
+          <w:tcPr>
+            <w:tcW w:w="3742" w:type="dxa"/>
+          </w:tcPr>
+          <w:p>
+            <w:pPr>
+              <w:keepNext/>
+              <w:spacing w:after="0"/>
+            </w:pPr>
+            <w:r>
+              <w:t>at</w:t>
+            </w:r>
+          </w:p>
+        </w:tc>
+        <w:tc>
+          <w:tcPr>
+            <w:tcW w:w="1384" w:type="dxa"/>
+          </w:tcPr>
+          <w:p>
+            <w:pPr>
+              <w:keepNext/>
+              <w:spacing w:after="0"/>
+            </w:pPr>
+            <w:r>
+              <w:t>TEXT</w:t>
+            </w:r>
+          </w:p>
+        </w:tc>
+        <w:tc>
+          <w:tcPr>
+            <w:tcW w:w="2645" w:type="dxa"/>
+          </w:tcPr>
+          <w:p>
+            <w:pPr>
+              <w:keepNext/>
+              <w:spacing w:after="0"/>
+            </w:pPr>
+            <w:r>
+              <w:t>เวลาที่โหลด (UTC)</w:t>
+            </w:r>
+          </w:p>
+        </w:tc>
+      </w:tr>
+    </w:tbl>
+    <w:p>
+      <w:r/>
+    </w:p>
+    <w:p>
+      <w:pPr>
+        <w:keepNext/>
         <w:spacing w:before="360" w:after="160"/>
         <w:outlineLvl w:val="0"/>
       </w:pPr>
